--- a/Docs/Тест_план_Арифметический_калькулятор_v1_1.docx
+++ b/Docs/Тест_план_Арифметический_калькулятор_v1_1.docx
@@ -2969,7 +2969,7 @@
                 <w:sz w:val="22"/>
                 <w:lang w:val="ru-RU" w:eastAsia="ru-RU"/>
               </w:rPr>
-              <w:t xml:space="preserve">Ручной системный</w:t>
+              <w:t xml:space="preserve">Автоматический системный</w:t>
             </w:r>
           </w:p>
         </w:tc>
@@ -3205,7 +3205,7 @@
                 <w:sz w:val="22"/>
                 <w:lang w:val="ru-RU" w:eastAsia="ru-RU"/>
               </w:rPr>
-              <w:t xml:space="preserve">Calculator.Calculate, 9 сценариев</w:t>
+              <w:t xml:space="preserve">Calculator.Calculate, 10 сценариев</w:t>
             </w:r>
           </w:p>
         </w:tc>
@@ -3304,7 +3304,7 @@
                 <w:sz w:val="22"/>
                 <w:lang w:val="ru-RU" w:eastAsia="ru-RU"/>
               </w:rPr>
-              <w:t xml:space="preserve">CalculatorSession и Calculator, 8 сценариев</w:t>
+              <w:t xml:space="preserve">CalculatorSession и Calculator, 9 сценариев</w:t>
             </w:r>
           </w:p>
         </w:tc>
@@ -3403,7 +3403,7 @@
                 <w:sz w:val="22"/>
                 <w:lang w:val="ru-RU" w:eastAsia="ru-RU"/>
               </w:rPr>
-              <w:t xml:space="preserve">Form1, 5 автоматических и 3 ручных сценария</w:t>
+              <w:t xml:space="preserve">Form1, 7 автоматических и 1 ручной сценарий</w:t>
             </w:r>
           </w:p>
         </w:tc>
@@ -3703,7 +3703,7 @@
           <w:sz w:val="28"/>
           <w:lang w:val="ru-RU" w:eastAsia="ru-RU"/>
         </w:rPr>
-        <w:t xml:space="preserve"> 22 автоматических теста проходят; ручные сценарии выполнены; нет открытых дефектов высокой серьёзности; результаты зафиксированы.</w:t>
+        <w:t xml:space="preserve"> 26 автоматических теста проходят; ручные сценарии выполнены; нет открытых дефектов высокой серьёзности; результаты зафиксированы.</w:t>
       </w:r>
     </w:p>
     <w:p>
@@ -5193,13 +5193,12 @@
       </w:tblPr>
       <w:tblGrid>
         <w:gridCol w:w="4505"/>
-        <w:gridCol w:w="692"/>
-        <w:gridCol w:w="691"/>
-        <w:gridCol w:w="692"/>
-        <w:gridCol w:w="692"/>
-        <w:gridCol w:w="693"/>
-        <w:gridCol w:w="692"/>
-        <w:gridCol w:w="691"/>
+        <w:gridCol w:w="807"/>
+        <w:gridCol w:w="807"/>
+        <w:gridCol w:w="807"/>
+        <w:gridCol w:w="807"/>
+        <w:gridCol w:w="807"/>
+        <w:gridCol w:w="808"/>
       </w:tblGrid>
       <w:tr>
         <w:tblPrEx>
@@ -5247,7 +5246,7 @@
         </w:tc>
         <w:tc>
           <w:tcPr>
-            <w:tcW w:w="692" w:type="dxa"/>
+            <w:tcW w:w="807" w:type="dxa"/>
           </w:tcPr>
           <w:p>
             <w:pPr>
@@ -5274,7 +5273,7 @@
         </w:tc>
         <w:tc>
           <w:tcPr>
-            <w:tcW w:w="691" w:type="dxa"/>
+            <w:tcW w:w="807" w:type="dxa"/>
           </w:tcPr>
           <w:p>
             <w:pPr>
@@ -5301,7 +5300,7 @@
         </w:tc>
         <w:tc>
           <w:tcPr>
-            <w:tcW w:w="692" w:type="dxa"/>
+            <w:tcW w:w="807" w:type="dxa"/>
           </w:tcPr>
           <w:p>
             <w:pPr>
@@ -5328,7 +5327,7 @@
         </w:tc>
         <w:tc>
           <w:tcPr>
-            <w:tcW w:w="692" w:type="dxa"/>
+            <w:tcW w:w="807" w:type="dxa"/>
           </w:tcPr>
           <w:p>
             <w:pPr>
@@ -5355,7 +5354,7 @@
         </w:tc>
         <w:tc>
           <w:tcPr>
-            <w:tcW w:w="693" w:type="dxa"/>
+            <w:tcW w:w="807" w:type="dxa"/>
           </w:tcPr>
           <w:p>
             <w:pPr>
@@ -5382,7 +5381,7 @@
         </w:tc>
         <w:tc>
           <w:tcPr>
-            <w:tcW w:w="692" w:type="dxa"/>
+            <w:tcW w:w="808" w:type="dxa"/>
           </w:tcPr>
           <w:p>
             <w:pPr>
@@ -5404,33 +5403,6 @@
                 <w:lang w:val="ru-RU" w:eastAsia="ru-RU"/>
               </w:rPr>
               <w:t xml:space="preserve">6</w:t>
-            </w:r>
-          </w:p>
-        </w:tc>
-        <w:tc>
-          <w:tcPr>
-            <w:tcW w:w="691" w:type="dxa"/>
-          </w:tcPr>
-          <w:p>
-            <w:pPr>
-              <w:widowControl/>
-              <w:spacing w:before="0" w:after="0" w:line="240" w:lineRule="auto"/>
-              <w:ind w:firstLine="0"/>
-              <w:jc w:val="center"/>
-              <w:rPr>
-                <w:kern w:val="0"/>
-              </w:rPr>
-            </w:pPr>
-            <w:r>
-              <w:rPr>
-                <w:rFonts w:cs="Times New Roman"/>
-                <w:b/>
-                <w:i w:val="0"/>
-                <w:kern w:val="0"/>
-                <w:sz w:val="22"/>
-                <w:lang w:val="ru-RU" w:eastAsia="ru-RU"/>
-              </w:rPr>
-              <w:t xml:space="preserve">7</w:t>
             </w:r>
           </w:p>
         </w:tc>
@@ -5481,7 +5453,7 @@
         </w:tc>
         <w:tc>
           <w:tcPr>
-            <w:tcW w:w="692" w:type="dxa"/>
+            <w:tcW w:w="807" w:type="dxa"/>
           </w:tcPr>
           <w:p>
             <w:pPr>
@@ -5508,7 +5480,7 @@
         </w:tc>
         <w:tc>
           <w:tcPr>
-            <w:tcW w:w="691" w:type="dxa"/>
+            <w:tcW w:w="807" w:type="dxa"/>
           </w:tcPr>
           <w:p>
             <w:pPr>
@@ -5527,7 +5499,7 @@
         </w:tc>
         <w:tc>
           <w:tcPr>
-            <w:tcW w:w="692" w:type="dxa"/>
+            <w:tcW w:w="807" w:type="dxa"/>
           </w:tcPr>
           <w:p>
             <w:pPr>
@@ -5546,7 +5518,7 @@
         </w:tc>
         <w:tc>
           <w:tcPr>
-            <w:tcW w:w="692" w:type="dxa"/>
+            <w:tcW w:w="807" w:type="dxa"/>
           </w:tcPr>
           <w:p>
             <w:pPr>
@@ -5565,7 +5537,7 @@
         </w:tc>
         <w:tc>
           <w:tcPr>
-            <w:tcW w:w="693" w:type="dxa"/>
+            <w:tcW w:w="807" w:type="dxa"/>
           </w:tcPr>
           <w:p>
             <w:pPr>
@@ -5584,26 +5556,7 @@
         </w:tc>
         <w:tc>
           <w:tcPr>
-            <w:tcW w:w="692" w:type="dxa"/>
-          </w:tcPr>
-          <w:p>
-            <w:pPr>
-              <w:widowControl/>
-              <w:spacing w:before="0" w:after="0" w:line="240" w:lineRule="auto"/>
-              <w:ind w:firstLine="0"/>
-              <w:jc w:val="left"/>
-              <w:rPr>
-                <w:kern w:val="0"/>
-              </w:rPr>
-            </w:pPr>
-            <w:r>
-              <w:t xml:space="preserve"/>
-            </w:r>
-          </w:p>
-        </w:tc>
-        <w:tc>
-          <w:tcPr>
-            <w:tcW w:w="691" w:type="dxa"/>
+            <w:tcW w:w="808" w:type="dxa"/>
           </w:tcPr>
           <w:p>
             <w:pPr>
@@ -5667,7 +5620,7 @@
         </w:tc>
         <w:tc>
           <w:tcPr>
-            <w:tcW w:w="692" w:type="dxa"/>
+            <w:tcW w:w="807" w:type="dxa"/>
           </w:tcPr>
           <w:p>
             <w:pPr>
@@ -5686,7 +5639,7 @@
         </w:tc>
         <w:tc>
           <w:tcPr>
-            <w:tcW w:w="691" w:type="dxa"/>
+            <w:tcW w:w="807" w:type="dxa"/>
           </w:tcPr>
           <w:p>
             <w:pPr>
@@ -5713,7 +5666,7 @@
         </w:tc>
         <w:tc>
           <w:tcPr>
-            <w:tcW w:w="692" w:type="dxa"/>
+            <w:tcW w:w="807" w:type="dxa"/>
           </w:tcPr>
           <w:p>
             <w:pPr>
@@ -5740,7 +5693,7 @@
         </w:tc>
         <w:tc>
           <w:tcPr>
-            <w:tcW w:w="692" w:type="dxa"/>
+            <w:tcW w:w="807" w:type="dxa"/>
           </w:tcPr>
           <w:p>
             <w:pPr>
@@ -5759,7 +5712,7 @@
         </w:tc>
         <w:tc>
           <w:tcPr>
-            <w:tcW w:w="693" w:type="dxa"/>
+            <w:tcW w:w="807" w:type="dxa"/>
           </w:tcPr>
           <w:p>
             <w:pPr>
@@ -5778,26 +5731,7 @@
         </w:tc>
         <w:tc>
           <w:tcPr>
-            <w:tcW w:w="692" w:type="dxa"/>
-          </w:tcPr>
-          <w:p>
-            <w:pPr>
-              <w:widowControl/>
-              <w:spacing w:before="0" w:after="0" w:line="240" w:lineRule="auto"/>
-              <w:ind w:firstLine="0"/>
-              <w:jc w:val="left"/>
-              <w:rPr>
-                <w:kern w:val="0"/>
-              </w:rPr>
-            </w:pPr>
-            <w:r>
-              <w:t xml:space="preserve"/>
-            </w:r>
-          </w:p>
-        </w:tc>
-        <w:tc>
-          <w:tcPr>
-            <w:tcW w:w="691" w:type="dxa"/>
+            <w:tcW w:w="808" w:type="dxa"/>
           </w:tcPr>
           <w:p>
             <w:pPr>
@@ -5861,7 +5795,7 @@
         </w:tc>
         <w:tc>
           <w:tcPr>
-            <w:tcW w:w="692" w:type="dxa"/>
+            <w:tcW w:w="807" w:type="dxa"/>
           </w:tcPr>
           <w:p>
             <w:pPr>
@@ -5880,7 +5814,7 @@
         </w:tc>
         <w:tc>
           <w:tcPr>
-            <w:tcW w:w="691" w:type="dxa"/>
+            <w:tcW w:w="807" w:type="dxa"/>
           </w:tcPr>
           <w:p>
             <w:pPr>
@@ -5899,7 +5833,7 @@
         </w:tc>
         <w:tc>
           <w:tcPr>
-            <w:tcW w:w="692" w:type="dxa"/>
+            <w:tcW w:w="807" w:type="dxa"/>
           </w:tcPr>
           <w:p>
             <w:pPr>
@@ -5918,7 +5852,7 @@
         </w:tc>
         <w:tc>
           <w:tcPr>
-            <w:tcW w:w="692" w:type="dxa"/>
+            <w:tcW w:w="807" w:type="dxa"/>
           </w:tcPr>
           <w:p>
             <w:pPr>
@@ -5945,7 +5879,7 @@
         </w:tc>
         <w:tc>
           <w:tcPr>
-            <w:tcW w:w="693" w:type="dxa"/>
+            <w:tcW w:w="807" w:type="dxa"/>
           </w:tcPr>
           <w:p>
             <w:pPr>
@@ -5964,26 +5898,7 @@
         </w:tc>
         <w:tc>
           <w:tcPr>
-            <w:tcW w:w="692" w:type="dxa"/>
-          </w:tcPr>
-          <w:p>
-            <w:pPr>
-              <w:widowControl/>
-              <w:spacing w:before="0" w:after="0" w:line="240" w:lineRule="auto"/>
-              <w:ind w:firstLine="0"/>
-              <w:jc w:val="left"/>
-              <w:rPr>
-                <w:kern w:val="0"/>
-              </w:rPr>
-            </w:pPr>
-            <w:r>
-              <w:t xml:space="preserve"/>
-            </w:r>
-          </w:p>
-        </w:tc>
-        <w:tc>
-          <w:tcPr>
-            <w:tcW w:w="691" w:type="dxa"/>
+            <w:tcW w:w="808" w:type="dxa"/>
           </w:tcPr>
           <w:p>
             <w:pPr>
@@ -6047,7 +5962,7 @@
         </w:tc>
         <w:tc>
           <w:tcPr>
-            <w:tcW w:w="692" w:type="dxa"/>
+            <w:tcW w:w="807" w:type="dxa"/>
           </w:tcPr>
           <w:p>
             <w:pPr>
@@ -6066,7 +5981,7 @@
         </w:tc>
         <w:tc>
           <w:tcPr>
-            <w:tcW w:w="691" w:type="dxa"/>
+            <w:tcW w:w="807" w:type="dxa"/>
           </w:tcPr>
           <w:p>
             <w:pPr>
@@ -6085,7 +6000,7 @@
         </w:tc>
         <w:tc>
           <w:tcPr>
-            <w:tcW w:w="692" w:type="dxa"/>
+            <w:tcW w:w="807" w:type="dxa"/>
           </w:tcPr>
           <w:p>
             <w:pPr>
@@ -6104,7 +6019,7 @@
         </w:tc>
         <w:tc>
           <w:tcPr>
-            <w:tcW w:w="692" w:type="dxa"/>
+            <w:tcW w:w="807" w:type="dxa"/>
           </w:tcPr>
           <w:p>
             <w:pPr>
@@ -6123,7 +6038,7 @@
         </w:tc>
         <w:tc>
           <w:tcPr>
-            <w:tcW w:w="693" w:type="dxa"/>
+            <w:tcW w:w="807" w:type="dxa"/>
           </w:tcPr>
           <w:p>
             <w:pPr>
@@ -6150,26 +6065,7 @@
         </w:tc>
         <w:tc>
           <w:tcPr>
-            <w:tcW w:w="692" w:type="dxa"/>
-          </w:tcPr>
-          <w:p>
-            <w:pPr>
-              <w:widowControl/>
-              <w:spacing w:before="0" w:after="0" w:line="240" w:lineRule="auto"/>
-              <w:ind w:firstLine="0"/>
-              <w:jc w:val="left"/>
-              <w:rPr>
-                <w:kern w:val="0"/>
-              </w:rPr>
-            </w:pPr>
-            <w:r>
-              <w:t xml:space="preserve"/>
-            </w:r>
-          </w:p>
-        </w:tc>
-        <w:tc>
-          <w:tcPr>
-            <w:tcW w:w="691" w:type="dxa"/>
+            <w:tcW w:w="808" w:type="dxa"/>
           </w:tcPr>
           <w:p>
             <w:pPr>
@@ -6233,7 +6129,7 @@
         </w:tc>
         <w:tc>
           <w:tcPr>
-            <w:tcW w:w="692" w:type="dxa"/>
+            <w:tcW w:w="807" w:type="dxa"/>
           </w:tcPr>
           <w:p>
             <w:pPr>
@@ -6252,7 +6148,7 @@
         </w:tc>
         <w:tc>
           <w:tcPr>
-            <w:tcW w:w="691" w:type="dxa"/>
+            <w:tcW w:w="807" w:type="dxa"/>
           </w:tcPr>
           <w:p>
             <w:pPr>
@@ -6271,7 +6167,7 @@
         </w:tc>
         <w:tc>
           <w:tcPr>
-            <w:tcW w:w="692" w:type="dxa"/>
+            <w:tcW w:w="807" w:type="dxa"/>
           </w:tcPr>
           <w:p>
             <w:pPr>
@@ -6290,7 +6186,7 @@
         </w:tc>
         <w:tc>
           <w:tcPr>
-            <w:tcW w:w="692" w:type="dxa"/>
+            <w:tcW w:w="807" w:type="dxa"/>
           </w:tcPr>
           <w:p>
             <w:pPr>
@@ -6309,7 +6205,7 @@
         </w:tc>
         <w:tc>
           <w:tcPr>
-            <w:tcW w:w="693" w:type="dxa"/>
+            <w:tcW w:w="807" w:type="dxa"/>
           </w:tcPr>
           <w:p>
             <w:pPr>
@@ -6328,7 +6224,7 @@
         </w:tc>
         <w:tc>
           <w:tcPr>
-            <w:tcW w:w="692" w:type="dxa"/>
+            <w:tcW w:w="808" w:type="dxa"/>
           </w:tcPr>
           <w:p>
             <w:pPr>
@@ -6349,25 +6245,6 @@
                 <w:sz w:val="22"/>
                 <w:lang w:val="ru-RU" w:eastAsia="ru-RU"/>
               </w:rPr>
-              <w:t xml:space="preserve"/>
-            </w:r>
-          </w:p>
-        </w:tc>
-        <w:tc>
-          <w:tcPr>
-            <w:tcW w:w="691" w:type="dxa"/>
-          </w:tcPr>
-          <w:p>
-            <w:pPr>
-              <w:widowControl/>
-              <w:spacing w:before="0" w:after="0" w:line="240" w:lineRule="auto"/>
-              <w:ind w:firstLine="0"/>
-              <w:jc w:val="left"/>
-              <w:rPr>
-                <w:kern w:val="0"/>
-              </w:rPr>
-            </w:pPr>
-            <w:r>
               <w:t xml:space="preserve"/>
             </w:r>
           </w:p>
@@ -6419,7 +6296,7 @@
         </w:tc>
         <w:tc>
           <w:tcPr>
-            <w:tcW w:w="692" w:type="dxa"/>
+            <w:tcW w:w="807" w:type="dxa"/>
           </w:tcPr>
           <w:p>
             <w:pPr>
@@ -6438,7 +6315,7 @@
         </w:tc>
         <w:tc>
           <w:tcPr>
-            <w:tcW w:w="691" w:type="dxa"/>
+            <w:tcW w:w="807" w:type="dxa"/>
           </w:tcPr>
           <w:p>
             <w:pPr>
@@ -6457,7 +6334,7 @@
         </w:tc>
         <w:tc>
           <w:tcPr>
-            <w:tcW w:w="692" w:type="dxa"/>
+            <w:tcW w:w="807" w:type="dxa"/>
           </w:tcPr>
           <w:p>
             <w:pPr>
@@ -6476,7 +6353,7 @@
         </w:tc>
         <w:tc>
           <w:tcPr>
-            <w:tcW w:w="692" w:type="dxa"/>
+            <w:tcW w:w="807" w:type="dxa"/>
           </w:tcPr>
           <w:p>
             <w:pPr>
@@ -6495,7 +6372,7 @@
         </w:tc>
         <w:tc>
           <w:tcPr>
-            <w:tcW w:w="693" w:type="dxa"/>
+            <w:tcW w:w="807" w:type="dxa"/>
           </w:tcPr>
           <w:p>
             <w:pPr>
@@ -6514,7 +6391,7 @@
         </w:tc>
         <w:tc>
           <w:tcPr>
-            <w:tcW w:w="692" w:type="dxa"/>
+            <w:tcW w:w="808" w:type="dxa"/>
           </w:tcPr>
           <w:p>
             <w:pPr>
@@ -6528,33 +6405,6 @@
             </w:pPr>
             <w:r>
               <w:t xml:space="preserve">X</w:t>
-            </w:r>
-          </w:p>
-        </w:tc>
-        <w:tc>
-          <w:tcPr>
-            <w:tcW w:w="691" w:type="dxa"/>
-          </w:tcPr>
-          <w:p>
-            <w:pPr>
-              <w:widowControl/>
-              <w:spacing w:before="0" w:after="0" w:line="240" w:lineRule="auto"/>
-              <w:ind w:firstLine="0"/>
-              <w:jc w:val="left"/>
-              <w:rPr>
-                <w:kern w:val="0"/>
-              </w:rPr>
-            </w:pPr>
-            <w:r>
-              <w:rPr>
-                <w:rFonts w:cs="Times New Roman"/>
-                <w:b w:val="0"/>
-                <w:i w:val="0"/>
-                <w:kern w:val="0"/>
-                <w:sz w:val="22"/>
-                <w:lang w:val="ru-RU" w:eastAsia="ru-RU"/>
-              </w:rPr>
-              <w:t xml:space="preserve"/>
             </w:r>
           </w:p>
         </w:tc>
@@ -6807,7 +6657,7 @@
                 <w:sz w:val="22"/>
                 <w:lang w:val="ru-RU" w:eastAsia="ru-RU"/>
               </w:rPr>
-              <w:t xml:space="preserve">не менее 9</w:t>
+              <w:t xml:space="preserve">не менее 10</w:t>
             </w:r>
           </w:p>
         </w:tc>
@@ -6834,7 +6684,7 @@
                 <w:sz w:val="22"/>
                 <w:lang w:val="ru-RU" w:eastAsia="ru-RU"/>
               </w:rPr>
-              <w:t xml:space="preserve">9</w:t>
+              <w:t xml:space="preserve">10</w:t>
             </w:r>
           </w:p>
         </w:tc>
@@ -6906,7 +6756,7 @@
                 <w:sz w:val="22"/>
                 <w:lang w:val="ru-RU" w:eastAsia="ru-RU"/>
               </w:rPr>
-              <w:t xml:space="preserve">не менее 8</w:t>
+              <w:t xml:space="preserve">не менее 9</w:t>
             </w:r>
           </w:p>
         </w:tc>
@@ -6933,7 +6783,7 @@
                 <w:sz w:val="22"/>
                 <w:lang w:val="ru-RU" w:eastAsia="ru-RU"/>
               </w:rPr>
-              <w:t xml:space="preserve">8</w:t>
+              <w:t xml:space="preserve">9</w:t>
             </w:r>
           </w:p>
         </w:tc>
@@ -7005,7 +6855,7 @@
                 <w:sz w:val="22"/>
                 <w:lang w:val="ru-RU" w:eastAsia="ru-RU"/>
               </w:rPr>
-              <w:t xml:space="preserve">не менее 5</w:t>
+              <w:t xml:space="preserve">не менее 7</w:t>
             </w:r>
           </w:p>
         </w:tc>
@@ -7032,7 +6882,7 @@
                 <w:sz w:val="22"/>
                 <w:lang w:val="ru-RU" w:eastAsia="ru-RU"/>
               </w:rPr>
-              <w:t xml:space="preserve">5</w:t>
+              <w:t xml:space="preserve">7</w:t>
             </w:r>
           </w:p>
         </w:tc>
@@ -7077,7 +6927,7 @@
                 <w:sz w:val="22"/>
                 <w:lang w:val="ru-RU" w:eastAsia="ru-RU"/>
               </w:rPr>
-              <w:t xml:space="preserve">Ручных сценариев</w:t>
+              <w:t xml:space="preserve">Ручная проверка масштаба</w:t>
             </w:r>
           </w:p>
         </w:tc>
@@ -7104,7 +6954,7 @@
                 <w:sz w:val="22"/>
                 <w:lang w:val="ru-RU" w:eastAsia="ru-RU"/>
               </w:rPr>
-              <w:t xml:space="preserve">3</w:t>
+              <w:t xml:space="preserve">1</w:t>
             </w:r>
           </w:p>
         </w:tc>
@@ -7131,7 +6981,7 @@
                 <w:sz w:val="22"/>
                 <w:lang w:val="ru-RU" w:eastAsia="ru-RU"/>
               </w:rPr>
-              <w:t xml:space="preserve">не проведены</w:t>
+              <w:t xml:space="preserve">не проведена</w:t>
             </w:r>
           </w:p>
         </w:tc>
@@ -8188,7 +8038,7 @@
           <w:sz w:val="28"/>
           <w:lang w:val="ru-RU" w:eastAsia="ru-RU"/>
         </w:rPr>
-        <w:t xml:space="preserve">Автоматические тесты: 22 из 22 пройдены. Ручные проверки: Enter, запрет редактирования результата и масштаб окна — не проведены.</w:t>
+        <w:t xml:space="preserve">Автоматические тесты: 26 из 26 пройдены. Дополнительно проверены переполнение при умножении, обработка Enter формой и свойство ReadOnly поля результата. Ручная проверка при масштабе Windows 100% и 150% не проведена.</w:t>
       </w:r>
     </w:p>
     <w:p>
@@ -8328,7 +8178,7 @@
                 <w:sz w:val="22"/>
                 <w:lang w:val="ru-RU" w:eastAsia="ru-RU"/>
               </w:rPr>
-              <w:t xml:space="preserve">Способ разрешения</w:t>
+              <w:t xml:space="preserve">Способ разрешения и результат</w:t>
             </w:r>
           </w:p>
         </w:tc>
@@ -8430,7 +8280,7 @@
                 <w:sz w:val="22"/>
                 <w:lang w:val="ru-RU" w:eastAsia="ru-RU"/>
               </w:rPr>
-              <w:t xml:space="preserve">Проверить 1.5, 1,5, 1,234.5 и 1.234,5. Сравнить результат для каждого формата.</w:t>
+              <w:t xml:space="preserve">Проверить 1.5, 1,5, 1,234.5 и 1.234,5. Все четыре формата проверены автотестами.</w:t>
             </w:r>
           </w:p>
         </w:tc>
@@ -8529,7 +8379,7 @@
                 <w:sz w:val="22"/>
                 <w:lang w:val="ru-RU" w:eastAsia="ru-RU"/>
               </w:rPr>
-              <w:t xml:space="preserve">Проверить decimal.MaxValue + 1 и decimal.MaxValue × 2. Должно появиться сообщение об ошибке.</w:t>
+              <w:t xml:space="preserve">Проверить decimal.MaxValue + 1 и decimal.MaxValue × 2. Исключение и сообщение об ошибке проверены автотестами.</w:t>
             </w:r>
           </w:p>
         </w:tc>
@@ -8628,7 +8478,7 @@
                 <w:sz w:val="22"/>
                 <w:lang w:val="ru-RU" w:eastAsia="ru-RU"/>
               </w:rPr>
-              <w:t xml:space="preserve">Выполнить расчёт, затем изменить число или операцию. Убедиться, что прежний ответ удалён.</w:t>
+              <w:t xml:space="preserve">Выполнить расчёт, затем изменить число или операцию. Сброс прежнего ответа проверен автотестами.</w:t>
             </w:r>
           </w:p>
         </w:tc>
@@ -8727,7 +8577,7 @@
                 <w:sz w:val="22"/>
                 <w:lang w:val="ru-RU" w:eastAsia="ru-RU"/>
               </w:rPr>
-              <w:t xml:space="preserve">Открыть форму при масштабе 100% и 150%. Проверить поля, кнопки и сообщения об ошибках.</w:t>
+              <w:t xml:space="preserve">Открыть форму при масштабе 100% и 150%. Проверить поля, кнопки и сообщения об ошибках. Проверка не проведена.</w:t>
             </w:r>
           </w:p>
         </w:tc>

--- a/Docs/Тест_план_Арифметический_калькулятор_v1_1.docx
+++ b/Docs/Тест_план_Арифметический_калькулятор_v1_1.docx
@@ -6883,105 +6883,6 @@
                 <w:lang w:val="ru-RU" w:eastAsia="ru-RU"/>
               </w:rPr>
               <w:t xml:space="preserve">7</w:t>
-            </w:r>
-          </w:p>
-        </w:tc>
-      </w:tr>
-      <w:tr>
-        <w:tblPrEx>
-          <w:tblBorders>
-            <w:top w:val="single" w:color="auto" w:sz="4" w:space="0"/>
-            <w:left w:val="single" w:color="auto" w:sz="4" w:space="0"/>
-            <w:bottom w:val="single" w:color="auto" w:sz="4" w:space="0"/>
-            <w:right w:val="single" w:color="auto" w:sz="4" w:space="0"/>
-            <w:insideH w:val="single" w:color="auto" w:sz="4" w:space="0"/>
-            <w:insideV w:val="single" w:color="auto" w:sz="4" w:space="0"/>
-          </w:tblBorders>
-          <w:tblCellMar>
-            <w:top w:w="0" w:type="dxa"/>
-            <w:left w:w="108" w:type="dxa"/>
-            <w:bottom w:w="0" w:type="dxa"/>
-            <w:right w:w="108" w:type="dxa"/>
-          </w:tblCellMar>
-        </w:tblPrEx>
-        <w:tc>
-          <w:tcPr>
-            <w:tcW w:w="5773" w:type="dxa"/>
-          </w:tcPr>
-          <w:p>
-            <w:pPr>
-              <w:widowControl/>
-              <w:spacing w:before="0" w:after="0" w:line="240" w:lineRule="auto"/>
-              <w:ind w:firstLine="0"/>
-              <w:jc w:val="left"/>
-              <w:rPr>
-                <w:kern w:val="0"/>
-              </w:rPr>
-            </w:pPr>
-            <w:r>
-              <w:rPr>
-                <w:rFonts w:cs="Times New Roman"/>
-                <w:b w:val="0"/>
-                <w:i w:val="0"/>
-                <w:kern w:val="0"/>
-                <w:sz w:val="22"/>
-                <w:lang w:val="ru-RU" w:eastAsia="ru-RU"/>
-              </w:rPr>
-              <w:t xml:space="preserve">Ручная проверка масштаба</w:t>
-            </w:r>
-          </w:p>
-        </w:tc>
-        <w:tc>
-          <w:tcPr>
-            <w:tcW w:w="2282" w:type="dxa"/>
-          </w:tcPr>
-          <w:p>
-            <w:pPr>
-              <w:widowControl/>
-              <w:spacing w:before="0" w:after="0" w:line="240" w:lineRule="auto"/>
-              <w:ind w:firstLine="0"/>
-              <w:jc w:val="left"/>
-              <w:rPr>
-                <w:kern w:val="0"/>
-              </w:rPr>
-            </w:pPr>
-            <w:r>
-              <w:rPr>
-                <w:rFonts w:cs="Times New Roman"/>
-                <w:b w:val="0"/>
-                <w:i w:val="0"/>
-                <w:kern w:val="0"/>
-                <w:sz w:val="22"/>
-                <w:lang w:val="ru-RU" w:eastAsia="ru-RU"/>
-              </w:rPr>
-              <w:t xml:space="preserve">1</w:t>
-            </w:r>
-          </w:p>
-        </w:tc>
-        <w:tc>
-          <w:tcPr>
-            <w:tcW w:w="1299" w:type="dxa"/>
-          </w:tcPr>
-          <w:p>
-            <w:pPr>
-              <w:widowControl/>
-              <w:spacing w:before="0" w:after="0" w:line="240" w:lineRule="auto"/>
-              <w:ind w:firstLine="0"/>
-              <w:jc w:val="left"/>
-              <w:rPr>
-                <w:kern w:val="0"/>
-              </w:rPr>
-            </w:pPr>
-            <w:r>
-              <w:rPr>
-                <w:rFonts w:cs="Times New Roman"/>
-                <w:b w:val="0"/>
-                <w:i w:val="0"/>
-                <w:kern w:val="0"/>
-                <w:sz w:val="22"/>
-                <w:lang w:val="ru-RU" w:eastAsia="ru-RU"/>
-              </w:rPr>
-              <w:t xml:space="preserve">не проведена</w:t>
             </w:r>
           </w:p>
         </w:tc>

--- a/Docs/Тест_план_Арифметический_калькулятор_v1_1.docx
+++ b/Docs/Тест_план_Арифметический_калькулятор_v1_1.docx
@@ -206,6 +206,10 @@
             <w:right w:w="108" w:type="dxa"/>
           </w:tblCellMar>
         </w:tblPrEx>
+        <w:trPr>
+          <w:cantSplit/>
+          <w:tblHeader/>
+        </w:trPr>
         <w:tc>
           <w:tcPr>
             <w:tcW w:w="4098" w:type="dxa"/>
@@ -216,14 +220,14 @@
               <w:widowControl/>
               <w:spacing w:before="0" w:after="0" w:line="240" w:lineRule="auto"/>
               <w:ind w:firstLine="0"/>
-              <w:jc w:val="left"/>
-              <w:rPr>
-                <w:kern w:val="0"/>
-              </w:rPr>
-            </w:pPr>
-            <w:r>
-              <w:rPr>
-                <w:rFonts w:cs="Times New Roman"/>
+              <w:jc w:val="center"/>
+              <w:rPr>
+                <w:kern w:val="0"/>
+              </w:rPr>
+            </w:pPr>
+            <w:r>
+              <w:rPr>
+                <w:rFonts w:cs="Times New Roman" w:ascii="Times New Roman" w:hAnsi="Times New Roman"/>
                 <w:b/>
                 <w:i w:val="0"/>
                 <w:kern w:val="0"/>
@@ -243,14 +247,14 @@
               <w:widowControl/>
               <w:spacing w:before="0" w:after="0" w:line="240" w:lineRule="auto"/>
               <w:ind w:firstLine="0"/>
-              <w:jc w:val="left"/>
-              <w:rPr>
-                <w:kern w:val="0"/>
-              </w:rPr>
-            </w:pPr>
-            <w:r>
-              <w:rPr>
-                <w:rFonts w:cs="Times New Roman"/>
+              <w:jc w:val="center"/>
+              <w:rPr>
+                <w:kern w:val="0"/>
+              </w:rPr>
+            </w:pPr>
+            <w:r>
+              <w:rPr>
+                <w:rFonts w:cs="Times New Roman" w:ascii="Times New Roman" w:hAnsi="Times New Roman"/>
                 <w:b/>
                 <w:i w:val="0"/>
                 <w:kern w:val="0"/>
@@ -261,7 +265,7 @@
             </w:r>
             <w:r>
               <w:rPr>
-                <w:rFonts w:cs="Times New Roman"/>
+                <w:rFonts w:cs="Times New Roman" w:ascii="Times New Roman" w:hAnsi="Times New Roman"/>
                 <w:b/>
                 <w:i w:val="0"/>
                 <w:kern w:val="0"/>
@@ -290,6 +294,9 @@
             <w:right w:w="108" w:type="dxa"/>
           </w:tblCellMar>
         </w:tblPrEx>
+        <w:trPr>
+          <w:cantSplit/>
+        </w:trPr>
         <w:tc>
           <w:tcPr>
             <w:tcW w:w="4098" w:type="dxa"/>
@@ -306,7 +313,7 @@
             </w:pPr>
             <w:r>
               <w:rPr>
-                <w:rFonts w:cs="Times New Roman"/>
+                <w:rFonts w:cs="Times New Roman" w:ascii="Times New Roman" w:hAnsi="Times New Roman"/>
                 <w:b/>
                 <w:i w:val="0"/>
                 <w:kern w:val="0"/>
@@ -333,7 +340,7 @@
             </w:pPr>
             <w:r>
               <w:rPr>
-                <w:rFonts w:cs="Times New Roman"/>
+                <w:rFonts w:cs="Times New Roman" w:ascii="Times New Roman" w:hAnsi="Times New Roman"/>
                 <w:b/>
                 <w:i w:val="0"/>
                 <w:kern w:val="0"/>
@@ -344,7 +351,7 @@
             </w:r>
             <w:r>
               <w:rPr>
-                <w:rFonts w:cs="Times New Roman"/>
+                <w:rFonts w:cs="Times New Roman" w:ascii="Times New Roman" w:hAnsi="Times New Roman"/>
                 <w:b/>
                 <w:i w:val="0"/>
                 <w:kern w:val="0"/>
@@ -423,6 +430,10 @@
             <w:right w:w="108" w:type="dxa"/>
           </w:tblCellMar>
         </w:tblPrEx>
+        <w:trPr>
+          <w:cantSplit/>
+          <w:tblHeader/>
+        </w:trPr>
         <w:tc>
           <w:tcPr>
             <w:tcW w:w="1952" w:type="dxa"/>
@@ -439,7 +450,7 @@
             </w:pPr>
             <w:r>
               <w:rPr>
-                <w:rFonts w:cs="Times New Roman"/>
+                <w:rFonts w:cs="Times New Roman" w:ascii="Times New Roman" w:hAnsi="Times New Roman"/>
                 <w:b/>
                 <w:i w:val="0"/>
                 <w:kern w:val="0"/>
@@ -466,7 +477,7 @@
             </w:pPr>
             <w:r>
               <w:rPr>
-                <w:rFonts w:cs="Times New Roman"/>
+                <w:rFonts w:cs="Times New Roman" w:ascii="Times New Roman" w:hAnsi="Times New Roman"/>
                 <w:b/>
                 <w:i w:val="0"/>
                 <w:kern w:val="0"/>
@@ -493,7 +504,7 @@
             </w:pPr>
             <w:r>
               <w:rPr>
-                <w:rFonts w:cs="Times New Roman"/>
+                <w:rFonts w:cs="Times New Roman" w:ascii="Times New Roman" w:hAnsi="Times New Roman"/>
                 <w:b/>
                 <w:i w:val="0"/>
                 <w:kern w:val="0"/>
@@ -520,7 +531,7 @@
             </w:pPr>
             <w:r>
               <w:rPr>
-                <w:rFonts w:cs="Times New Roman"/>
+                <w:rFonts w:cs="Times New Roman" w:ascii="Times New Roman" w:hAnsi="Times New Roman"/>
                 <w:b/>
                 <w:i w:val="0"/>
                 <w:kern w:val="0"/>
@@ -549,6 +560,9 @@
             <w:right w:w="108" w:type="dxa"/>
           </w:tblCellMar>
         </w:tblPrEx>
+        <w:trPr>
+          <w:cantSplit/>
+        </w:trPr>
         <w:tc>
           <w:tcPr>
             <w:tcW w:w="1952" w:type="dxa"/>
@@ -565,7 +579,7 @@
             </w:pPr>
             <w:r>
               <w:rPr>
-                <w:rFonts w:cs="Times New Roman"/>
+                <w:rFonts w:cs="Times New Roman" w:ascii="Times New Roman" w:hAnsi="Times New Roman"/>
                 <w:b w:val="0"/>
                 <w:i w:val="0"/>
                 <w:kern w:val="0"/>
@@ -592,7 +606,7 @@
             </w:pPr>
             <w:r>
               <w:rPr>
-                <w:rFonts w:cs="Times New Roman"/>
+                <w:rFonts w:cs="Times New Roman" w:ascii="Times New Roman" w:hAnsi="Times New Roman"/>
                 <w:b w:val="0"/>
                 <w:i w:val="0"/>
                 <w:kern w:val="0"/>
@@ -619,7 +633,7 @@
             </w:pPr>
             <w:r>
               <w:rPr>
-                <w:rFonts w:cs="Times New Roman"/>
+                <w:rFonts w:cs="Times New Roman" w:ascii="Times New Roman" w:hAnsi="Times New Roman"/>
                 <w:b w:val="0"/>
                 <w:i w:val="0"/>
                 <w:kern w:val="0"/>
@@ -646,7 +660,7 @@
             </w:pPr>
             <w:r>
               <w:rPr>
-                <w:rFonts w:cs="Times New Roman"/>
+                <w:rFonts w:cs="Times New Roman" w:ascii="Times New Roman" w:hAnsi="Times New Roman"/>
                 <w:b w:val="0"/>
                 <w:i w:val="0"/>
                 <w:kern w:val="0"/>
@@ -654,6 +668,135 @@
                 <w:lang w:val="ru-RU" w:eastAsia="ru-RU"/>
               </w:rPr>
               <w:t xml:space="preserve">Разработчик проекта</w:t>
+            </w:r>
+          </w:p>
+        </w:tc>
+      </w:tr>
+      <w:tr>
+        <w:tblPrEx>
+          <w:tblBorders>
+            <w:top w:val="single" w:color="auto" w:sz="4" w:space="0"/>
+            <w:left w:val="single" w:color="auto" w:sz="4" w:space="0"/>
+            <w:bottom w:val="single" w:color="auto" w:sz="4" w:space="0"/>
+            <w:right w:val="single" w:color="auto" w:sz="4" w:space="0"/>
+            <w:insideH w:val="single" w:color="auto" w:sz="4" w:space="0"/>
+            <w:insideV w:val="single" w:color="auto" w:sz="4" w:space="0"/>
+          </w:tblBorders>
+          <w:tblCellMar>
+            <w:top w:w="0" w:type="dxa"/>
+            <w:left w:w="108" w:type="dxa"/>
+            <w:bottom w:w="0" w:type="dxa"/>
+            <w:right w:w="108" w:type="dxa"/>
+          </w:tblCellMar>
+        </w:tblPrEx>
+        <w:trPr>
+          <w:cantSplit/>
+        </w:trPr>
+        <w:tc>
+          <w:tcPr>
+            <w:tcW w:w="1952" w:type="dxa"/>
+          </w:tcPr>
+          <w:p>
+            <w:pPr>
+              <w:widowControl/>
+              <w:spacing w:before="0" w:after="0" w:line="240" w:lineRule="auto"/>
+              <w:ind w:firstLine="0"/>
+              <w:jc w:val="left"/>
+              <w:rPr>
+                <w:kern w:val="0"/>
+              </w:rPr>
+            </w:pPr>
+            <w:r>
+              <w:rPr>
+                <w:rFonts w:cs="Times New Roman" w:ascii="Times New Roman" w:hAnsi="Times New Roman"/>
+                <w:b w:val="0"/>
+                <w:i w:val="0"/>
+                <w:kern w:val="0"/>
+                <w:sz w:val="22"/>
+                <w:lang w:val="ru-RU" w:eastAsia="ru-RU"/>
+              </w:rPr>
+              <w:t>27.10.2026</w:t>
+            </w:r>
+          </w:p>
+        </w:tc>
+        <w:tc>
+          <w:tcPr>
+            <w:tcW w:w="1358" w:type="dxa"/>
+          </w:tcPr>
+          <w:p>
+            <w:pPr>
+              <w:widowControl/>
+              <w:spacing w:before="0" w:after="0" w:line="240" w:lineRule="auto"/>
+              <w:ind w:firstLine="0"/>
+              <w:jc w:val="left"/>
+              <w:rPr>
+                <w:kern w:val="0"/>
+              </w:rPr>
+            </w:pPr>
+            <w:r>
+              <w:rPr>
+                <w:rFonts w:cs="Times New Roman" w:ascii="Times New Roman" w:hAnsi="Times New Roman"/>
+                <w:b w:val="0"/>
+                <w:i w:val="0"/>
+                <w:kern w:val="0"/>
+                <w:sz w:val="22"/>
+                <w:lang w:val="ru-RU" w:eastAsia="ru-RU"/>
+              </w:rPr>
+              <w:t>1.2</w:t>
+            </w:r>
+          </w:p>
+        </w:tc>
+        <w:tc>
+          <w:tcPr>
+            <w:tcW w:w="3539" w:type="dxa"/>
+          </w:tcPr>
+          <w:p>
+            <w:pPr>
+              <w:widowControl/>
+              <w:spacing w:before="0" w:after="0" w:line="240" w:lineRule="auto"/>
+              <w:ind w:firstLine="0"/>
+              <w:jc w:val="left"/>
+              <w:rPr>
+                <w:kern w:val="0"/>
+              </w:rPr>
+            </w:pPr>
+            <w:r>
+              <w:rPr>
+                <w:rFonts w:cs="Times New Roman" w:ascii="Times New Roman" w:hAnsi="Times New Roman"/>
+                <w:b w:val="0"/>
+                <w:i w:val="0"/>
+                <w:kern w:val="0"/>
+                <w:sz w:val="22"/>
+                <w:lang w:val="ru-RU" w:eastAsia="ru-RU"/>
+              </w:rPr>
+              <w:t>Добавлены ввод 1.000.000 и E-запись больших ответов; зафиксирован повторный прогон 43 тестов</w:t>
+            </w:r>
+          </w:p>
+        </w:tc>
+        <w:tc>
+          <w:tcPr>
+            <w:tcW w:w="2504" w:type="dxa"/>
+          </w:tcPr>
+          <w:p>
+            <w:pPr>
+              <w:widowControl/>
+              <w:spacing w:before="0" w:after="0" w:line="240" w:lineRule="auto"/>
+              <w:ind w:firstLine="0"/>
+              <w:jc w:val="left"/>
+              <w:rPr>
+                <w:kern w:val="0"/>
+              </w:rPr>
+            </w:pPr>
+            <w:r>
+              <w:rPr>
+                <w:rFonts w:cs="Times New Roman" w:ascii="Times New Roman" w:hAnsi="Times New Roman"/>
+                <w:b w:val="0"/>
+                <w:i w:val="0"/>
+                <w:kern w:val="0"/>
+                <w:sz w:val="22"/>
+                <w:lang w:val="ru-RU" w:eastAsia="ru-RU"/>
+              </w:rPr>
+              <w:t>Разработчик проекта</w:t>
             </w:r>
           </w:p>
         </w:tc>
@@ -1034,7 +1177,7 @@
           <w:sz w:val="28"/>
           <w:lang w:val="ru-RU" w:eastAsia="ru-RU"/>
         </w:rPr>
-        <w:t>5</w:t>
+        <w:t>6</w:t>
       </w:r>
     </w:p>
     <w:p>
@@ -1287,7 +1430,9 @@
           <w:sz w:val="28"/>
           <w:lang w:val="ru-RU" w:eastAsia="ru-RU"/>
         </w:rPr>
-        <w:t>6.2. Список дефектов</w:t>
+        <w:t>6.2. Дефекты и изменения</w:t>
+        <w:tab/>
+        <w:t>7</w:t>
       </w:r>
       <w:r>
         <w:rPr>
@@ -1297,7 +1442,6 @@
           <w:sz w:val="28"/>
           <w:lang w:val="ru-RU" w:eastAsia="ru-RU"/>
         </w:rPr>
-        <w:tab/>
       </w:r>
       <w:r>
         <w:rPr>
@@ -1307,7 +1451,6 @@
           <w:sz w:val="28"/>
           <w:lang w:val="ru-RU" w:eastAsia="ru-RU"/>
         </w:rPr>
-        <w:t>7</w:t>
       </w:r>
     </w:p>
     <w:p>
@@ -1346,7 +1489,7 @@
           <w:sz w:val="28"/>
           <w:lang w:val="ru-RU" w:eastAsia="ru-RU"/>
         </w:rPr>
-        <w:t>8</w:t>
+        <w:t>9</w:t>
       </w:r>
     </w:p>
     <w:p>
@@ -1740,7 +1883,7 @@
           <w:sz w:val="28"/>
           <w:lang w:val="ru-RU" w:eastAsia="ru-RU"/>
         </w:rPr>
-        <w:t xml:space="preserve">Классы данных. Обычные: 2+3, 5/2, 1,5×2. Граничные: ноль и decimal.MaxValue. Ошибочные: 5/0, пустая строка, abc, неизвестная операция. Форматы ввода: 1.5, 1,5, 1,234.5 и 1.234,5.</w:t>
+        <w:t>Классы данных. Обычные: 2+3, 5/2, 1,5×2. Граничные: ноль, 10¹² и decimal.MaxValue. Ошибочные: 5/0, пустая строка, abc, неверная группировка. Ввод: 1.5, 1,5, 1,234.5, 1.234,5 и 1.000.000. При |результат| ≥ 10¹² проверяется E-запись до 6 значащих цифр; округляется только вывод.</w:t>
       </w:r>
     </w:p>
     <w:p>
@@ -1803,6 +1946,10 @@
             <w:right w:w="108" w:type="dxa"/>
           </w:tblCellMar>
         </w:tblPrEx>
+        <w:trPr>
+          <w:cantSplit/>
+          <w:tblHeader/>
+        </w:trPr>
         <w:tc>
           <w:tcPr>
             <w:tcW w:w="598" w:type="dxa"/>
@@ -1819,7 +1966,7 @@
             </w:pPr>
             <w:r>
               <w:rPr>
-                <w:rFonts w:cs="Times New Roman"/>
+                <w:rFonts w:cs="Times New Roman" w:ascii="Times New Roman" w:hAnsi="Times New Roman"/>
                 <w:b/>
                 <w:i w:val="0"/>
                 <w:kern w:val="0"/>
@@ -1846,7 +1993,7 @@
             </w:pPr>
             <w:r>
               <w:rPr>
-                <w:rFonts w:cs="Times New Roman"/>
+                <w:rFonts w:cs="Times New Roman" w:ascii="Times New Roman" w:hAnsi="Times New Roman"/>
                 <w:b/>
                 <w:i w:val="0"/>
                 <w:kern w:val="0"/>
@@ -1873,7 +2020,7 @@
             </w:pPr>
             <w:r>
               <w:rPr>
-                <w:rFonts w:cs="Times New Roman"/>
+                <w:rFonts w:cs="Times New Roman" w:ascii="Times New Roman" w:hAnsi="Times New Roman"/>
                 <w:b/>
                 <w:i w:val="0"/>
                 <w:kern w:val="0"/>
@@ -1902,6 +2049,9 @@
             <w:right w:w="108" w:type="dxa"/>
           </w:tblCellMar>
         </w:tblPrEx>
+        <w:trPr>
+          <w:cantSplit/>
+        </w:trPr>
         <w:tc>
           <w:tcPr>
             <w:tcW w:w="598" w:type="dxa"/>
@@ -1918,7 +2068,7 @@
             </w:pPr>
             <w:r>
               <w:rPr>
-                <w:rFonts w:cs="Times New Roman"/>
+                <w:rFonts w:cs="Times New Roman" w:ascii="Times New Roman" w:hAnsi="Times New Roman"/>
                 <w:b w:val="0"/>
                 <w:i w:val="0"/>
                 <w:kern w:val="0"/>
@@ -1945,7 +2095,7 @@
             </w:pPr>
             <w:r>
               <w:rPr>
-                <w:rFonts w:cs="Times New Roman"/>
+                <w:rFonts w:cs="Times New Roman" w:ascii="Times New Roman" w:hAnsi="Times New Roman"/>
                 <w:b w:val="0"/>
                 <w:i w:val="0"/>
                 <w:kern w:val="0"/>
@@ -1972,7 +2122,7 @@
             </w:pPr>
             <w:r>
               <w:rPr>
-                <w:rFonts w:cs="Times New Roman"/>
+                <w:rFonts w:cs="Times New Roman" w:ascii="Times New Roman" w:hAnsi="Times New Roman"/>
                 <w:b w:val="0"/>
                 <w:i w:val="0"/>
                 <w:kern w:val="0"/>
@@ -2001,6 +2151,9 @@
             <w:right w:w="108" w:type="dxa"/>
           </w:tblCellMar>
         </w:tblPrEx>
+        <w:trPr>
+          <w:cantSplit/>
+        </w:trPr>
         <w:tc>
           <w:tcPr>
             <w:tcW w:w="598" w:type="dxa"/>
@@ -2017,7 +2170,7 @@
             </w:pPr>
             <w:r>
               <w:rPr>
-                <w:rFonts w:cs="Times New Roman"/>
+                <w:rFonts w:cs="Times New Roman" w:ascii="Times New Roman" w:hAnsi="Times New Roman"/>
                 <w:b w:val="0"/>
                 <w:i w:val="0"/>
                 <w:kern w:val="0"/>
@@ -2044,7 +2197,7 @@
             </w:pPr>
             <w:r>
               <w:rPr>
-                <w:rFonts w:cs="Times New Roman"/>
+                <w:rFonts w:cs="Times New Roman" w:ascii="Times New Roman" w:hAnsi="Times New Roman"/>
                 <w:b w:val="0"/>
                 <w:i w:val="0"/>
                 <w:kern w:val="0"/>
@@ -2071,7 +2224,7 @@
             </w:pPr>
             <w:r>
               <w:rPr>
-                <w:rFonts w:cs="Times New Roman"/>
+                <w:rFonts w:cs="Times New Roman" w:ascii="Times New Roman" w:hAnsi="Times New Roman"/>
                 <w:b w:val="0"/>
                 <w:i w:val="0"/>
                 <w:kern w:val="0"/>
@@ -2100,6 +2253,9 @@
             <w:right w:w="108" w:type="dxa"/>
           </w:tblCellMar>
         </w:tblPrEx>
+        <w:trPr>
+          <w:cantSplit/>
+        </w:trPr>
         <w:tc>
           <w:tcPr>
             <w:tcW w:w="598" w:type="dxa"/>
@@ -2116,7 +2272,7 @@
             </w:pPr>
             <w:r>
               <w:rPr>
-                <w:rFonts w:cs="Times New Roman"/>
+                <w:rFonts w:cs="Times New Roman" w:ascii="Times New Roman" w:hAnsi="Times New Roman"/>
                 <w:b w:val="0"/>
                 <w:i w:val="0"/>
                 <w:kern w:val="0"/>
@@ -2143,7 +2299,7 @@
             </w:pPr>
             <w:r>
               <w:rPr>
-                <w:rFonts w:cs="Times New Roman"/>
+                <w:rFonts w:cs="Times New Roman" w:ascii="Times New Roman" w:hAnsi="Times New Roman"/>
                 <w:b w:val="0"/>
                 <w:i w:val="0"/>
                 <w:kern w:val="0"/>
@@ -2170,7 +2326,7 @@
             </w:pPr>
             <w:r>
               <w:rPr>
-                <w:rFonts w:cs="Times New Roman"/>
+                <w:rFonts w:cs="Times New Roman" w:ascii="Times New Roman" w:hAnsi="Times New Roman"/>
                 <w:b w:val="0"/>
                 <w:i w:val="0"/>
                 <w:kern w:val="0"/>
@@ -2199,6 +2355,9 @@
             <w:right w:w="108" w:type="dxa"/>
           </w:tblCellMar>
         </w:tblPrEx>
+        <w:trPr>
+          <w:cantSplit/>
+        </w:trPr>
         <w:tc>
           <w:tcPr>
             <w:tcW w:w="598" w:type="dxa"/>
@@ -2215,7 +2374,7 @@
             </w:pPr>
             <w:r>
               <w:rPr>
-                <w:rFonts w:cs="Times New Roman"/>
+                <w:rFonts w:cs="Times New Roman" w:ascii="Times New Roman" w:hAnsi="Times New Roman"/>
                 <w:b w:val="0"/>
                 <w:i w:val="0"/>
                 <w:kern w:val="0"/>
@@ -2242,7 +2401,7 @@
             </w:pPr>
             <w:r>
               <w:rPr>
-                <w:rFonts w:cs="Times New Roman"/>
+                <w:rFonts w:cs="Times New Roman" w:ascii="Times New Roman" w:hAnsi="Times New Roman"/>
                 <w:b w:val="0"/>
                 <w:i w:val="0"/>
                 <w:kern w:val="0"/>
@@ -2269,7 +2428,7 @@
             </w:pPr>
             <w:r>
               <w:rPr>
-                <w:rFonts w:cs="Times New Roman"/>
+                <w:rFonts w:cs="Times New Roman" w:ascii="Times New Roman" w:hAnsi="Times New Roman"/>
                 <w:b w:val="0"/>
                 <w:i w:val="0"/>
                 <w:kern w:val="0"/>
@@ -2298,6 +2457,9 @@
             <w:right w:w="108" w:type="dxa"/>
           </w:tblCellMar>
         </w:tblPrEx>
+        <w:trPr>
+          <w:cantSplit/>
+        </w:trPr>
         <w:tc>
           <w:tcPr>
             <w:tcW w:w="598" w:type="dxa"/>
@@ -2314,7 +2476,7 @@
             </w:pPr>
             <w:r>
               <w:rPr>
-                <w:rFonts w:cs="Times New Roman"/>
+                <w:rFonts w:cs="Times New Roman" w:ascii="Times New Roman" w:hAnsi="Times New Roman"/>
                 <w:b w:val="0"/>
                 <w:i w:val="0"/>
                 <w:kern w:val="0"/>
@@ -2341,7 +2503,7 @@
             </w:pPr>
             <w:r>
               <w:rPr>
-                <w:rFonts w:cs="Times New Roman"/>
+                <w:rFonts w:cs="Times New Roman" w:ascii="Times New Roman" w:hAnsi="Times New Roman"/>
                 <w:b w:val="0"/>
                 <w:i w:val="0"/>
                 <w:kern w:val="0"/>
@@ -2368,7 +2530,7 @@
             </w:pPr>
             <w:r>
               <w:rPr>
-                <w:rFonts w:cs="Times New Roman"/>
+                <w:rFonts w:cs="Times New Roman" w:ascii="Times New Roman" w:hAnsi="Times New Roman"/>
                 <w:b w:val="0"/>
                 <w:i w:val="0"/>
                 <w:kern w:val="0"/>
@@ -2397,6 +2559,9 @@
             <w:right w:w="108" w:type="dxa"/>
           </w:tblCellMar>
         </w:tblPrEx>
+        <w:trPr>
+          <w:cantSplit/>
+        </w:trPr>
         <w:tc>
           <w:tcPr>
             <w:tcW w:w="598" w:type="dxa"/>
@@ -2413,7 +2578,7 @@
             </w:pPr>
             <w:r>
               <w:rPr>
-                <w:rFonts w:cs="Times New Roman"/>
+                <w:rFonts w:cs="Times New Roman" w:ascii="Times New Roman" w:hAnsi="Times New Roman"/>
                 <w:b w:val="0"/>
                 <w:i w:val="0"/>
                 <w:kern w:val="0"/>
@@ -2440,7 +2605,7 @@
             </w:pPr>
             <w:r>
               <w:rPr>
-                <w:rFonts w:cs="Times New Roman"/>
+                <w:rFonts w:cs="Times New Roman" w:ascii="Times New Roman" w:hAnsi="Times New Roman"/>
                 <w:b w:val="0"/>
                 <w:i w:val="0"/>
                 <w:kern w:val="0"/>
@@ -2467,7 +2632,7 @@
             </w:pPr>
             <w:r>
               <w:rPr>
-                <w:rFonts w:cs="Times New Roman"/>
+                <w:rFonts w:cs="Times New Roman" w:ascii="Times New Roman" w:hAnsi="Times New Roman"/>
                 <w:b w:val="0"/>
                 <w:i w:val="0"/>
                 <w:kern w:val="0"/>
@@ -2496,6 +2661,9 @@
             <w:right w:w="108" w:type="dxa"/>
           </w:tblCellMar>
         </w:tblPrEx>
+        <w:trPr>
+          <w:cantSplit/>
+        </w:trPr>
         <w:tc>
           <w:tcPr>
             <w:tcW w:w="598" w:type="dxa"/>
@@ -2512,7 +2680,7 @@
             </w:pPr>
             <w:r>
               <w:rPr>
-                <w:rFonts w:cs="Times New Roman"/>
+                <w:rFonts w:cs="Times New Roman" w:ascii="Times New Roman" w:hAnsi="Times New Roman"/>
                 <w:b w:val="0"/>
                 <w:i w:val="0"/>
                 <w:kern w:val="0"/>
@@ -2539,7 +2707,7 @@
             </w:pPr>
             <w:r>
               <w:rPr>
-                <w:rFonts w:cs="Times New Roman"/>
+                <w:rFonts w:cs="Times New Roman" w:ascii="Times New Roman" w:hAnsi="Times New Roman"/>
                 <w:b w:val="0"/>
                 <w:i w:val="0"/>
                 <w:kern w:val="0"/>
@@ -2566,7 +2734,7 @@
             </w:pPr>
             <w:r>
               <w:rPr>
-                <w:rFonts w:cs="Times New Roman"/>
+                <w:rFonts w:cs="Times New Roman" w:ascii="Times New Roman" w:hAnsi="Times New Roman"/>
                 <w:b w:val="0"/>
                 <w:i w:val="0"/>
                 <w:kern w:val="0"/>
@@ -2595,6 +2763,9 @@
             <w:right w:w="108" w:type="dxa"/>
           </w:tblCellMar>
         </w:tblPrEx>
+        <w:trPr>
+          <w:cantSplit/>
+        </w:trPr>
         <w:tc>
           <w:tcPr>
             <w:tcW w:w="598" w:type="dxa"/>
@@ -2611,7 +2782,7 @@
             </w:pPr>
             <w:r>
               <w:rPr>
-                <w:rFonts w:cs="Times New Roman"/>
+                <w:rFonts w:cs="Times New Roman" w:ascii="Times New Roman" w:hAnsi="Times New Roman"/>
                 <w:b w:val="0"/>
                 <w:i w:val="0"/>
                 <w:kern w:val="0"/>
@@ -2638,7 +2809,7 @@
             </w:pPr>
             <w:r>
               <w:rPr>
-                <w:rFonts w:cs="Times New Roman"/>
+                <w:rFonts w:cs="Times New Roman" w:ascii="Times New Roman" w:hAnsi="Times New Roman"/>
                 <w:b w:val="0"/>
                 <w:i w:val="0"/>
                 <w:kern w:val="0"/>
@@ -2665,7 +2836,7 @@
             </w:pPr>
             <w:r>
               <w:rPr>
-                <w:rFonts w:cs="Times New Roman"/>
+                <w:rFonts w:cs="Times New Roman" w:ascii="Times New Roman" w:hAnsi="Times New Roman"/>
                 <w:b w:val="0"/>
                 <w:i w:val="0"/>
                 <w:kern w:val="0"/>
@@ -2694,6 +2865,9 @@
             <w:right w:w="108" w:type="dxa"/>
           </w:tblCellMar>
         </w:tblPrEx>
+        <w:trPr>
+          <w:cantSplit/>
+        </w:trPr>
         <w:tc>
           <w:tcPr>
             <w:tcW w:w="598" w:type="dxa"/>
@@ -2710,7 +2884,7 @@
             </w:pPr>
             <w:r>
               <w:rPr>
-                <w:rFonts w:cs="Times New Roman"/>
+                <w:rFonts w:cs="Times New Roman" w:ascii="Times New Roman" w:hAnsi="Times New Roman"/>
                 <w:b w:val="0"/>
                 <w:i w:val="0"/>
                 <w:kern w:val="0"/>
@@ -2737,7 +2911,7 @@
             </w:pPr>
             <w:r>
               <w:rPr>
-                <w:rFonts w:cs="Times New Roman"/>
+                <w:rFonts w:cs="Times New Roman" w:ascii="Times New Roman" w:hAnsi="Times New Roman"/>
                 <w:b w:val="0"/>
                 <w:i w:val="0"/>
                 <w:kern w:val="0"/>
@@ -2764,7 +2938,7 @@
             </w:pPr>
             <w:r>
               <w:rPr>
-                <w:rFonts w:cs="Times New Roman"/>
+                <w:rFonts w:cs="Times New Roman" w:ascii="Times New Roman" w:hAnsi="Times New Roman"/>
                 <w:b w:val="0"/>
                 <w:i w:val="0"/>
                 <w:kern w:val="0"/>
@@ -2793,6 +2967,9 @@
             <w:right w:w="108" w:type="dxa"/>
           </w:tblCellMar>
         </w:tblPrEx>
+        <w:trPr>
+          <w:cantSplit/>
+        </w:trPr>
         <w:tc>
           <w:tcPr>
             <w:tcW w:w="598" w:type="dxa"/>
@@ -2809,7 +2986,7 @@
             </w:pPr>
             <w:r>
               <w:rPr>
-                <w:rFonts w:cs="Times New Roman"/>
+                <w:rFonts w:cs="Times New Roman" w:ascii="Times New Roman" w:hAnsi="Times New Roman"/>
                 <w:b w:val="0"/>
                 <w:i w:val="0"/>
                 <w:kern w:val="0"/>
@@ -2836,7 +3013,7 @@
             </w:pPr>
             <w:r>
               <w:rPr>
-                <w:rFonts w:cs="Times New Roman"/>
+                <w:rFonts w:cs="Times New Roman" w:ascii="Times New Roman" w:hAnsi="Times New Roman"/>
                 <w:b w:val="0"/>
                 <w:i w:val="0"/>
                 <w:kern w:val="0"/>
@@ -2863,7 +3040,7 @@
             </w:pPr>
             <w:r>
               <w:rPr>
-                <w:rFonts w:cs="Times New Roman"/>
+                <w:rFonts w:cs="Times New Roman" w:ascii="Times New Roman" w:hAnsi="Times New Roman"/>
                 <w:b w:val="0"/>
                 <w:i w:val="0"/>
                 <w:kern w:val="0"/>
@@ -2892,6 +3069,9 @@
             <w:right w:w="108" w:type="dxa"/>
           </w:tblCellMar>
         </w:tblPrEx>
+        <w:trPr>
+          <w:cantSplit/>
+        </w:trPr>
         <w:tc>
           <w:tcPr>
             <w:tcW w:w="598" w:type="dxa"/>
@@ -2908,7 +3088,7 @@
             </w:pPr>
             <w:r>
               <w:rPr>
-                <w:rFonts w:cs="Times New Roman"/>
+                <w:rFonts w:cs="Times New Roman" w:ascii="Times New Roman" w:hAnsi="Times New Roman"/>
                 <w:b w:val="0"/>
                 <w:i w:val="0"/>
                 <w:kern w:val="0"/>
@@ -2935,7 +3115,7 @@
             </w:pPr>
             <w:r>
               <w:rPr>
-                <w:rFonts w:cs="Times New Roman"/>
+                <w:rFonts w:cs="Times New Roman" w:ascii="Times New Roman" w:hAnsi="Times New Roman"/>
                 <w:b w:val="0"/>
                 <w:i w:val="0"/>
                 <w:kern w:val="0"/>
@@ -2962,7 +3142,7 @@
             </w:pPr>
             <w:r>
               <w:rPr>
-                <w:rFonts w:cs="Times New Roman"/>
+                <w:rFonts w:cs="Times New Roman" w:ascii="Times New Roman" w:hAnsi="Times New Roman"/>
                 <w:b w:val="0"/>
                 <w:i w:val="0"/>
                 <w:kern w:val="0"/>
@@ -2970,6 +3150,312 @@
                 <w:lang w:val="ru-RU" w:eastAsia="ru-RU"/>
               </w:rPr>
               <w:t xml:space="preserve">Автоматический системный</w:t>
+            </w:r>
+          </w:p>
+        </w:tc>
+      </w:tr>
+      <w:tr>
+        <w:tblPrEx>
+          <w:tblBorders>
+            <w:top w:val="single" w:color="auto" w:sz="4" w:space="0"/>
+            <w:left w:val="single" w:color="auto" w:sz="4" w:space="0"/>
+            <w:bottom w:val="single" w:color="auto" w:sz="4" w:space="0"/>
+            <w:right w:val="single" w:color="auto" w:sz="4" w:space="0"/>
+            <w:insideH w:val="single" w:color="auto" w:sz="4" w:space="0"/>
+            <w:insideV w:val="single" w:color="auto" w:sz="4" w:space="0"/>
+          </w:tblBorders>
+          <w:tblCellMar>
+            <w:top w:w="0" w:type="dxa"/>
+            <w:left w:w="108" w:type="dxa"/>
+            <w:bottom w:w="0" w:type="dxa"/>
+            <w:right w:w="108" w:type="dxa"/>
+          </w:tblCellMar>
+        </w:tblPrEx>
+        <w:trPr>
+          <w:cantSplit/>
+        </w:trPr>
+        <w:tc>
+          <w:tcPr>
+            <w:tcW w:w="598" w:type="dxa"/>
+          </w:tcPr>
+          <w:p>
+            <w:pPr>
+              <w:widowControl/>
+              <w:spacing w:before="0" w:after="0" w:line="240" w:lineRule="auto"/>
+              <w:ind w:firstLine="0"/>
+              <w:jc w:val="left"/>
+              <w:rPr>
+                <w:kern w:val="0"/>
+              </w:rPr>
+            </w:pPr>
+            <w:r>
+              <w:rPr>
+                <w:rFonts w:cs="Times New Roman" w:ascii="Times New Roman" w:hAnsi="Times New Roman"/>
+                <w:b w:val="0"/>
+                <w:i w:val="0"/>
+                <w:kern w:val="0"/>
+                <w:sz w:val="22"/>
+                <w:lang w:val="ru-RU" w:eastAsia="ru-RU"/>
+              </w:rPr>
+              <w:t>12</w:t>
+            </w:r>
+          </w:p>
+        </w:tc>
+        <w:tc>
+          <w:tcPr>
+            <w:tcW w:w="5217" w:type="dxa"/>
+          </w:tcPr>
+          <w:p>
+            <w:pPr>
+              <w:widowControl/>
+              <w:spacing w:before="0" w:after="0" w:line="240" w:lineRule="auto"/>
+              <w:ind w:firstLine="0"/>
+              <w:jc w:val="left"/>
+              <w:rPr>
+                <w:kern w:val="0"/>
+              </w:rPr>
+            </w:pPr>
+            <w:r>
+              <w:rPr>
+                <w:rFonts w:cs="Times New Roman" w:ascii="Times New Roman" w:hAnsi="Times New Roman"/>
+                <w:b w:val="0"/>
+                <w:i w:val="0"/>
+                <w:kern w:val="0"/>
+                <w:sz w:val="22"/>
+                <w:lang w:val="ru-RU" w:eastAsia="ru-RU"/>
+              </w:rPr>
+              <w:t>Ввод 1.000.000 означает миллион; одиночная точка остаётся десятичной</w:t>
+            </w:r>
+          </w:p>
+        </w:tc>
+        <w:tc>
+          <w:tcPr>
+            <w:tcW w:w="3540" w:type="dxa"/>
+          </w:tcPr>
+          <w:p>
+            <w:pPr>
+              <w:widowControl/>
+              <w:spacing w:before="0" w:after="0" w:line="240" w:lineRule="auto"/>
+              <w:ind w:firstLine="0"/>
+              <w:jc w:val="left"/>
+              <w:rPr>
+                <w:kern w:val="0"/>
+              </w:rPr>
+            </w:pPr>
+            <w:r>
+              <w:rPr>
+                <w:rFonts w:cs="Times New Roman" w:ascii="Times New Roman" w:hAnsi="Times New Roman"/>
+                <w:b w:val="0"/>
+                <w:i w:val="0"/>
+                <w:kern w:val="0"/>
+                <w:sz w:val="22"/>
+                <w:lang w:val="ru-RU" w:eastAsia="ru-RU"/>
+              </w:rPr>
+              <w:t>Интеграционный, системный</w:t>
+            </w:r>
+          </w:p>
+        </w:tc>
+      </w:tr>
+      <w:tr>
+        <w:tblPrEx>
+          <w:tblBorders>
+            <w:top w:val="single" w:color="auto" w:sz="4" w:space="0"/>
+            <w:left w:val="single" w:color="auto" w:sz="4" w:space="0"/>
+            <w:bottom w:val="single" w:color="auto" w:sz="4" w:space="0"/>
+            <w:right w:val="single" w:color="auto" w:sz="4" w:space="0"/>
+            <w:insideH w:val="single" w:color="auto" w:sz="4" w:space="0"/>
+            <w:insideV w:val="single" w:color="auto" w:sz="4" w:space="0"/>
+          </w:tblBorders>
+          <w:tblCellMar>
+            <w:top w:w="0" w:type="dxa"/>
+            <w:left w:w="108" w:type="dxa"/>
+            <w:bottom w:w="0" w:type="dxa"/>
+            <w:right w:w="108" w:type="dxa"/>
+          </w:tblCellMar>
+        </w:tblPrEx>
+        <w:trPr>
+          <w:cantSplit/>
+        </w:trPr>
+        <w:tc>
+          <w:tcPr>
+            <w:tcW w:w="598" w:type="dxa"/>
+          </w:tcPr>
+          <w:p>
+            <w:pPr>
+              <w:widowControl/>
+              <w:spacing w:before="0" w:after="0" w:line="240" w:lineRule="auto"/>
+              <w:ind w:firstLine="0"/>
+              <w:jc w:val="left"/>
+              <w:rPr>
+                <w:kern w:val="0"/>
+              </w:rPr>
+            </w:pPr>
+            <w:r>
+              <w:rPr>
+                <w:rFonts w:cs="Times New Roman" w:ascii="Times New Roman" w:hAnsi="Times New Roman"/>
+                <w:b w:val="0"/>
+                <w:i w:val="0"/>
+                <w:kern w:val="0"/>
+                <w:sz w:val="22"/>
+                <w:lang w:val="ru-RU" w:eastAsia="ru-RU"/>
+              </w:rPr>
+              <w:t>13</w:t>
+            </w:r>
+          </w:p>
+        </w:tc>
+        <w:tc>
+          <w:tcPr>
+            <w:tcW w:w="5217" w:type="dxa"/>
+          </w:tcPr>
+          <w:p>
+            <w:pPr>
+              <w:widowControl/>
+              <w:spacing w:before="0" w:after="0" w:line="240" w:lineRule="auto"/>
+              <w:ind w:firstLine="0"/>
+              <w:jc w:val="left"/>
+              <w:rPr>
+                <w:kern w:val="0"/>
+              </w:rPr>
+            </w:pPr>
+            <w:r>
+              <w:rPr>
+                <w:rFonts w:cs="Times New Roman" w:ascii="Times New Roman" w:hAnsi="Times New Roman"/>
+                <w:b w:val="0"/>
+                <w:i w:val="0"/>
+                <w:kern w:val="0"/>
+                <w:sz w:val="22"/>
+                <w:lang w:val="ru-RU" w:eastAsia="ru-RU"/>
+              </w:rPr>
+              <w:t>От |результат| ≥ 10¹² выводится E-запись до 6 значащих цифр</w:t>
+            </w:r>
+          </w:p>
+        </w:tc>
+        <w:tc>
+          <w:tcPr>
+            <w:tcW w:w="3540" w:type="dxa"/>
+          </w:tcPr>
+          <w:p>
+            <w:pPr>
+              <w:widowControl/>
+              <w:spacing w:before="0" w:after="0" w:line="240" w:lineRule="auto"/>
+              <w:ind w:firstLine="0"/>
+              <w:jc w:val="left"/>
+              <w:rPr>
+                <w:kern w:val="0"/>
+              </w:rPr>
+            </w:pPr>
+            <w:r>
+              <w:rPr>
+                <w:rFonts w:cs="Times New Roman" w:ascii="Times New Roman" w:hAnsi="Times New Roman"/>
+                <w:b w:val="0"/>
+                <w:i w:val="0"/>
+                <w:kern w:val="0"/>
+                <w:sz w:val="22"/>
+                <w:lang w:val="ru-RU" w:eastAsia="ru-RU"/>
+              </w:rPr>
+              <w:t>Интеграционный, системный</w:t>
+            </w:r>
+          </w:p>
+        </w:tc>
+      </w:tr>
+      <w:tr>
+        <w:tblPrEx>
+          <w:tblBorders>
+            <w:top w:val="single" w:color="auto" w:sz="4" w:space="0"/>
+            <w:left w:val="single" w:color="auto" w:sz="4" w:space="0"/>
+            <w:bottom w:val="single" w:color="auto" w:sz="4" w:space="0"/>
+            <w:right w:val="single" w:color="auto" w:sz="4" w:space="0"/>
+            <w:insideH w:val="single" w:color="auto" w:sz="4" w:space="0"/>
+            <w:insideV w:val="single" w:color="auto" w:sz="4" w:space="0"/>
+          </w:tblBorders>
+          <w:tblCellMar>
+            <w:top w:w="0" w:type="dxa"/>
+            <w:left w:w="108" w:type="dxa"/>
+            <w:bottom w:w="0" w:type="dxa"/>
+            <w:right w:w="108" w:type="dxa"/>
+          </w:tblCellMar>
+        </w:tblPrEx>
+        <w:trPr>
+          <w:cantSplit/>
+        </w:trPr>
+        <w:tc>
+          <w:tcPr>
+            <w:tcW w:w="598" w:type="dxa"/>
+          </w:tcPr>
+          <w:p>
+            <w:pPr>
+              <w:widowControl/>
+              <w:spacing w:before="0" w:after="0" w:line="240" w:lineRule="auto"/>
+              <w:ind w:firstLine="0"/>
+              <w:jc w:val="left"/>
+              <w:rPr>
+                <w:kern w:val="0"/>
+              </w:rPr>
+            </w:pPr>
+            <w:r>
+              <w:rPr>
+                <w:rFonts w:cs="Times New Roman" w:ascii="Times New Roman" w:hAnsi="Times New Roman"/>
+                <w:b w:val="0"/>
+                <w:i w:val="0"/>
+                <w:kern w:val="0"/>
+                <w:sz w:val="22"/>
+                <w:lang w:val="ru-RU" w:eastAsia="ru-RU"/>
+              </w:rPr>
+              <w:t>14</w:t>
+            </w:r>
+          </w:p>
+        </w:tc>
+        <w:tc>
+          <w:tcPr>
+            <w:tcW w:w="5217" w:type="dxa"/>
+          </w:tcPr>
+          <w:p>
+            <w:pPr>
+              <w:widowControl/>
+              <w:spacing w:before="0" w:after="0" w:line="240" w:lineRule="auto"/>
+              <w:ind w:firstLine="0"/>
+              <w:jc w:val="left"/>
+              <w:rPr>
+                <w:kern w:val="0"/>
+              </w:rPr>
+            </w:pPr>
+            <w:r>
+              <w:rPr>
+                <w:rFonts w:cs="Times New Roman" w:ascii="Times New Roman" w:hAnsi="Times New Roman"/>
+                <w:b w:val="0"/>
+                <w:i w:val="0"/>
+                <w:kern w:val="0"/>
+                <w:sz w:val="22"/>
+                <w:lang w:val="ru-RU" w:eastAsia="ru-RU"/>
+              </w:rPr>
+              <w:t>Неправильные группы и число вне диапазона отклоняются</w:t>
+            </w:r>
+          </w:p>
+        </w:tc>
+        <w:tc>
+          <w:tcPr>
+            <w:tcW w:w="3540" w:type="dxa"/>
+          </w:tcPr>
+          <w:p>
+            <w:pPr>
+              <w:widowControl/>
+              <w:spacing w:before="0" w:after="0" w:line="240" w:lineRule="auto"/>
+              <w:ind w:firstLine="0"/>
+              <w:jc w:val="left"/>
+              <w:rPr>
+                <w:kern w:val="0"/>
+              </w:rPr>
+            </w:pPr>
+            <w:r>
+              <w:rPr>
+                <w:rFonts w:cs="Times New Roman" w:ascii="Times New Roman" w:hAnsi="Times New Roman"/>
+                <w:b w:val="0"/>
+                <w:i w:val="0"/>
+                <w:kern w:val="0"/>
+                <w:sz w:val="22"/>
+                <w:lang w:val="ru-RU" w:eastAsia="ru-RU"/>
+              </w:rPr>
+              <w:t>Интеграционный, системный</w:t>
             </w:r>
           </w:p>
         </w:tc>
@@ -3056,6 +3542,10 @@
             <w:right w:w="108" w:type="dxa"/>
           </w:tblCellMar>
         </w:tblPrEx>
+        <w:trPr>
+          <w:cantSplit/>
+          <w:tblHeader/>
+        </w:trPr>
         <w:tc>
           <w:tcPr>
             <w:tcW w:w="3029" w:type="dxa"/>
@@ -3072,7 +3562,7 @@
             </w:pPr>
             <w:r>
               <w:rPr>
-                <w:rFonts w:cs="Times New Roman"/>
+                <w:rFonts w:cs="Times New Roman" w:ascii="Times New Roman" w:hAnsi="Times New Roman"/>
                 <w:b/>
                 <w:i w:val="0"/>
                 <w:kern w:val="0"/>
@@ -3099,7 +3589,7 @@
             </w:pPr>
             <w:r>
               <w:rPr>
-                <w:rFonts w:cs="Times New Roman"/>
+                <w:rFonts w:cs="Times New Roman" w:ascii="Times New Roman" w:hAnsi="Times New Roman"/>
                 <w:b/>
                 <w:i w:val="0"/>
                 <w:kern w:val="0"/>
@@ -3126,7 +3616,7 @@
             </w:pPr>
             <w:r>
               <w:rPr>
-                <w:rFonts w:cs="Times New Roman"/>
+                <w:rFonts w:cs="Times New Roman" w:ascii="Times New Roman" w:hAnsi="Times New Roman"/>
                 <w:b/>
                 <w:i w:val="0"/>
                 <w:kern w:val="0"/>
@@ -3155,6 +3645,9 @@
             <w:right w:w="108" w:type="dxa"/>
           </w:tblCellMar>
         </w:tblPrEx>
+        <w:trPr>
+          <w:cantSplit/>
+        </w:trPr>
         <w:tc>
           <w:tcPr>
             <w:tcW w:w="3029" w:type="dxa"/>
@@ -3171,7 +3664,7 @@
             </w:pPr>
             <w:r>
               <w:rPr>
-                <w:rFonts w:cs="Times New Roman"/>
+                <w:rFonts w:cs="Times New Roman" w:ascii="Times New Roman" w:hAnsi="Times New Roman"/>
                 <w:b w:val="0"/>
                 <w:i w:val="0"/>
                 <w:kern w:val="0"/>
@@ -3198,7 +3691,7 @@
             </w:pPr>
             <w:r>
               <w:rPr>
-                <w:rFonts w:cs="Times New Roman"/>
+                <w:rFonts w:cs="Times New Roman" w:ascii="Times New Roman" w:hAnsi="Times New Roman"/>
                 <w:b w:val="0"/>
                 <w:i w:val="0"/>
                 <w:kern w:val="0"/>
@@ -3225,7 +3718,7 @@
             </w:pPr>
             <w:r>
               <w:rPr>
-                <w:rFonts w:cs="Times New Roman"/>
+                <w:rFonts w:cs="Times New Roman" w:ascii="Times New Roman" w:hAnsi="Times New Roman"/>
                 <w:b w:val="0"/>
                 <w:i w:val="0"/>
                 <w:kern w:val="0"/>
@@ -3254,6 +3747,9 @@
             <w:right w:w="108" w:type="dxa"/>
           </w:tblCellMar>
         </w:tblPrEx>
+        <w:trPr>
+          <w:cantSplit/>
+        </w:trPr>
         <w:tc>
           <w:tcPr>
             <w:tcW w:w="3029" w:type="dxa"/>
@@ -3270,7 +3766,7 @@
             </w:pPr>
             <w:r>
               <w:rPr>
-                <w:rFonts w:cs="Times New Roman"/>
+                <w:rFonts w:cs="Times New Roman" w:ascii="Times New Roman" w:hAnsi="Times New Roman"/>
                 <w:b w:val="0"/>
                 <w:i w:val="0"/>
                 <w:kern w:val="0"/>
@@ -3287,24 +3783,16 @@
           </w:tcPr>
           <w:p>
             <w:pPr>
-              <w:widowControl/>
-              <w:spacing w:before="0" w:after="0" w:line="240" w:lineRule="auto"/>
+              <w:spacing w:line="240" w:lineRule="auto"/>
               <w:ind w:firstLine="0"/>
               <w:jc w:val="left"/>
-              <w:rPr>
-                <w:kern w:val="0"/>
-              </w:rPr>
-            </w:pPr>
-            <w:r>
-              <w:rPr>
-                <w:rFonts w:cs="Times New Roman"/>
-                <w:b w:val="0"/>
-                <w:i w:val="0"/>
-                <w:kern w:val="0"/>
-                <w:sz w:val="22"/>
-                <w:lang w:val="ru-RU" w:eastAsia="ru-RU"/>
-              </w:rPr>
-              <w:t xml:space="preserve">CalculatorSession и Calculator, 9 сценариев</w:t>
+            </w:pPr>
+            <w:r>
+              <w:rPr>
+                <w:rFonts w:ascii="Times New Roman" w:hAnsi="Times New Roman"/>
+                <w:sz w:val="22"/>
+              </w:rPr>
+              <w:t>CalculatorSession и Calculator, 22 сценария</w:t>
             </w:r>
           </w:p>
         </w:tc>
@@ -3324,7 +3812,7 @@
             </w:pPr>
             <w:r>
               <w:rPr>
-                <w:rFonts w:cs="Times New Roman"/>
+                <w:rFonts w:cs="Times New Roman" w:ascii="Times New Roman" w:hAnsi="Times New Roman"/>
                 <w:b w:val="0"/>
                 <w:i w:val="0"/>
                 <w:kern w:val="0"/>
@@ -3353,6 +3841,9 @@
             <w:right w:w="108" w:type="dxa"/>
           </w:tblCellMar>
         </w:tblPrEx>
+        <w:trPr>
+          <w:cantSplit/>
+        </w:trPr>
         <w:tc>
           <w:tcPr>
             <w:tcW w:w="3029" w:type="dxa"/>
@@ -3369,7 +3860,7 @@
             </w:pPr>
             <w:r>
               <w:rPr>
-                <w:rFonts w:cs="Times New Roman"/>
+                <w:rFonts w:cs="Times New Roman" w:ascii="Times New Roman" w:hAnsi="Times New Roman"/>
                 <w:b w:val="0"/>
                 <w:i w:val="0"/>
                 <w:kern w:val="0"/>
@@ -3386,24 +3877,16 @@
           </w:tcPr>
           <w:p>
             <w:pPr>
-              <w:widowControl/>
-              <w:spacing w:before="0" w:after="0" w:line="240" w:lineRule="auto"/>
+              <w:spacing w:line="240" w:lineRule="auto"/>
               <w:ind w:firstLine="0"/>
               <w:jc w:val="left"/>
-              <w:rPr>
-                <w:kern w:val="0"/>
-              </w:rPr>
-            </w:pPr>
-            <w:r>
-              <w:rPr>
-                <w:rFonts w:cs="Times New Roman"/>
-                <w:b w:val="0"/>
-                <w:i w:val="0"/>
-                <w:kern w:val="0"/>
-                <w:sz w:val="22"/>
-                <w:lang w:val="ru-RU" w:eastAsia="ru-RU"/>
-              </w:rPr>
-              <w:t xml:space="preserve">Form1, 7 автоматических и 1 ручной сценарий</w:t>
+            </w:pPr>
+            <w:r>
+              <w:rPr>
+                <w:rFonts w:ascii="Times New Roman" w:hAnsi="Times New Roman"/>
+                <w:sz w:val="22"/>
+              </w:rPr>
+              <w:t>Form1, 11 автоматических и 1 ручной сценарий</w:t>
             </w:r>
           </w:p>
         </w:tc>
@@ -3423,7 +3906,7 @@
             </w:pPr>
             <w:r>
               <w:rPr>
-                <w:rFonts w:cs="Times New Roman"/>
+                <w:rFonts w:cs="Times New Roman" w:ascii="Times New Roman" w:hAnsi="Times New Roman"/>
                 <w:b w:val="0"/>
                 <w:i w:val="0"/>
                 <w:kern w:val="0"/>
@@ -3452,6 +3935,9 @@
             <w:right w:w="108" w:type="dxa"/>
           </w:tblCellMar>
         </w:tblPrEx>
+        <w:trPr>
+          <w:cantSplit/>
+        </w:trPr>
         <w:tc>
           <w:tcPr>
             <w:tcW w:w="3029" w:type="dxa"/>
@@ -3468,7 +3954,7 @@
             </w:pPr>
             <w:r>
               <w:rPr>
-                <w:rFonts w:cs="Times New Roman"/>
+                <w:rFonts w:cs="Times New Roman" w:ascii="Times New Roman" w:hAnsi="Times New Roman"/>
                 <w:b w:val="0"/>
                 <w:i w:val="0"/>
                 <w:kern w:val="0"/>
@@ -3495,7 +3981,7 @@
             </w:pPr>
             <w:r>
               <w:rPr>
-                <w:rFonts w:cs="Times New Roman"/>
+                <w:rFonts w:cs="Times New Roman" w:ascii="Times New Roman" w:hAnsi="Times New Roman"/>
                 <w:b w:val="0"/>
                 <w:i w:val="0"/>
                 <w:kern w:val="0"/>
@@ -3522,7 +4008,7 @@
             </w:pPr>
             <w:r>
               <w:rPr>
-                <w:rFonts w:cs="Times New Roman"/>
+                <w:rFonts w:cs="Times New Roman" w:ascii="Times New Roman" w:hAnsi="Times New Roman"/>
                 <w:b w:val="0"/>
                 <w:i w:val="0"/>
                 <w:kern w:val="0"/>
@@ -3543,6 +4029,7 @@
     </w:p>
     <w:p>
       <w:pPr>
+        <w:keepNext/>
         <w:spacing w:before="240" w:after="120" w:line="240" w:lineRule="auto"/>
         <w:ind w:firstLine="0"/>
         <w:jc w:val="left"/>
@@ -3688,12 +4175,12 @@
       <w:r>
         <w:rPr>
           <w:rFonts w:cs="Times New Roman"/>
-          <w:b/>
+          <w:b w:val="0"/>
           <w:i w:val="0"/>
           <w:sz w:val="28"/>
           <w:lang w:val="ru-RU" w:eastAsia="ru-RU"/>
         </w:rPr>
-        <w:t xml:space="preserve">Критерии окончания тестирования:</w:t>
+        <w:t>Критерии окончания тестирования: все 43 автоматических теста проходят; ручные сценарии выполнены; нет открытых дефектов высокой серьёзности; результаты зафиксированы.</w:t>
       </w:r>
       <w:r>
         <w:rPr>
@@ -3703,7 +4190,6 @@
           <w:sz w:val="28"/>
           <w:lang w:val="ru-RU" w:eastAsia="ru-RU"/>
         </w:rPr>
-        <w:t xml:space="preserve"> 26 автоматических теста проходят; ручные сценарии выполнены; нет открытых дефектов высокой серьёзности; результаты зафиксированы.</w:t>
       </w:r>
     </w:p>
     <w:p>
@@ -3764,6 +4250,10 @@
             <w:right w:w="108" w:type="dxa"/>
           </w:tblCellMar>
         </w:tblPrEx>
+        <w:trPr>
+          <w:cantSplit/>
+          <w:tblHeader/>
+        </w:trPr>
         <w:tc>
           <w:tcPr>
             <w:tcW w:w="2863" w:type="dxa"/>
@@ -3780,7 +4270,7 @@
             </w:pPr>
             <w:r>
               <w:rPr>
-                <w:rFonts w:cs="Times New Roman"/>
+                <w:rFonts w:cs="Times New Roman" w:ascii="Times New Roman" w:hAnsi="Times New Roman"/>
                 <w:b/>
                 <w:i w:val="0"/>
                 <w:kern w:val="0"/>
@@ -3807,7 +4297,7 @@
             </w:pPr>
             <w:r>
               <w:rPr>
-                <w:rFonts w:cs="Times New Roman"/>
+                <w:rFonts w:cs="Times New Roman" w:ascii="Times New Roman" w:hAnsi="Times New Roman"/>
                 <w:b/>
                 <w:i w:val="0"/>
                 <w:kern w:val="0"/>
@@ -3836,6 +4326,9 @@
             <w:right w:w="108" w:type="dxa"/>
           </w:tblCellMar>
         </w:tblPrEx>
+        <w:trPr>
+          <w:cantSplit/>
+        </w:trPr>
         <w:tc>
           <w:tcPr>
             <w:tcW w:w="2863" w:type="dxa"/>
@@ -3852,7 +4345,7 @@
             </w:pPr>
             <w:r>
               <w:rPr>
-                <w:rFonts w:cs="Times New Roman"/>
+                <w:rFonts w:cs="Times New Roman" w:ascii="Times New Roman" w:hAnsi="Times New Roman"/>
                 <w:b w:val="0"/>
                 <w:i w:val="0"/>
                 <w:kern w:val="0"/>
@@ -3879,7 +4372,7 @@
             </w:pPr>
             <w:r>
               <w:rPr>
-                <w:rFonts w:cs="Times New Roman"/>
+                <w:rFonts w:cs="Times New Roman" w:ascii="Times New Roman" w:hAnsi="Times New Roman"/>
                 <w:b w:val="0"/>
                 <w:i w:val="0"/>
                 <w:kern w:val="0"/>
@@ -3908,6 +4401,9 @@
             <w:right w:w="108" w:type="dxa"/>
           </w:tblCellMar>
         </w:tblPrEx>
+        <w:trPr>
+          <w:cantSplit/>
+        </w:trPr>
         <w:tc>
           <w:tcPr>
             <w:tcW w:w="2863" w:type="dxa"/>
@@ -3924,7 +4420,7 @@
             </w:pPr>
             <w:r>
               <w:rPr>
-                <w:rFonts w:cs="Times New Roman"/>
+                <w:rFonts w:cs="Times New Roman" w:ascii="Times New Roman" w:hAnsi="Times New Roman"/>
                 <w:b w:val="0"/>
                 <w:i w:val="0"/>
                 <w:kern w:val="0"/>
@@ -3951,7 +4447,7 @@
             </w:pPr>
             <w:r>
               <w:rPr>
-                <w:rFonts w:cs="Times New Roman"/>
+                <w:rFonts w:cs="Times New Roman" w:ascii="Times New Roman" w:hAnsi="Times New Roman"/>
                 <w:b w:val="0"/>
                 <w:i w:val="0"/>
                 <w:kern w:val="0"/>
@@ -3980,6 +4476,9 @@
             <w:right w:w="108" w:type="dxa"/>
           </w:tblCellMar>
         </w:tblPrEx>
+        <w:trPr>
+          <w:cantSplit/>
+        </w:trPr>
         <w:tc>
           <w:tcPr>
             <w:tcW w:w="2863" w:type="dxa"/>
@@ -3996,7 +4495,7 @@
             </w:pPr>
             <w:r>
               <w:rPr>
-                <w:rFonts w:cs="Times New Roman"/>
+                <w:rFonts w:cs="Times New Roman" w:ascii="Times New Roman" w:hAnsi="Times New Roman"/>
                 <w:b w:val="0"/>
                 <w:i w:val="0"/>
                 <w:kern w:val="0"/>
@@ -4023,7 +4522,7 @@
             </w:pPr>
             <w:r>
               <w:rPr>
-                <w:rFonts w:cs="Times New Roman"/>
+                <w:rFonts w:cs="Times New Roman" w:ascii="Times New Roman" w:hAnsi="Times New Roman"/>
                 <w:b w:val="0"/>
                 <w:i w:val="0"/>
                 <w:kern w:val="0"/>
@@ -4052,6 +4551,9 @@
             <w:right w:w="108" w:type="dxa"/>
           </w:tblCellMar>
         </w:tblPrEx>
+        <w:trPr>
+          <w:cantSplit/>
+        </w:trPr>
         <w:tc>
           <w:tcPr>
             <w:tcW w:w="2863" w:type="dxa"/>
@@ -4068,7 +4570,7 @@
             </w:pPr>
             <w:r>
               <w:rPr>
-                <w:rFonts w:cs="Times New Roman"/>
+                <w:rFonts w:cs="Times New Roman" w:ascii="Times New Roman" w:hAnsi="Times New Roman"/>
                 <w:b w:val="0"/>
                 <w:i w:val="0"/>
                 <w:kern w:val="0"/>
@@ -4095,7 +4597,7 @@
             </w:pPr>
             <w:r>
               <w:rPr>
-                <w:rFonts w:cs="Times New Roman"/>
+                <w:rFonts w:cs="Times New Roman" w:ascii="Times New Roman" w:hAnsi="Times New Roman"/>
                 <w:b w:val="0"/>
                 <w:i w:val="0"/>
                 <w:kern w:val="0"/>
@@ -4124,6 +4626,9 @@
             <w:right w:w="108" w:type="dxa"/>
           </w:tblCellMar>
         </w:tblPrEx>
+        <w:trPr>
+          <w:cantSplit/>
+        </w:trPr>
         <w:tc>
           <w:tcPr>
             <w:tcW w:w="2863" w:type="dxa"/>
@@ -4140,7 +4645,7 @@
             </w:pPr>
             <w:r>
               <w:rPr>
-                <w:rFonts w:cs="Times New Roman"/>
+                <w:rFonts w:cs="Times New Roman" w:ascii="Times New Roman" w:hAnsi="Times New Roman"/>
                 <w:b w:val="0"/>
                 <w:i w:val="0"/>
                 <w:kern w:val="0"/>
@@ -4167,7 +4672,7 @@
             </w:pPr>
             <w:r>
               <w:rPr>
-                <w:rFonts w:cs="Times New Roman"/>
+                <w:rFonts w:cs="Times New Roman" w:ascii="Times New Roman" w:hAnsi="Times New Roman"/>
                 <w:b w:val="0"/>
                 <w:i w:val="0"/>
                 <w:kern w:val="0"/>
@@ -4280,6 +4785,10 @@
             <w:right w:w="108" w:type="dxa"/>
           </w:tblCellMar>
         </w:tblPrEx>
+        <w:trPr>
+          <w:cantSplit/>
+          <w:tblHeader/>
+        </w:trPr>
         <w:tc>
           <w:tcPr>
             <w:tcW w:w="505" w:type="dxa"/>
@@ -4296,7 +4805,7 @@
             </w:pPr>
             <w:r>
               <w:rPr>
-                <w:rFonts w:cs="Times New Roman"/>
+                <w:rFonts w:cs="Times New Roman" w:ascii="Times New Roman" w:hAnsi="Times New Roman"/>
                 <w:b/>
                 <w:i w:val="0"/>
                 <w:kern w:val="0"/>
@@ -4323,7 +4832,7 @@
             </w:pPr>
             <w:r>
               <w:rPr>
-                <w:rFonts w:cs="Times New Roman"/>
+                <w:rFonts w:cs="Times New Roman" w:ascii="Times New Roman" w:hAnsi="Times New Roman"/>
                 <w:b/>
                 <w:i w:val="0"/>
                 <w:kern w:val="0"/>
@@ -4350,7 +4859,7 @@
             </w:pPr>
             <w:r>
               <w:rPr>
-                <w:rFonts w:cs="Times New Roman"/>
+                <w:rFonts w:cs="Times New Roman" w:ascii="Times New Roman" w:hAnsi="Times New Roman"/>
                 <w:b/>
                 <w:i w:val="0"/>
                 <w:kern w:val="0"/>
@@ -4377,7 +4886,7 @@
             </w:pPr>
             <w:r>
               <w:rPr>
-                <w:rFonts w:cs="Times New Roman"/>
+                <w:rFonts w:cs="Times New Roman" w:ascii="Times New Roman" w:hAnsi="Times New Roman"/>
                 <w:b/>
                 <w:i w:val="0"/>
                 <w:kern w:val="0"/>
@@ -4406,6 +4915,9 @@
             <w:right w:w="108" w:type="dxa"/>
           </w:tblCellMar>
         </w:tblPrEx>
+        <w:trPr>
+          <w:cantSplit/>
+        </w:trPr>
         <w:tc>
           <w:tcPr>
             <w:tcW w:w="505" w:type="dxa"/>
@@ -4422,7 +4934,7 @@
             </w:pPr>
             <w:r>
               <w:rPr>
-                <w:rFonts w:cs="Times New Roman"/>
+                <w:rFonts w:cs="Times New Roman" w:ascii="Times New Roman" w:hAnsi="Times New Roman"/>
                 <w:b w:val="0"/>
                 <w:i w:val="0"/>
                 <w:kern w:val="0"/>
@@ -4449,7 +4961,7 @@
             </w:pPr>
             <w:r>
               <w:rPr>
-                <w:rFonts w:cs="Times New Roman"/>
+                <w:rFonts w:cs="Times New Roman" w:ascii="Times New Roman" w:hAnsi="Times New Roman"/>
                 <w:b w:val="0"/>
                 <w:i w:val="0"/>
                 <w:kern w:val="0"/>
@@ -4476,7 +4988,7 @@
             </w:pPr>
             <w:r>
               <w:rPr>
-                <w:rFonts w:cs="Times New Roman"/>
+                <w:rFonts w:cs="Times New Roman" w:ascii="Times New Roman" w:hAnsi="Times New Roman"/>
                 <w:b w:val="0"/>
                 <w:i w:val="0"/>
                 <w:kern w:val="0"/>
@@ -4503,7 +5015,7 @@
             </w:pPr>
             <w:r>
               <w:rPr>
-                <w:rFonts w:cs="Times New Roman"/>
+                <w:rFonts w:cs="Times New Roman" w:ascii="Times New Roman" w:hAnsi="Times New Roman"/>
                 <w:b w:val="0"/>
                 <w:i w:val="0"/>
                 <w:kern w:val="0"/>
@@ -4532,6 +5044,9 @@
             <w:right w:w="108" w:type="dxa"/>
           </w:tblCellMar>
         </w:tblPrEx>
+        <w:trPr>
+          <w:cantSplit/>
+        </w:trPr>
         <w:tc>
           <w:tcPr>
             <w:tcW w:w="505" w:type="dxa"/>
@@ -4548,7 +5063,7 @@
             </w:pPr>
             <w:r>
               <w:rPr>
-                <w:rFonts w:cs="Times New Roman"/>
+                <w:rFonts w:cs="Times New Roman" w:ascii="Times New Roman" w:hAnsi="Times New Roman"/>
                 <w:b w:val="0"/>
                 <w:i w:val="0"/>
                 <w:kern w:val="0"/>
@@ -4575,7 +5090,7 @@
             </w:pPr>
             <w:r>
               <w:rPr>
-                <w:rFonts w:cs="Times New Roman"/>
+                <w:rFonts w:cs="Times New Roman" w:ascii="Times New Roman" w:hAnsi="Times New Roman"/>
                 <w:b w:val="0"/>
                 <w:i w:val="0"/>
                 <w:kern w:val="0"/>
@@ -4602,7 +5117,7 @@
             </w:pPr>
             <w:r>
               <w:rPr>
-                <w:rFonts w:cs="Times New Roman"/>
+                <w:rFonts w:cs="Times New Roman" w:ascii="Times New Roman" w:hAnsi="Times New Roman"/>
                 <w:b w:val="0"/>
                 <w:i w:val="0"/>
                 <w:kern w:val="0"/>
@@ -4629,7 +5144,7 @@
             </w:pPr>
             <w:r>
               <w:rPr>
-                <w:rFonts w:cs="Times New Roman"/>
+                <w:rFonts w:cs="Times New Roman" w:ascii="Times New Roman" w:hAnsi="Times New Roman"/>
                 <w:b w:val="0"/>
                 <w:i w:val="0"/>
                 <w:kern w:val="0"/>
@@ -4658,6 +5173,9 @@
             <w:right w:w="108" w:type="dxa"/>
           </w:tblCellMar>
         </w:tblPrEx>
+        <w:trPr>
+          <w:cantSplit/>
+        </w:trPr>
         <w:tc>
           <w:tcPr>
             <w:tcW w:w="505" w:type="dxa"/>
@@ -4674,7 +5192,7 @@
             </w:pPr>
             <w:r>
               <w:rPr>
-                <w:rFonts w:cs="Times New Roman"/>
+                <w:rFonts w:cs="Times New Roman" w:ascii="Times New Roman" w:hAnsi="Times New Roman"/>
                 <w:b w:val="0"/>
                 <w:i w:val="0"/>
                 <w:kern w:val="0"/>
@@ -4701,7 +5219,7 @@
             </w:pPr>
             <w:r>
               <w:rPr>
-                <w:rFonts w:cs="Times New Roman"/>
+                <w:rFonts w:cs="Times New Roman" w:ascii="Times New Roman" w:hAnsi="Times New Roman"/>
                 <w:b w:val="0"/>
                 <w:i w:val="0"/>
                 <w:kern w:val="0"/>
@@ -4728,7 +5246,7 @@
             </w:pPr>
             <w:r>
               <w:rPr>
-                <w:rFonts w:cs="Times New Roman"/>
+                <w:rFonts w:cs="Times New Roman" w:ascii="Times New Roman" w:hAnsi="Times New Roman"/>
                 <w:b w:val="0"/>
                 <w:i w:val="0"/>
                 <w:kern w:val="0"/>
@@ -4755,7 +5273,7 @@
             </w:pPr>
             <w:r>
               <w:rPr>
-                <w:rFonts w:cs="Times New Roman"/>
+                <w:rFonts w:cs="Times New Roman" w:ascii="Times New Roman" w:hAnsi="Times New Roman"/>
                 <w:b w:val="0"/>
                 <w:i w:val="0"/>
                 <w:kern w:val="0"/>
@@ -4784,6 +5302,9 @@
             <w:right w:w="108" w:type="dxa"/>
           </w:tblCellMar>
         </w:tblPrEx>
+        <w:trPr>
+          <w:cantSplit/>
+        </w:trPr>
         <w:tc>
           <w:tcPr>
             <w:tcW w:w="505" w:type="dxa"/>
@@ -4800,7 +5321,7 @@
             </w:pPr>
             <w:r>
               <w:rPr>
-                <w:rFonts w:cs="Times New Roman"/>
+                <w:rFonts w:cs="Times New Roman" w:ascii="Times New Roman" w:hAnsi="Times New Roman"/>
                 <w:b w:val="0"/>
                 <w:i w:val="0"/>
                 <w:kern w:val="0"/>
@@ -4827,7 +5348,7 @@
             </w:pPr>
             <w:r>
               <w:rPr>
-                <w:rFonts w:cs="Times New Roman"/>
+                <w:rFonts w:cs="Times New Roman" w:ascii="Times New Roman" w:hAnsi="Times New Roman"/>
                 <w:b w:val="0"/>
                 <w:i w:val="0"/>
                 <w:kern w:val="0"/>
@@ -4854,7 +5375,7 @@
             </w:pPr>
             <w:r>
               <w:rPr>
-                <w:rFonts w:cs="Times New Roman"/>
+                <w:rFonts w:cs="Times New Roman" w:ascii="Times New Roman" w:hAnsi="Times New Roman"/>
                 <w:b w:val="0"/>
                 <w:i w:val="0"/>
                 <w:kern w:val="0"/>
@@ -4881,7 +5402,7 @@
             </w:pPr>
             <w:r>
               <w:rPr>
-                <w:rFonts w:cs="Times New Roman"/>
+                <w:rFonts w:cs="Times New Roman" w:ascii="Times New Roman" w:hAnsi="Times New Roman"/>
                 <w:b w:val="0"/>
                 <w:i w:val="0"/>
                 <w:kern w:val="0"/>
@@ -4910,6 +5431,9 @@
             <w:right w:w="108" w:type="dxa"/>
           </w:tblCellMar>
         </w:tblPrEx>
+        <w:trPr>
+          <w:cantSplit/>
+        </w:trPr>
         <w:tc>
           <w:tcPr>
             <w:tcW w:w="505" w:type="dxa"/>
@@ -4926,7 +5450,7 @@
             </w:pPr>
             <w:r>
               <w:rPr>
-                <w:rFonts w:cs="Times New Roman"/>
+                <w:rFonts w:cs="Times New Roman" w:ascii="Times New Roman" w:hAnsi="Times New Roman"/>
                 <w:b w:val="0"/>
                 <w:i w:val="0"/>
                 <w:kern w:val="0"/>
@@ -4953,7 +5477,7 @@
             </w:pPr>
             <w:r>
               <w:rPr>
-                <w:rFonts w:cs="Times New Roman"/>
+                <w:rFonts w:cs="Times New Roman" w:ascii="Times New Roman" w:hAnsi="Times New Roman"/>
                 <w:b w:val="0"/>
                 <w:i w:val="0"/>
                 <w:kern w:val="0"/>
@@ -4980,7 +5504,7 @@
             </w:pPr>
             <w:r>
               <w:rPr>
-                <w:rFonts w:cs="Times New Roman"/>
+                <w:rFonts w:cs="Times New Roman" w:ascii="Times New Roman" w:hAnsi="Times New Roman"/>
                 <w:b w:val="0"/>
                 <w:i w:val="0"/>
                 <w:kern w:val="0"/>
@@ -5007,7 +5531,7 @@
             </w:pPr>
             <w:r>
               <w:rPr>
-                <w:rFonts w:cs="Times New Roman"/>
+                <w:rFonts w:cs="Times New Roman" w:ascii="Times New Roman" w:hAnsi="Times New Roman"/>
                 <w:b w:val="0"/>
                 <w:i w:val="0"/>
                 <w:kern w:val="0"/>
@@ -5036,6 +5560,9 @@
             <w:right w:w="108" w:type="dxa"/>
           </w:tblCellMar>
         </w:tblPrEx>
+        <w:trPr>
+          <w:cantSplit/>
+        </w:trPr>
         <w:tc>
           <w:tcPr>
             <w:tcW w:w="505" w:type="dxa"/>
@@ -5052,7 +5579,7 @@
             </w:pPr>
             <w:r>
               <w:rPr>
-                <w:rFonts w:cs="Times New Roman"/>
+                <w:rFonts w:cs="Times New Roman" w:ascii="Times New Roman" w:hAnsi="Times New Roman"/>
                 <w:b w:val="0"/>
                 <w:i w:val="0"/>
                 <w:kern w:val="0"/>
@@ -5079,7 +5606,7 @@
             </w:pPr>
             <w:r>
               <w:rPr>
-                <w:rFonts w:cs="Times New Roman"/>
+                <w:rFonts w:cs="Times New Roman" w:ascii="Times New Roman" w:hAnsi="Times New Roman"/>
                 <w:b w:val="0"/>
                 <w:i w:val="0"/>
                 <w:kern w:val="0"/>
@@ -5106,7 +5633,7 @@
             </w:pPr>
             <w:r>
               <w:rPr>
-                <w:rFonts w:cs="Times New Roman"/>
+                <w:rFonts w:cs="Times New Roman" w:ascii="Times New Roman" w:hAnsi="Times New Roman"/>
                 <w:b w:val="0"/>
                 <w:i w:val="0"/>
                 <w:kern w:val="0"/>
@@ -5133,7 +5660,7 @@
             </w:pPr>
             <w:r>
               <w:rPr>
-                <w:rFonts w:cs="Times New Roman"/>
+                <w:rFonts w:cs="Times New Roman" w:ascii="Times New Roman" w:hAnsi="Times New Roman"/>
                 <w:b w:val="0"/>
                 <w:i w:val="0"/>
                 <w:kern w:val="0"/>
@@ -5217,6 +5744,10 @@
             <w:right w:w="108" w:type="dxa"/>
           </w:tblCellMar>
         </w:tblPrEx>
+        <w:trPr>
+          <w:cantSplit/>
+          <w:tblHeader/>
+        </w:trPr>
         <w:tc>
           <w:tcPr>
             <w:tcW w:w="4505" w:type="dxa"/>
@@ -5233,7 +5764,7 @@
             </w:pPr>
             <w:r>
               <w:rPr>
-                <w:rFonts w:cs="Times New Roman"/>
+                <w:rFonts w:cs="Times New Roman" w:ascii="Times New Roman" w:hAnsi="Times New Roman"/>
                 <w:b/>
                 <w:i w:val="0"/>
                 <w:kern w:val="0"/>
@@ -5260,7 +5791,7 @@
             </w:pPr>
             <w:r>
               <w:rPr>
-                <w:rFonts w:cs="Times New Roman"/>
+                <w:rFonts w:cs="Times New Roman" w:ascii="Times New Roman" w:hAnsi="Times New Roman"/>
                 <w:b/>
                 <w:i w:val="0"/>
                 <w:kern w:val="0"/>
@@ -5287,7 +5818,7 @@
             </w:pPr>
             <w:r>
               <w:rPr>
-                <w:rFonts w:cs="Times New Roman"/>
+                <w:rFonts w:cs="Times New Roman" w:ascii="Times New Roman" w:hAnsi="Times New Roman"/>
                 <w:b/>
                 <w:i w:val="0"/>
                 <w:kern w:val="0"/>
@@ -5314,7 +5845,7 @@
             </w:pPr>
             <w:r>
               <w:rPr>
-                <w:rFonts w:cs="Times New Roman"/>
+                <w:rFonts w:cs="Times New Roman" w:ascii="Times New Roman" w:hAnsi="Times New Roman"/>
                 <w:b/>
                 <w:i w:val="0"/>
                 <w:kern w:val="0"/>
@@ -5341,7 +5872,7 @@
             </w:pPr>
             <w:r>
               <w:rPr>
-                <w:rFonts w:cs="Times New Roman"/>
+                <w:rFonts w:cs="Times New Roman" w:ascii="Times New Roman" w:hAnsi="Times New Roman"/>
                 <w:b/>
                 <w:i w:val="0"/>
                 <w:kern w:val="0"/>
@@ -5368,7 +5899,7 @@
             </w:pPr>
             <w:r>
               <w:rPr>
-                <w:rFonts w:cs="Times New Roman"/>
+                <w:rFonts w:cs="Times New Roman" w:ascii="Times New Roman" w:hAnsi="Times New Roman"/>
                 <w:b/>
                 <w:i w:val="0"/>
                 <w:kern w:val="0"/>
@@ -5395,7 +5926,7 @@
             </w:pPr>
             <w:r>
               <w:rPr>
-                <w:rFonts w:cs="Times New Roman"/>
+                <w:rFonts w:cs="Times New Roman" w:ascii="Times New Roman" w:hAnsi="Times New Roman"/>
                 <w:b/>
                 <w:i w:val="0"/>
                 <w:kern w:val="0"/>
@@ -5424,6 +5955,9 @@
             <w:right w:w="108" w:type="dxa"/>
           </w:tblCellMar>
         </w:tblPrEx>
+        <w:trPr>
+          <w:cantSplit/>
+        </w:trPr>
         <w:tc>
           <w:tcPr>
             <w:tcW w:w="4505" w:type="dxa"/>
@@ -5440,7 +5974,7 @@
             </w:pPr>
             <w:r>
               <w:rPr>
-                <w:rFonts w:cs="Times New Roman"/>
+                <w:rFonts w:cs="Times New Roman" w:ascii="Times New Roman" w:hAnsi="Times New Roman"/>
                 <w:b w:val="0"/>
                 <w:i w:val="0"/>
                 <w:kern w:val="0"/>
@@ -5467,7 +6001,7 @@
             </w:pPr>
             <w:r>
               <w:rPr>
-                <w:rFonts w:cs="Times New Roman"/>
+                <w:rFonts w:cs="Times New Roman" w:ascii="Times New Roman" w:hAnsi="Times New Roman"/>
                 <w:b w:val="0"/>
                 <w:i w:val="0"/>
                 <w:kern w:val="0"/>
@@ -5493,6 +6027,10 @@
               </w:rPr>
             </w:pPr>
             <w:r>
+              <w:rPr>
+                <w:rFonts w:ascii="Times New Roman" w:hAnsi="Times New Roman"/>
+                <w:sz w:val="22"/>
+              </w:rPr>
               <w:t xml:space="preserve"/>
             </w:r>
           </w:p>
@@ -5512,6 +6050,10 @@
               </w:rPr>
             </w:pPr>
             <w:r>
+              <w:rPr>
+                <w:rFonts w:ascii="Times New Roman" w:hAnsi="Times New Roman"/>
+                <w:sz w:val="22"/>
+              </w:rPr>
               <w:t xml:space="preserve"/>
             </w:r>
           </w:p>
@@ -5531,6 +6073,10 @@
               </w:rPr>
             </w:pPr>
             <w:r>
+              <w:rPr>
+                <w:rFonts w:ascii="Times New Roman" w:hAnsi="Times New Roman"/>
+                <w:sz w:val="22"/>
+              </w:rPr>
               <w:t xml:space="preserve"/>
             </w:r>
           </w:p>
@@ -5550,6 +6096,10 @@
               </w:rPr>
             </w:pPr>
             <w:r>
+              <w:rPr>
+                <w:rFonts w:ascii="Times New Roman" w:hAnsi="Times New Roman"/>
+                <w:sz w:val="22"/>
+              </w:rPr>
               <w:t xml:space="preserve"/>
             </w:r>
           </w:p>
@@ -5569,6 +6119,10 @@
               </w:rPr>
             </w:pPr>
             <w:r>
+              <w:rPr>
+                <w:rFonts w:ascii="Times New Roman" w:hAnsi="Times New Roman"/>
+                <w:sz w:val="22"/>
+              </w:rPr>
               <w:t xml:space="preserve"/>
             </w:r>
           </w:p>
@@ -5591,6 +6145,9 @@
             <w:right w:w="108" w:type="dxa"/>
           </w:tblCellMar>
         </w:tblPrEx>
+        <w:trPr>
+          <w:cantSplit/>
+        </w:trPr>
         <w:tc>
           <w:tcPr>
             <w:tcW w:w="4505" w:type="dxa"/>
@@ -5607,7 +6164,7 @@
             </w:pPr>
             <w:r>
               <w:rPr>
-                <w:rFonts w:cs="Times New Roman"/>
+                <w:rFonts w:cs="Times New Roman" w:ascii="Times New Roman" w:hAnsi="Times New Roman"/>
                 <w:b w:val="0"/>
                 <w:i w:val="0"/>
                 <w:kern w:val="0"/>
@@ -5633,6 +6190,10 @@
               </w:rPr>
             </w:pPr>
             <w:r>
+              <w:rPr>
+                <w:rFonts w:ascii="Times New Roman" w:hAnsi="Times New Roman"/>
+                <w:sz w:val="22"/>
+              </w:rPr>
               <w:t xml:space="preserve">X</w:t>
             </w:r>
           </w:p>
@@ -5653,7 +6214,7 @@
             </w:pPr>
             <w:r>
               <w:rPr>
-                <w:rFonts w:cs="Times New Roman"/>
+                <w:rFonts w:cs="Times New Roman" w:ascii="Times New Roman" w:hAnsi="Times New Roman"/>
                 <w:b w:val="0"/>
                 <w:i w:val="0"/>
                 <w:kern w:val="0"/>
@@ -5680,7 +6241,7 @@
             </w:pPr>
             <w:r>
               <w:rPr>
-                <w:rFonts w:cs="Times New Roman"/>
+                <w:rFonts w:cs="Times New Roman" w:ascii="Times New Roman" w:hAnsi="Times New Roman"/>
                 <w:b w:val="0"/>
                 <w:i w:val="0"/>
                 <w:kern w:val="0"/>
@@ -5706,6 +6267,10 @@
               </w:rPr>
             </w:pPr>
             <w:r>
+              <w:rPr>
+                <w:rFonts w:ascii="Times New Roman" w:hAnsi="Times New Roman"/>
+                <w:sz w:val="22"/>
+              </w:rPr>
               <w:t xml:space="preserve"/>
             </w:r>
           </w:p>
@@ -5725,6 +6290,10 @@
               </w:rPr>
             </w:pPr>
             <w:r>
+              <w:rPr>
+                <w:rFonts w:ascii="Times New Roman" w:hAnsi="Times New Roman"/>
+                <w:sz w:val="22"/>
+              </w:rPr>
               <w:t xml:space="preserve"/>
             </w:r>
           </w:p>
@@ -5744,6 +6313,10 @@
               </w:rPr>
             </w:pPr>
             <w:r>
+              <w:rPr>
+                <w:rFonts w:ascii="Times New Roman" w:hAnsi="Times New Roman"/>
+                <w:sz w:val="22"/>
+              </w:rPr>
               <w:t xml:space="preserve"/>
             </w:r>
           </w:p>
@@ -5766,6 +6339,9 @@
             <w:right w:w="108" w:type="dxa"/>
           </w:tblCellMar>
         </w:tblPrEx>
+        <w:trPr>
+          <w:cantSplit/>
+        </w:trPr>
         <w:tc>
           <w:tcPr>
             <w:tcW w:w="4505" w:type="dxa"/>
@@ -5782,7 +6358,7 @@
             </w:pPr>
             <w:r>
               <w:rPr>
-                <w:rFonts w:cs="Times New Roman"/>
+                <w:rFonts w:cs="Times New Roman" w:ascii="Times New Roman" w:hAnsi="Times New Roman"/>
                 <w:b w:val="0"/>
                 <w:i w:val="0"/>
                 <w:kern w:val="0"/>
@@ -5808,6 +6384,10 @@
               </w:rPr>
             </w:pPr>
             <w:r>
+              <w:rPr>
+                <w:rFonts w:ascii="Times New Roman" w:hAnsi="Times New Roman"/>
+                <w:sz w:val="22"/>
+              </w:rPr>
               <w:t xml:space="preserve"/>
             </w:r>
           </w:p>
@@ -5827,6 +6407,10 @@
               </w:rPr>
             </w:pPr>
             <w:r>
+              <w:rPr>
+                <w:rFonts w:ascii="Times New Roman" w:hAnsi="Times New Roman"/>
+                <w:sz w:val="22"/>
+              </w:rPr>
               <w:t xml:space="preserve"/>
             </w:r>
           </w:p>
@@ -5846,6 +6430,10 @@
               </w:rPr>
             </w:pPr>
             <w:r>
+              <w:rPr>
+                <w:rFonts w:ascii="Times New Roman" w:hAnsi="Times New Roman"/>
+                <w:sz w:val="22"/>
+              </w:rPr>
               <w:t xml:space="preserve">X</w:t>
             </w:r>
           </w:p>
@@ -5866,7 +6454,7 @@
             </w:pPr>
             <w:r>
               <w:rPr>
-                <w:rFonts w:cs="Times New Roman"/>
+                <w:rFonts w:cs="Times New Roman" w:ascii="Times New Roman" w:hAnsi="Times New Roman"/>
                 <w:b w:val="0"/>
                 <w:i w:val="0"/>
                 <w:kern w:val="0"/>
@@ -5892,6 +6480,10 @@
               </w:rPr>
             </w:pPr>
             <w:r>
+              <w:rPr>
+                <w:rFonts w:ascii="Times New Roman" w:hAnsi="Times New Roman"/>
+                <w:sz w:val="22"/>
+              </w:rPr>
               <w:t xml:space="preserve"/>
             </w:r>
           </w:p>
@@ -5911,6 +6503,10 @@
               </w:rPr>
             </w:pPr>
             <w:r>
+              <w:rPr>
+                <w:rFonts w:ascii="Times New Roman" w:hAnsi="Times New Roman"/>
+                <w:sz w:val="22"/>
+              </w:rPr>
               <w:t xml:space="preserve"/>
             </w:r>
           </w:p>
@@ -5933,6 +6529,9 @@
             <w:right w:w="108" w:type="dxa"/>
           </w:tblCellMar>
         </w:tblPrEx>
+        <w:trPr>
+          <w:cantSplit/>
+        </w:trPr>
         <w:tc>
           <w:tcPr>
             <w:tcW w:w="4505" w:type="dxa"/>
@@ -5949,7 +6548,7 @@
             </w:pPr>
             <w:r>
               <w:rPr>
-                <w:rFonts w:cs="Times New Roman"/>
+                <w:rFonts w:cs="Times New Roman" w:ascii="Times New Roman" w:hAnsi="Times New Roman"/>
                 <w:b w:val="0"/>
                 <w:i w:val="0"/>
                 <w:kern w:val="0"/>
@@ -5975,6 +6574,10 @@
               </w:rPr>
             </w:pPr>
             <w:r>
+              <w:rPr>
+                <w:rFonts w:ascii="Times New Roman" w:hAnsi="Times New Roman"/>
+                <w:sz w:val="22"/>
+              </w:rPr>
               <w:t xml:space="preserve"/>
             </w:r>
           </w:p>
@@ -5994,6 +6597,10 @@
               </w:rPr>
             </w:pPr>
             <w:r>
+              <w:rPr>
+                <w:rFonts w:ascii="Times New Roman" w:hAnsi="Times New Roman"/>
+                <w:sz w:val="22"/>
+              </w:rPr>
               <w:t xml:space="preserve"/>
             </w:r>
           </w:p>
@@ -6013,6 +6620,10 @@
               </w:rPr>
             </w:pPr>
             <w:r>
+              <w:rPr>
+                <w:rFonts w:ascii="Times New Roman" w:hAnsi="Times New Roman"/>
+                <w:sz w:val="22"/>
+              </w:rPr>
               <w:t xml:space="preserve"/>
             </w:r>
           </w:p>
@@ -6032,6 +6643,10 @@
               </w:rPr>
             </w:pPr>
             <w:r>
+              <w:rPr>
+                <w:rFonts w:ascii="Times New Roman" w:hAnsi="Times New Roman"/>
+                <w:sz w:val="22"/>
+              </w:rPr>
               <w:t xml:space="preserve">X</w:t>
             </w:r>
           </w:p>
@@ -6052,7 +6667,7 @@
             </w:pPr>
             <w:r>
               <w:rPr>
-                <w:rFonts w:cs="Times New Roman"/>
+                <w:rFonts w:cs="Times New Roman" w:ascii="Times New Roman" w:hAnsi="Times New Roman"/>
                 <w:b w:val="0"/>
                 <w:i w:val="0"/>
                 <w:kern w:val="0"/>
@@ -6078,6 +6693,10 @@
               </w:rPr>
             </w:pPr>
             <w:r>
+              <w:rPr>
+                <w:rFonts w:ascii="Times New Roman" w:hAnsi="Times New Roman"/>
+                <w:sz w:val="22"/>
+              </w:rPr>
               <w:t xml:space="preserve"/>
             </w:r>
           </w:p>
@@ -6100,6 +6719,9 @@
             <w:right w:w="108" w:type="dxa"/>
           </w:tblCellMar>
         </w:tblPrEx>
+        <w:trPr>
+          <w:cantSplit/>
+        </w:trPr>
         <w:tc>
           <w:tcPr>
             <w:tcW w:w="4505" w:type="dxa"/>
@@ -6116,7 +6738,7 @@
             </w:pPr>
             <w:r>
               <w:rPr>
-                <w:rFonts w:cs="Times New Roman"/>
+                <w:rFonts w:cs="Times New Roman" w:ascii="Times New Roman" w:hAnsi="Times New Roman"/>
                 <w:b w:val="0"/>
                 <w:i w:val="0"/>
                 <w:kern w:val="0"/>
@@ -6142,6 +6764,10 @@
               </w:rPr>
             </w:pPr>
             <w:r>
+              <w:rPr>
+                <w:rFonts w:ascii="Times New Roman" w:hAnsi="Times New Roman"/>
+                <w:sz w:val="22"/>
+              </w:rPr>
               <w:t xml:space="preserve"/>
             </w:r>
           </w:p>
@@ -6161,6 +6787,10 @@
               </w:rPr>
             </w:pPr>
             <w:r>
+              <w:rPr>
+                <w:rFonts w:ascii="Times New Roman" w:hAnsi="Times New Roman"/>
+                <w:sz w:val="22"/>
+              </w:rPr>
               <w:t xml:space="preserve"/>
             </w:r>
           </w:p>
@@ -6180,6 +6810,10 @@
               </w:rPr>
             </w:pPr>
             <w:r>
+              <w:rPr>
+                <w:rFonts w:ascii="Times New Roman" w:hAnsi="Times New Roman"/>
+                <w:sz w:val="22"/>
+              </w:rPr>
               <w:t xml:space="preserve"/>
             </w:r>
           </w:p>
@@ -6199,6 +6833,10 @@
               </w:rPr>
             </w:pPr>
             <w:r>
+              <w:rPr>
+                <w:rFonts w:ascii="Times New Roman" w:hAnsi="Times New Roman"/>
+                <w:sz w:val="22"/>
+              </w:rPr>
               <w:t xml:space="preserve"/>
             </w:r>
           </w:p>
@@ -6218,6 +6856,10 @@
               </w:rPr>
             </w:pPr>
             <w:r>
+              <w:rPr>
+                <w:rFonts w:ascii="Times New Roman" w:hAnsi="Times New Roman"/>
+                <w:sz w:val="22"/>
+              </w:rPr>
               <w:t xml:space="preserve">X</w:t>
             </w:r>
           </w:p>
@@ -6238,7 +6880,7 @@
             </w:pPr>
             <w:r>
               <w:rPr>
-                <w:rFonts w:cs="Times New Roman"/>
+                <w:rFonts w:cs="Times New Roman" w:ascii="Times New Roman" w:hAnsi="Times New Roman"/>
                 <w:b w:val="0"/>
                 <w:i w:val="0"/>
                 <w:kern w:val="0"/>
@@ -6267,6 +6909,9 @@
             <w:right w:w="108" w:type="dxa"/>
           </w:tblCellMar>
         </w:tblPrEx>
+        <w:trPr>
+          <w:cantSplit/>
+        </w:trPr>
         <w:tc>
           <w:tcPr>
             <w:tcW w:w="4505" w:type="dxa"/>
@@ -6283,7 +6928,7 @@
             </w:pPr>
             <w:r>
               <w:rPr>
-                <w:rFonts w:cs="Times New Roman"/>
+                <w:rFonts w:cs="Times New Roman" w:ascii="Times New Roman" w:hAnsi="Times New Roman"/>
                 <w:b w:val="0"/>
                 <w:i w:val="0"/>
                 <w:kern w:val="0"/>
@@ -6309,6 +6954,10 @@
               </w:rPr>
             </w:pPr>
             <w:r>
+              <w:rPr>
+                <w:rFonts w:ascii="Times New Roman" w:hAnsi="Times New Roman"/>
+                <w:sz w:val="22"/>
+              </w:rPr>
               <w:t xml:space="preserve"/>
             </w:r>
           </w:p>
@@ -6328,6 +6977,10 @@
               </w:rPr>
             </w:pPr>
             <w:r>
+              <w:rPr>
+                <w:rFonts w:ascii="Times New Roman" w:hAnsi="Times New Roman"/>
+                <w:sz w:val="22"/>
+              </w:rPr>
               <w:t xml:space="preserve"/>
             </w:r>
           </w:p>
@@ -6347,6 +7000,10 @@
               </w:rPr>
             </w:pPr>
             <w:r>
+              <w:rPr>
+                <w:rFonts w:ascii="Times New Roman" w:hAnsi="Times New Roman"/>
+                <w:sz w:val="22"/>
+              </w:rPr>
               <w:t xml:space="preserve"/>
             </w:r>
           </w:p>
@@ -6366,6 +7023,10 @@
               </w:rPr>
             </w:pPr>
             <w:r>
+              <w:rPr>
+                <w:rFonts w:ascii="Times New Roman" w:hAnsi="Times New Roman"/>
+                <w:sz w:val="22"/>
+              </w:rPr>
               <w:t xml:space="preserve"/>
             </w:r>
           </w:p>
@@ -6385,6 +7046,10 @@
               </w:rPr>
             </w:pPr>
             <w:r>
+              <w:rPr>
+                <w:rFonts w:ascii="Times New Roman" w:hAnsi="Times New Roman"/>
+                <w:sz w:val="22"/>
+              </w:rPr>
               <w:t xml:space="preserve"/>
             </w:r>
           </w:p>
@@ -6404,6 +7069,10 @@
               </w:rPr>
             </w:pPr>
             <w:r>
+              <w:rPr>
+                <w:rFonts w:ascii="Times New Roman" w:hAnsi="Times New Roman"/>
+                <w:sz w:val="22"/>
+              </w:rPr>
               <w:t xml:space="preserve">X</w:t>
             </w:r>
           </w:p>
@@ -6508,6 +7177,10 @@
             <w:right w:w="108" w:type="dxa"/>
           </w:tblCellMar>
         </w:tblPrEx>
+        <w:trPr>
+          <w:cantSplit/>
+          <w:tblHeader/>
+        </w:trPr>
         <w:tc>
           <w:tcPr>
             <w:tcW w:w="5773" w:type="dxa"/>
@@ -6524,7 +7197,7 @@
             </w:pPr>
             <w:r>
               <w:rPr>
-                <w:rFonts w:cs="Times New Roman"/>
+                <w:rFonts w:cs="Times New Roman" w:ascii="Times New Roman" w:hAnsi="Times New Roman"/>
                 <w:b/>
                 <w:i w:val="0"/>
                 <w:kern w:val="0"/>
@@ -6551,7 +7224,7 @@
             </w:pPr>
             <w:r>
               <w:rPr>
-                <w:rFonts w:cs="Times New Roman"/>
+                <w:rFonts w:cs="Times New Roman" w:ascii="Times New Roman" w:hAnsi="Times New Roman"/>
                 <w:b/>
                 <w:i w:val="0"/>
                 <w:kern w:val="0"/>
@@ -6578,7 +7251,7 @@
             </w:pPr>
             <w:r>
               <w:rPr>
-                <w:rFonts w:cs="Times New Roman"/>
+                <w:rFonts w:cs="Times New Roman" w:ascii="Times New Roman" w:hAnsi="Times New Roman"/>
                 <w:b/>
                 <w:i w:val="0"/>
                 <w:kern w:val="0"/>
@@ -6607,6 +7280,9 @@
             <w:right w:w="108" w:type="dxa"/>
           </w:tblCellMar>
         </w:tblPrEx>
+        <w:trPr>
+          <w:cantSplit/>
+        </w:trPr>
         <w:tc>
           <w:tcPr>
             <w:tcW w:w="5773" w:type="dxa"/>
@@ -6623,7 +7299,7 @@
             </w:pPr>
             <w:r>
               <w:rPr>
-                <w:rFonts w:cs="Times New Roman"/>
+                <w:rFonts w:cs="Times New Roman" w:ascii="Times New Roman" w:hAnsi="Times New Roman"/>
                 <w:b w:val="0"/>
                 <w:i w:val="0"/>
                 <w:kern w:val="0"/>
@@ -6650,7 +7326,7 @@
             </w:pPr>
             <w:r>
               <w:rPr>
-                <w:rFonts w:cs="Times New Roman"/>
+                <w:rFonts w:cs="Times New Roman" w:ascii="Times New Roman" w:hAnsi="Times New Roman"/>
                 <w:b w:val="0"/>
                 <w:i w:val="0"/>
                 <w:kern w:val="0"/>
@@ -6677,7 +7353,7 @@
             </w:pPr>
             <w:r>
               <w:rPr>
-                <w:rFonts w:cs="Times New Roman"/>
+                <w:rFonts w:cs="Times New Roman" w:ascii="Times New Roman" w:hAnsi="Times New Roman"/>
                 <w:b w:val="0"/>
                 <w:i w:val="0"/>
                 <w:kern w:val="0"/>
@@ -6706,6 +7382,9 @@
             <w:right w:w="108" w:type="dxa"/>
           </w:tblCellMar>
         </w:tblPrEx>
+        <w:trPr>
+          <w:cantSplit/>
+        </w:trPr>
         <w:tc>
           <w:tcPr>
             <w:tcW w:w="5773" w:type="dxa"/>
@@ -6722,7 +7401,7 @@
             </w:pPr>
             <w:r>
               <w:rPr>
-                <w:rFonts w:cs="Times New Roman"/>
+                <w:rFonts w:cs="Times New Roman" w:ascii="Times New Roman" w:hAnsi="Times New Roman"/>
                 <w:b w:val="0"/>
                 <w:i w:val="0"/>
                 <w:kern w:val="0"/>
@@ -6739,24 +7418,16 @@
           </w:tcPr>
           <w:p>
             <w:pPr>
-              <w:widowControl/>
-              <w:spacing w:before="0" w:after="0" w:line="240" w:lineRule="auto"/>
+              <w:spacing w:line="240" w:lineRule="auto"/>
               <w:ind w:firstLine="0"/>
               <w:jc w:val="left"/>
-              <w:rPr>
-                <w:kern w:val="0"/>
-              </w:rPr>
-            </w:pPr>
-            <w:r>
-              <w:rPr>
-                <w:rFonts w:cs="Times New Roman"/>
-                <w:b w:val="0"/>
-                <w:i w:val="0"/>
-                <w:kern w:val="0"/>
-                <w:sz w:val="22"/>
-                <w:lang w:val="ru-RU" w:eastAsia="ru-RU"/>
-              </w:rPr>
-              <w:t xml:space="preserve">не менее 9</w:t>
+            </w:pPr>
+            <w:r>
+              <w:rPr>
+                <w:rFonts w:ascii="Times New Roman" w:hAnsi="Times New Roman"/>
+                <w:sz w:val="22"/>
+              </w:rPr>
+              <w:t>не менее 22</w:t>
             </w:r>
           </w:p>
         </w:tc>
@@ -6766,24 +7437,16 @@
           </w:tcPr>
           <w:p>
             <w:pPr>
-              <w:widowControl/>
-              <w:spacing w:before="0" w:after="0" w:line="240" w:lineRule="auto"/>
+              <w:spacing w:line="240" w:lineRule="auto"/>
               <w:ind w:firstLine="0"/>
               <w:jc w:val="left"/>
-              <w:rPr>
-                <w:kern w:val="0"/>
-              </w:rPr>
-            </w:pPr>
-            <w:r>
-              <w:rPr>
-                <w:rFonts w:cs="Times New Roman"/>
-                <w:b w:val="0"/>
-                <w:i w:val="0"/>
-                <w:kern w:val="0"/>
-                <w:sz w:val="22"/>
-                <w:lang w:val="ru-RU" w:eastAsia="ru-RU"/>
-              </w:rPr>
-              <w:t xml:space="preserve">9</w:t>
+            </w:pPr>
+            <w:r>
+              <w:rPr>
+                <w:rFonts w:ascii="Times New Roman" w:hAnsi="Times New Roman"/>
+                <w:sz w:val="22"/>
+              </w:rPr>
+              <w:t>22</w:t>
             </w:r>
           </w:p>
         </w:tc>
@@ -6805,6 +7468,9 @@
             <w:right w:w="108" w:type="dxa"/>
           </w:tblCellMar>
         </w:tblPrEx>
+        <w:trPr>
+          <w:cantSplit/>
+        </w:trPr>
         <w:tc>
           <w:tcPr>
             <w:tcW w:w="5773" w:type="dxa"/>
@@ -6821,7 +7487,7 @@
             </w:pPr>
             <w:r>
               <w:rPr>
-                <w:rFonts w:cs="Times New Roman"/>
+                <w:rFonts w:cs="Times New Roman" w:ascii="Times New Roman" w:hAnsi="Times New Roman"/>
                 <w:b w:val="0"/>
                 <w:i w:val="0"/>
                 <w:kern w:val="0"/>
@@ -6838,24 +7504,16 @@
           </w:tcPr>
           <w:p>
             <w:pPr>
-              <w:widowControl/>
-              <w:spacing w:before="0" w:after="0" w:line="240" w:lineRule="auto"/>
+              <w:spacing w:line="240" w:lineRule="auto"/>
               <w:ind w:firstLine="0"/>
               <w:jc w:val="left"/>
-              <w:rPr>
-                <w:kern w:val="0"/>
-              </w:rPr>
-            </w:pPr>
-            <w:r>
-              <w:rPr>
-                <w:rFonts w:cs="Times New Roman"/>
-                <w:b w:val="0"/>
-                <w:i w:val="0"/>
-                <w:kern w:val="0"/>
-                <w:sz w:val="22"/>
-                <w:lang w:val="ru-RU" w:eastAsia="ru-RU"/>
-              </w:rPr>
-              <w:t xml:space="preserve">не менее 7</w:t>
+            </w:pPr>
+            <w:r>
+              <w:rPr>
+                <w:rFonts w:ascii="Times New Roman" w:hAnsi="Times New Roman"/>
+                <w:sz w:val="22"/>
+              </w:rPr>
+              <w:t>не менее 11</w:t>
             </w:r>
           </w:p>
         </w:tc>
@@ -6865,24 +7523,16 @@
           </w:tcPr>
           <w:p>
             <w:pPr>
-              <w:widowControl/>
-              <w:spacing w:before="0" w:after="0" w:line="240" w:lineRule="auto"/>
+              <w:spacing w:line="240" w:lineRule="auto"/>
               <w:ind w:firstLine="0"/>
               <w:jc w:val="left"/>
-              <w:rPr>
-                <w:kern w:val="0"/>
-              </w:rPr>
-            </w:pPr>
-            <w:r>
-              <w:rPr>
-                <w:rFonts w:cs="Times New Roman"/>
-                <w:b w:val="0"/>
-                <w:i w:val="0"/>
-                <w:kern w:val="0"/>
-                <w:sz w:val="22"/>
-                <w:lang w:val="ru-RU" w:eastAsia="ru-RU"/>
-              </w:rPr>
-              <w:t xml:space="preserve">7</w:t>
+            </w:pPr>
+            <w:r>
+              <w:rPr>
+                <w:rFonts w:ascii="Times New Roman" w:hAnsi="Times New Roman"/>
+                <w:sz w:val="22"/>
+              </w:rPr>
+              <w:t>11</w:t>
             </w:r>
           </w:p>
         </w:tc>
@@ -6904,6 +7554,9 @@
             <w:right w:w="108" w:type="dxa"/>
           </w:tblCellMar>
         </w:tblPrEx>
+        <w:trPr>
+          <w:cantSplit/>
+        </w:trPr>
         <w:tc>
           <w:tcPr>
             <w:tcW w:w="5773" w:type="dxa"/>
@@ -6920,7 +7573,7 @@
             </w:pPr>
             <w:r>
               <w:rPr>
-                <w:rFonts w:cs="Times New Roman"/>
+                <w:rFonts w:cs="Times New Roman" w:ascii="Times New Roman" w:hAnsi="Times New Roman"/>
                 <w:b w:val="0"/>
                 <w:i w:val="0"/>
                 <w:kern w:val="0"/>
@@ -6947,7 +7600,7 @@
             </w:pPr>
             <w:r>
               <w:rPr>
-                <w:rFonts w:cs="Times New Roman"/>
+                <w:rFonts w:cs="Times New Roman" w:ascii="Times New Roman" w:hAnsi="Times New Roman"/>
                 <w:b w:val="0"/>
                 <w:i w:val="0"/>
                 <w:kern w:val="0"/>
@@ -6974,7 +7627,7 @@
             </w:pPr>
             <w:r>
               <w:rPr>
-                <w:rFonts w:cs="Times New Roman"/>
+                <w:rFonts w:cs="Times New Roman" w:ascii="Times New Roman" w:hAnsi="Times New Roman"/>
                 <w:b w:val="0"/>
                 <w:i w:val="0"/>
                 <w:kern w:val="0"/>
@@ -7006,7 +7659,7 @@
           <w:sz w:val="28"/>
           <w:lang w:val="ru-RU" w:eastAsia="ru-RU"/>
         </w:rPr>
-        <w:t xml:space="preserve">6.2. Список дефектов</w:t>
+        <w:t>6.2. Дефекты и изменения</w:t>
       </w:r>
     </w:p>
     <w:tbl>
@@ -7053,6 +7706,10 @@
             <w:right w:w="108" w:type="dxa"/>
           </w:tblCellMar>
         </w:tblPrEx>
+        <w:trPr>
+          <w:cantSplit/>
+          <w:tblHeader/>
+        </w:trPr>
         <w:tc>
           <w:tcPr>
             <w:tcW w:w="621" w:type="dxa"/>
@@ -7069,7 +7726,7 @@
             </w:pPr>
             <w:r>
               <w:rPr>
-                <w:rFonts w:cs="Times New Roman"/>
+                <w:rFonts w:cs="Times New Roman" w:ascii="Times New Roman" w:hAnsi="Times New Roman"/>
                 <w:b/>
                 <w:i w:val="0"/>
                 <w:kern w:val="0"/>
@@ -7096,7 +7753,7 @@
             </w:pPr>
             <w:r>
               <w:rPr>
-                <w:rFonts w:cs="Times New Roman"/>
+                <w:rFonts w:cs="Times New Roman" w:ascii="Times New Roman" w:hAnsi="Times New Roman"/>
                 <w:b/>
                 <w:i w:val="0"/>
                 <w:kern w:val="0"/>
@@ -7123,7 +7780,7 @@
             </w:pPr>
             <w:r>
               <w:rPr>
-                <w:rFonts w:cs="Times New Roman"/>
+                <w:rFonts w:cs="Times New Roman" w:ascii="Times New Roman" w:hAnsi="Times New Roman"/>
                 <w:b/>
                 <w:i w:val="0"/>
                 <w:kern w:val="0"/>
@@ -7150,7 +7807,7 @@
             </w:pPr>
             <w:r>
               <w:rPr>
-                <w:rFonts w:cs="Times New Roman"/>
+                <w:rFonts w:cs="Times New Roman" w:ascii="Times New Roman" w:hAnsi="Times New Roman"/>
                 <w:b/>
                 <w:i w:val="0"/>
                 <w:kern w:val="0"/>
@@ -7179,6 +7836,9 @@
             <w:right w:w="108" w:type="dxa"/>
           </w:tblCellMar>
         </w:tblPrEx>
+        <w:trPr>
+          <w:cantSplit/>
+        </w:trPr>
         <w:tc>
           <w:tcPr>
             <w:tcW w:w="621" w:type="dxa"/>
@@ -7195,7 +7855,7 @@
             </w:pPr>
             <w:r>
               <w:rPr>
-                <w:rFonts w:cs="Times New Roman"/>
+                <w:rFonts w:cs="Times New Roman" w:ascii="Times New Roman" w:hAnsi="Times New Roman"/>
                 <w:b w:val="0"/>
                 <w:i w:val="0"/>
                 <w:kern w:val="0"/>
@@ -7222,7 +7882,7 @@
             </w:pPr>
             <w:r>
               <w:rPr>
-                <w:rFonts w:cs="Times New Roman"/>
+                <w:rFonts w:cs="Times New Roman" w:ascii="Times New Roman" w:hAnsi="Times New Roman"/>
                 <w:b w:val="0"/>
                 <w:i w:val="0"/>
                 <w:kern w:val="0"/>
@@ -7239,24 +7899,16 @@
           </w:tcPr>
           <w:p>
             <w:pPr>
-              <w:widowControl/>
-              <w:spacing w:before="0" w:after="0" w:line="240" w:lineRule="auto"/>
+              <w:spacing w:line="240" w:lineRule="auto"/>
               <w:ind w:firstLine="0"/>
               <w:jc w:val="left"/>
-              <w:rPr>
-                <w:kern w:val="0"/>
-              </w:rPr>
-            </w:pPr>
-            <w:r>
-              <w:rPr>
-                <w:rFonts w:cs="Times New Roman"/>
-                <w:b w:val="0"/>
-                <w:i w:val="0"/>
-                <w:kern w:val="0"/>
-                <w:sz w:val="22"/>
-                <w:lang w:val="ru-RU" w:eastAsia="ru-RU"/>
-              </w:rPr>
-              <w:t xml:space="preserve">Символ * вызывал ошибку вместо умножения</w:t>
+            </w:pPr>
+            <w:r>
+              <w:rPr>
+                <w:rFonts w:ascii="Times New Roman" w:hAnsi="Times New Roman"/>
+                <w:sz w:val="22"/>
+              </w:rPr>
+              <w:t>Поддержка * добавлена для прямого вызова; в форме этого пункта нет</w:t>
             </w:r>
           </w:p>
         </w:tc>
@@ -7266,24 +7918,16 @@
           </w:tcPr>
           <w:p>
             <w:pPr>
-              <w:widowControl/>
-              <w:spacing w:before="0" w:after="0" w:line="240" w:lineRule="auto"/>
+              <w:spacing w:line="240" w:lineRule="auto"/>
               <w:ind w:firstLine="0"/>
               <w:jc w:val="left"/>
-              <w:rPr>
-                <w:kern w:val="0"/>
-              </w:rPr>
-            </w:pPr>
-            <w:r>
-              <w:rPr>
-                <w:rFonts w:cs="Times New Roman"/>
-                <w:b w:val="0"/>
-                <w:i w:val="0"/>
-                <w:kern w:val="0"/>
-                <w:sz w:val="22"/>
-                <w:lang w:val="ru-RU" w:eastAsia="ru-RU"/>
-              </w:rPr>
-              <w:t xml:space="preserve">Закрыт</w:t>
+            </w:pPr>
+            <w:r>
+              <w:rPr>
+                <w:rFonts w:ascii="Times New Roman" w:hAnsi="Times New Roman"/>
+                <w:sz w:val="22"/>
+              </w:rPr>
+              <w:t>Добавлено</w:t>
             </w:r>
           </w:p>
         </w:tc>
@@ -7305,6 +7949,9 @@
             <w:right w:w="108" w:type="dxa"/>
           </w:tblCellMar>
         </w:tblPrEx>
+        <w:trPr>
+          <w:cantSplit/>
+        </w:trPr>
         <w:tc>
           <w:tcPr>
             <w:tcW w:w="621" w:type="dxa"/>
@@ -7321,7 +7968,7 @@
             </w:pPr>
             <w:r>
               <w:rPr>
-                <w:rFonts w:cs="Times New Roman"/>
+                <w:rFonts w:cs="Times New Roman" w:ascii="Times New Roman" w:hAnsi="Times New Roman"/>
                 <w:b w:val="0"/>
                 <w:i w:val="0"/>
                 <w:kern w:val="0"/>
@@ -7348,7 +7995,7 @@
             </w:pPr>
             <w:r>
               <w:rPr>
-                <w:rFonts w:cs="Times New Roman"/>
+                <w:rFonts w:cs="Times New Roman" w:ascii="Times New Roman" w:hAnsi="Times New Roman"/>
                 <w:b w:val="0"/>
                 <w:i w:val="0"/>
                 <w:kern w:val="0"/>
@@ -7365,24 +8012,16 @@
           </w:tcPr>
           <w:p>
             <w:pPr>
-              <w:widowControl/>
-              <w:spacing w:before="0" w:after="0" w:line="240" w:lineRule="auto"/>
+              <w:spacing w:line="240" w:lineRule="auto"/>
               <w:ind w:firstLine="0"/>
               <w:jc w:val="left"/>
-              <w:rPr>
-                <w:kern w:val="0"/>
-              </w:rPr>
-            </w:pPr>
-            <w:r>
-              <w:rPr>
-                <w:rFonts w:cs="Times New Roman"/>
-                <w:b w:val="0"/>
-                <w:i w:val="0"/>
-                <w:kern w:val="0"/>
-                <w:sz w:val="22"/>
-                <w:lang w:val="ru-RU" w:eastAsia="ru-RU"/>
-              </w:rPr>
-              <w:t xml:space="preserve">Символ / вызывал ошибку вместо деления</w:t>
+            </w:pPr>
+            <w:r>
+              <w:rPr>
+                <w:rFonts w:ascii="Times New Roman" w:hAnsi="Times New Roman"/>
+                <w:sz w:val="22"/>
+              </w:rPr>
+              <w:t>Поддержка / добавлена для прямого вызова; в форме этого пункта нет</w:t>
             </w:r>
           </w:p>
         </w:tc>
@@ -7392,24 +8031,16 @@
           </w:tcPr>
           <w:p>
             <w:pPr>
-              <w:widowControl/>
-              <w:spacing w:before="0" w:after="0" w:line="240" w:lineRule="auto"/>
+              <w:spacing w:line="240" w:lineRule="auto"/>
               <w:ind w:firstLine="0"/>
               <w:jc w:val="left"/>
-              <w:rPr>
-                <w:kern w:val="0"/>
-              </w:rPr>
-            </w:pPr>
-            <w:r>
-              <w:rPr>
-                <w:rFonts w:cs="Times New Roman"/>
-                <w:b w:val="0"/>
-                <w:i w:val="0"/>
-                <w:kern w:val="0"/>
-                <w:sz w:val="22"/>
-                <w:lang w:val="ru-RU" w:eastAsia="ru-RU"/>
-              </w:rPr>
-              <w:t xml:space="preserve">Закрыт</w:t>
+            </w:pPr>
+            <w:r>
+              <w:rPr>
+                <w:rFonts w:ascii="Times New Roman" w:hAnsi="Times New Roman"/>
+                <w:sz w:val="22"/>
+              </w:rPr>
+              <w:t>Добавлено</w:t>
             </w:r>
           </w:p>
         </w:tc>
@@ -7431,6 +8062,9 @@
             <w:right w:w="108" w:type="dxa"/>
           </w:tblCellMar>
         </w:tblPrEx>
+        <w:trPr>
+          <w:cantSplit/>
+        </w:trPr>
         <w:tc>
           <w:tcPr>
             <w:tcW w:w="621" w:type="dxa"/>
@@ -7447,7 +8081,7 @@
             </w:pPr>
             <w:r>
               <w:rPr>
-                <w:rFonts w:cs="Times New Roman"/>
+                <w:rFonts w:cs="Times New Roman" w:ascii="Times New Roman" w:hAnsi="Times New Roman"/>
                 <w:b w:val="0"/>
                 <w:i w:val="0"/>
                 <w:kern w:val="0"/>
@@ -7474,7 +8108,7 @@
             </w:pPr>
             <w:r>
               <w:rPr>
-                <w:rFonts w:cs="Times New Roman"/>
+                <w:rFonts w:cs="Times New Roman" w:ascii="Times New Roman" w:hAnsi="Times New Roman"/>
                 <w:b w:val="0"/>
                 <w:i w:val="0"/>
                 <w:kern w:val="0"/>
@@ -7501,7 +8135,7 @@
             </w:pPr>
             <w:r>
               <w:rPr>
-                <w:rFonts w:cs="Times New Roman"/>
+                <w:rFonts w:cs="Times New Roman" w:ascii="Times New Roman" w:hAnsi="Times New Roman"/>
                 <w:b w:val="0"/>
                 <w:i w:val="0"/>
                 <w:kern w:val="0"/>
@@ -7528,7 +8162,7 @@
             </w:pPr>
             <w:r>
               <w:rPr>
-                <w:rFonts w:cs="Times New Roman"/>
+                <w:rFonts w:cs="Times New Roman" w:ascii="Times New Roman" w:hAnsi="Times New Roman"/>
                 <w:b w:val="0"/>
                 <w:i w:val="0"/>
                 <w:kern w:val="0"/>
@@ -7557,6 +8191,9 @@
             <w:right w:w="108" w:type="dxa"/>
           </w:tblCellMar>
         </w:tblPrEx>
+        <w:trPr>
+          <w:cantSplit/>
+        </w:trPr>
         <w:tc>
           <w:tcPr>
             <w:tcW w:w="621" w:type="dxa"/>
@@ -7573,7 +8210,7 @@
             </w:pPr>
             <w:r>
               <w:rPr>
-                <w:rFonts w:cs="Times New Roman"/>
+                <w:rFonts w:cs="Times New Roman" w:ascii="Times New Roman" w:hAnsi="Times New Roman"/>
                 <w:b w:val="0"/>
                 <w:i w:val="0"/>
                 <w:kern w:val="0"/>
@@ -7600,7 +8237,7 @@
             </w:pPr>
             <w:r>
               <w:rPr>
-                <w:rFonts w:cs="Times New Roman"/>
+                <w:rFonts w:cs="Times New Roman" w:ascii="Times New Roman" w:hAnsi="Times New Roman"/>
                 <w:b w:val="0"/>
                 <w:i w:val="0"/>
                 <w:kern w:val="0"/>
@@ -7627,7 +8264,7 @@
             </w:pPr>
             <w:r>
               <w:rPr>
-                <w:rFonts w:cs="Times New Roman"/>
+                <w:rFonts w:cs="Times New Roman" w:ascii="Times New Roman" w:hAnsi="Times New Roman"/>
                 <w:b w:val="0"/>
                 <w:i w:val="0"/>
                 <w:kern w:val="0"/>
@@ -7654,7 +8291,7 @@
             </w:pPr>
             <w:r>
               <w:rPr>
-                <w:rFonts w:cs="Times New Roman"/>
+                <w:rFonts w:cs="Times New Roman" w:ascii="Times New Roman" w:hAnsi="Times New Roman"/>
                 <w:b w:val="0"/>
                 <w:i w:val="0"/>
                 <w:kern w:val="0"/>
@@ -7683,6 +8320,9 @@
             <w:right w:w="108" w:type="dxa"/>
           </w:tblCellMar>
         </w:tblPrEx>
+        <w:trPr>
+          <w:cantSplit/>
+        </w:trPr>
         <w:tc>
           <w:tcPr>
             <w:tcW w:w="621" w:type="dxa"/>
@@ -7699,7 +8339,7 @@
             </w:pPr>
             <w:r>
               <w:rPr>
-                <w:rFonts w:cs="Times New Roman"/>
+                <w:rFonts w:cs="Times New Roman" w:ascii="Times New Roman" w:hAnsi="Times New Roman"/>
                 <w:b w:val="0"/>
                 <w:i w:val="0"/>
                 <w:kern w:val="0"/>
@@ -7726,7 +8366,7 @@
             </w:pPr>
             <w:r>
               <w:rPr>
-                <w:rFonts w:cs="Times New Roman"/>
+                <w:rFonts w:cs="Times New Roman" w:ascii="Times New Roman" w:hAnsi="Times New Roman"/>
                 <w:b w:val="0"/>
                 <w:i w:val="0"/>
                 <w:kern w:val="0"/>
@@ -7753,7 +8393,7 @@
             </w:pPr>
             <w:r>
               <w:rPr>
-                <w:rFonts w:cs="Times New Roman"/>
+                <w:rFonts w:cs="Times New Roman" w:ascii="Times New Roman" w:hAnsi="Times New Roman"/>
                 <w:b w:val="0"/>
                 <w:i w:val="0"/>
                 <w:kern w:val="0"/>
@@ -7780,7 +8420,7 @@
             </w:pPr>
             <w:r>
               <w:rPr>
-                <w:rFonts w:cs="Times New Roman"/>
+                <w:rFonts w:cs="Times New Roman" w:ascii="Times New Roman" w:hAnsi="Times New Roman"/>
                 <w:b w:val="0"/>
                 <w:i w:val="0"/>
                 <w:kern w:val="0"/>
@@ -7809,6 +8449,9 @@
             <w:right w:w="108" w:type="dxa"/>
           </w:tblCellMar>
         </w:tblPrEx>
+        <w:trPr>
+          <w:cantSplit/>
+        </w:trPr>
         <w:tc>
           <w:tcPr>
             <w:tcW w:w="621" w:type="dxa"/>
@@ -7825,7 +8468,7 @@
             </w:pPr>
             <w:r>
               <w:rPr>
-                <w:rFonts w:cs="Times New Roman"/>
+                <w:rFonts w:cs="Times New Roman" w:ascii="Times New Roman" w:hAnsi="Times New Roman"/>
                 <w:b w:val="0"/>
                 <w:i w:val="0"/>
                 <w:kern w:val="0"/>
@@ -7852,7 +8495,7 @@
             </w:pPr>
             <w:r>
               <w:rPr>
-                <w:rFonts w:cs="Times New Roman"/>
+                <w:rFonts w:cs="Times New Roman" w:ascii="Times New Roman" w:hAnsi="Times New Roman"/>
                 <w:b w:val="0"/>
                 <w:i w:val="0"/>
                 <w:kern w:val="0"/>
@@ -7879,7 +8522,7 @@
             </w:pPr>
             <w:r>
               <w:rPr>
-                <w:rFonts w:cs="Times New Roman"/>
+                <w:rFonts w:cs="Times New Roman" w:ascii="Times New Roman" w:hAnsi="Times New Roman"/>
                 <w:b w:val="0"/>
                 <w:i w:val="0"/>
                 <w:kern w:val="0"/>
@@ -7906,7 +8549,7 @@
             </w:pPr>
             <w:r>
               <w:rPr>
-                <w:rFonts w:cs="Times New Roman"/>
+                <w:rFonts w:cs="Times New Roman" w:ascii="Times New Roman" w:hAnsi="Times New Roman"/>
                 <w:b w:val="0"/>
                 <w:i w:val="0"/>
                 <w:kern w:val="0"/>
@@ -7914,6 +8557,264 @@
                 <w:lang w:val="ru-RU" w:eastAsia="ru-RU"/>
               </w:rPr>
               <w:t xml:space="preserve">Закрыт</w:t>
+            </w:r>
+          </w:p>
+        </w:tc>
+      </w:tr>
+      <w:tr>
+        <w:tblPrEx>
+          <w:tblBorders>
+            <w:top w:val="single" w:color="auto" w:sz="4" w:space="0"/>
+            <w:left w:val="single" w:color="auto" w:sz="4" w:space="0"/>
+            <w:bottom w:val="single" w:color="auto" w:sz="4" w:space="0"/>
+            <w:right w:val="single" w:color="auto" w:sz="4" w:space="0"/>
+            <w:insideH w:val="single" w:color="auto" w:sz="4" w:space="0"/>
+            <w:insideV w:val="single" w:color="auto" w:sz="4" w:space="0"/>
+          </w:tblBorders>
+          <w:tblCellMar>
+            <w:top w:w="0" w:type="dxa"/>
+            <w:left w:w="108" w:type="dxa"/>
+            <w:bottom w:w="0" w:type="dxa"/>
+            <w:right w:w="108" w:type="dxa"/>
+          </w:tblCellMar>
+        </w:tblPrEx>
+        <w:trPr>
+          <w:cantSplit/>
+        </w:trPr>
+        <w:tc>
+          <w:tcPr>
+            <w:tcW w:w="621" w:type="dxa"/>
+          </w:tcPr>
+          <w:p>
+            <w:pPr>
+              <w:widowControl/>
+              <w:spacing w:before="0" w:after="0" w:line="240" w:lineRule="auto"/>
+              <w:ind w:firstLine="0"/>
+              <w:jc w:val="left"/>
+              <w:rPr>
+                <w:kern w:val="0"/>
+              </w:rPr>
+            </w:pPr>
+            <w:r>
+              <w:rPr>
+                <w:rFonts w:cs="Times New Roman" w:ascii="Times New Roman" w:hAnsi="Times New Roman"/>
+                <w:b w:val="0"/>
+                <w:i w:val="0"/>
+                <w:kern w:val="0"/>
+                <w:sz w:val="22"/>
+                <w:lang w:val="ru-RU" w:eastAsia="ru-RU"/>
+              </w:rPr>
+              <w:t>Д7</w:t>
+            </w:r>
+          </w:p>
+        </w:tc>
+        <w:tc>
+          <w:tcPr>
+            <w:tcW w:w="2554" w:type="dxa"/>
+          </w:tcPr>
+          <w:p>
+            <w:pPr>
+              <w:widowControl/>
+              <w:spacing w:before="0" w:after="0" w:line="240" w:lineRule="auto"/>
+              <w:ind w:firstLine="0"/>
+              <w:jc w:val="left"/>
+              <w:rPr>
+                <w:kern w:val="0"/>
+              </w:rPr>
+            </w:pPr>
+            <w:r>
+              <w:rPr>
+                <w:rFonts w:cs="Times New Roman" w:ascii="Times New Roman" w:hAnsi="Times New Roman"/>
+                <w:b w:val="0"/>
+                <w:i w:val="0"/>
+                <w:kern w:val="0"/>
+                <w:sz w:val="22"/>
+                <w:lang w:val="ru-RU" w:eastAsia="ru-RU"/>
+              </w:rPr>
+              <w:t>Интеграционный, системный</w:t>
+            </w:r>
+          </w:p>
+        </w:tc>
+        <w:tc>
+          <w:tcPr>
+            <w:tcW w:w="4848" w:type="dxa"/>
+          </w:tcPr>
+          <w:p>
+            <w:pPr>
+              <w:widowControl/>
+              <w:spacing w:before="0" w:after="0" w:line="240" w:lineRule="auto"/>
+              <w:ind w:firstLine="0"/>
+              <w:jc w:val="left"/>
+              <w:rPr>
+                <w:kern w:val="0"/>
+              </w:rPr>
+            </w:pPr>
+            <w:r>
+              <w:rPr>
+                <w:rFonts w:cs="Times New Roman" w:ascii="Times New Roman" w:hAnsi="Times New Roman"/>
+                <w:b w:val="0"/>
+                <w:i w:val="0"/>
+                <w:kern w:val="0"/>
+                <w:sz w:val="22"/>
+                <w:lang w:val="ru-RU" w:eastAsia="ru-RU"/>
+              </w:rPr>
+              <w:t>Ввод 1.000.000 отклонялся; реализовано принятое 27.10 требование группировки</w:t>
+            </w:r>
+          </w:p>
+        </w:tc>
+        <w:tc>
+          <w:tcPr>
+            <w:tcW w:w="1329" w:type="dxa"/>
+          </w:tcPr>
+          <w:p>
+            <w:pPr>
+              <w:widowControl/>
+              <w:spacing w:before="0" w:after="0" w:line="240" w:lineRule="auto"/>
+              <w:ind w:firstLine="0"/>
+              <w:jc w:val="left"/>
+              <w:rPr>
+                <w:kern w:val="0"/>
+              </w:rPr>
+            </w:pPr>
+            <w:r>
+              <w:rPr>
+                <w:rFonts w:cs="Times New Roman" w:ascii="Times New Roman" w:hAnsi="Times New Roman"/>
+                <w:b w:val="0"/>
+                <w:i w:val="0"/>
+                <w:kern w:val="0"/>
+                <w:sz w:val="22"/>
+                <w:lang w:val="ru-RU" w:eastAsia="ru-RU"/>
+              </w:rPr>
+              <w:t>Закрыт</w:t>
+            </w:r>
+          </w:p>
+        </w:tc>
+      </w:tr>
+      <w:tr>
+        <w:tblPrEx>
+          <w:tblBorders>
+            <w:top w:val="single" w:color="auto" w:sz="4" w:space="0"/>
+            <w:left w:val="single" w:color="auto" w:sz="4" w:space="0"/>
+            <w:bottom w:val="single" w:color="auto" w:sz="4" w:space="0"/>
+            <w:right w:val="single" w:color="auto" w:sz="4" w:space="0"/>
+            <w:insideH w:val="single" w:color="auto" w:sz="4" w:space="0"/>
+            <w:insideV w:val="single" w:color="auto" w:sz="4" w:space="0"/>
+          </w:tblBorders>
+          <w:tblCellMar>
+            <w:top w:w="0" w:type="dxa"/>
+            <w:left w:w="108" w:type="dxa"/>
+            <w:bottom w:w="0" w:type="dxa"/>
+            <w:right w:w="108" w:type="dxa"/>
+          </w:tblCellMar>
+        </w:tblPrEx>
+        <w:trPr>
+          <w:cantSplit/>
+        </w:trPr>
+        <w:tc>
+          <w:tcPr>
+            <w:tcW w:w="621" w:type="dxa"/>
+          </w:tcPr>
+          <w:p>
+            <w:pPr>
+              <w:widowControl/>
+              <w:spacing w:before="0" w:after="0" w:line="240" w:lineRule="auto"/>
+              <w:ind w:firstLine="0"/>
+              <w:jc w:val="left"/>
+              <w:rPr>
+                <w:kern w:val="0"/>
+              </w:rPr>
+            </w:pPr>
+            <w:r>
+              <w:rPr>
+                <w:rFonts w:cs="Times New Roman" w:ascii="Times New Roman" w:hAnsi="Times New Roman"/>
+                <w:b w:val="0"/>
+                <w:i w:val="0"/>
+                <w:kern w:val="0"/>
+                <w:sz w:val="22"/>
+                <w:lang w:val="ru-RU" w:eastAsia="ru-RU"/>
+              </w:rPr>
+              <w:t>Д8</w:t>
+            </w:r>
+          </w:p>
+        </w:tc>
+        <w:tc>
+          <w:tcPr>
+            <w:tcW w:w="2554" w:type="dxa"/>
+          </w:tcPr>
+          <w:p>
+            <w:pPr>
+              <w:widowControl/>
+              <w:spacing w:before="0" w:after="0" w:line="240" w:lineRule="auto"/>
+              <w:ind w:firstLine="0"/>
+              <w:jc w:val="left"/>
+              <w:rPr>
+                <w:kern w:val="0"/>
+              </w:rPr>
+            </w:pPr>
+            <w:r>
+              <w:rPr>
+                <w:rFonts w:cs="Times New Roman" w:ascii="Times New Roman" w:hAnsi="Times New Roman"/>
+                <w:b w:val="0"/>
+                <w:i w:val="0"/>
+                <w:kern w:val="0"/>
+                <w:sz w:val="22"/>
+                <w:lang w:val="ru-RU" w:eastAsia="ru-RU"/>
+              </w:rPr>
+              <w:t>Интеграционный, системный</w:t>
+            </w:r>
+          </w:p>
+        </w:tc>
+        <w:tc>
+          <w:tcPr>
+            <w:tcW w:w="4848" w:type="dxa"/>
+          </w:tcPr>
+          <w:p>
+            <w:pPr>
+              <w:widowControl/>
+              <w:spacing w:before="0" w:after="0" w:line="240" w:lineRule="auto"/>
+              <w:ind w:firstLine="0"/>
+              <w:jc w:val="left"/>
+              <w:rPr>
+                <w:kern w:val="0"/>
+              </w:rPr>
+            </w:pPr>
+            <w:r>
+              <w:rPr>
+                <w:rFonts w:cs="Times New Roman" w:ascii="Times New Roman" w:hAnsi="Times New Roman"/>
+                <w:b w:val="0"/>
+                <w:i w:val="0"/>
+                <w:kern w:val="0"/>
+                <w:sz w:val="22"/>
+                <w:lang w:val="ru-RU" w:eastAsia="ru-RU"/>
+              </w:rPr>
+              <w:t>Крупный допустимый ответ выводился полностью; реализована согласованная E-запись</w:t>
+            </w:r>
+          </w:p>
+        </w:tc>
+        <w:tc>
+          <w:tcPr>
+            <w:tcW w:w="1329" w:type="dxa"/>
+          </w:tcPr>
+          <w:p>
+            <w:pPr>
+              <w:widowControl/>
+              <w:spacing w:before="0" w:after="0" w:line="240" w:lineRule="auto"/>
+              <w:ind w:firstLine="0"/>
+              <w:jc w:val="left"/>
+              <w:rPr>
+                <w:kern w:val="0"/>
+              </w:rPr>
+            </w:pPr>
+            <w:r>
+              <w:rPr>
+                <w:rFonts w:cs="Times New Roman" w:ascii="Times New Roman" w:hAnsi="Times New Roman"/>
+                <w:b w:val="0"/>
+                <w:i w:val="0"/>
+                <w:kern w:val="0"/>
+                <w:sz w:val="22"/>
+                <w:lang w:val="ru-RU" w:eastAsia="ru-RU"/>
+              </w:rPr>
+              <w:t>Закрыт</w:t>
             </w:r>
           </w:p>
         </w:tc>
@@ -7939,7 +8840,7 @@
           <w:sz w:val="28"/>
           <w:lang w:val="ru-RU" w:eastAsia="ru-RU"/>
         </w:rPr>
-        <w:t xml:space="preserve">Автоматические тесты: 26 из 26 пройдены. Дополнительно проверены переполнение при умножении, обработка Enter формой и свойство ReadOnly поля результата. Ручная проверка при масштабе Windows 100% и 150% не проведена.</w:t>
+        <w:t>Повторный прогон 27.10.2026: 43 из 43 автоматических тестов пройдены на коммите 67733b7. До реализации новых требований на коммите b2914d3 проходил 31 тест, 12 не проходили. Данные, ожидаемые и фактические результаты приведены в отдельном протоколе от 27.10.2026. Ручная проверка масштаба Windows 100% и 150% не проведена.</w:t>
       </w:r>
     </w:p>
     <w:p>
@@ -8002,6 +8903,10 @@
             <w:right w:w="108" w:type="dxa"/>
           </w:tblCellMar>
         </w:tblPrEx>
+        <w:trPr>
+          <w:cantSplit/>
+          <w:tblHeader/>
+        </w:trPr>
         <w:tc>
           <w:tcPr>
             <w:tcW w:w="572" w:type="dxa"/>
@@ -8018,7 +8923,7 @@
             </w:pPr>
             <w:r>
               <w:rPr>
-                <w:rFonts w:cs="Times New Roman"/>
+                <w:rFonts w:cs="Times New Roman" w:ascii="Times New Roman" w:hAnsi="Times New Roman"/>
                 <w:b/>
                 <w:i w:val="0"/>
                 <w:kern w:val="0"/>
@@ -8045,7 +8950,7 @@
             </w:pPr>
             <w:r>
               <w:rPr>
-                <w:rFonts w:cs="Times New Roman"/>
+                <w:rFonts w:cs="Times New Roman" w:ascii="Times New Roman" w:hAnsi="Times New Roman"/>
                 <w:b/>
                 <w:i w:val="0"/>
                 <w:kern w:val="0"/>
@@ -8072,7 +8977,7 @@
             </w:pPr>
             <w:r>
               <w:rPr>
-                <w:rFonts w:cs="Times New Roman"/>
+                <w:rFonts w:cs="Times New Roman" w:ascii="Times New Roman" w:hAnsi="Times New Roman"/>
                 <w:b/>
                 <w:i w:val="0"/>
                 <w:kern w:val="0"/>
@@ -8103,6 +9008,7 @@
         </w:tblPrEx>
         <w:trPr>
           <w:trHeight w:val="90" w:hRule="atLeast"/>
+          <w:cantSplit/>
         </w:trPr>
         <w:tc>
           <w:tcPr>
@@ -8120,7 +9026,7 @@
             </w:pPr>
             <w:r>
               <w:rPr>
-                <w:rFonts w:cs="Times New Roman"/>
+                <w:rFonts w:cs="Times New Roman" w:ascii="Times New Roman" w:hAnsi="Times New Roman"/>
                 <w:b w:val="0"/>
                 <w:i w:val="0"/>
                 <w:kern w:val="0"/>
@@ -8147,7 +9053,7 @@
             </w:pPr>
             <w:r>
               <w:rPr>
-                <w:rFonts w:cs="Times New Roman"/>
+                <w:rFonts w:cs="Times New Roman" w:ascii="Times New Roman" w:hAnsi="Times New Roman"/>
                 <w:b w:val="0"/>
                 <w:i w:val="0"/>
                 <w:kern w:val="0"/>
@@ -8164,24 +9070,16 @@
           </w:tcPr>
           <w:p>
             <w:pPr>
-              <w:widowControl/>
-              <w:spacing w:before="0" w:after="0" w:line="240" w:lineRule="auto"/>
+              <w:spacing w:line="240" w:lineRule="auto"/>
               <w:ind w:firstLine="0"/>
               <w:jc w:val="left"/>
-              <w:rPr>
-                <w:kern w:val="0"/>
-              </w:rPr>
-            </w:pPr>
-            <w:r>
-              <w:rPr>
-                <w:rFonts w:cs="Times New Roman"/>
-                <w:b w:val="0"/>
-                <w:i w:val="0"/>
-                <w:kern w:val="0"/>
-                <w:sz w:val="22"/>
-                <w:lang w:val="ru-RU" w:eastAsia="ru-RU"/>
-              </w:rPr>
-              <w:t xml:space="preserve">Проверить 1.5, 1,5, 1,234.5 и 1.234,5. Все четыре формата проверены автотестами.</w:t>
+            </w:pPr>
+            <w:r>
+              <w:rPr>
+                <w:rFonts w:ascii="Times New Roman" w:hAnsi="Times New Roman"/>
+                <w:sz w:val="22"/>
+              </w:rPr>
+              <w:t>Проверены прежние форматы и 1.000.000; неправильные группы 1.00.000 отклоняются. Одиночная точка остаётся десятичной.</w:t>
             </w:r>
           </w:p>
         </w:tc>
@@ -8203,6 +9101,9 @@
             <w:right w:w="108" w:type="dxa"/>
           </w:tblCellMar>
         </w:tblPrEx>
+        <w:trPr>
+          <w:cantSplit/>
+        </w:trPr>
         <w:tc>
           <w:tcPr>
             <w:tcW w:w="572" w:type="dxa"/>
@@ -8219,7 +9120,7 @@
             </w:pPr>
             <w:r>
               <w:rPr>
-                <w:rFonts w:cs="Times New Roman"/>
+                <w:rFonts w:cs="Times New Roman" w:ascii="Times New Roman" w:hAnsi="Times New Roman"/>
                 <w:b w:val="0"/>
                 <w:i w:val="0"/>
                 <w:kern w:val="0"/>
@@ -8246,7 +9147,7 @@
             </w:pPr>
             <w:r>
               <w:rPr>
-                <w:rFonts w:cs="Times New Roman"/>
+                <w:rFonts w:cs="Times New Roman" w:ascii="Times New Roman" w:hAnsi="Times New Roman"/>
                 <w:b w:val="0"/>
                 <w:i w:val="0"/>
                 <w:kern w:val="0"/>
@@ -8263,24 +9164,16 @@
           </w:tcPr>
           <w:p>
             <w:pPr>
-              <w:widowControl/>
-              <w:spacing w:before="0" w:after="0" w:line="240" w:lineRule="auto"/>
+              <w:spacing w:line="240" w:lineRule="auto"/>
               <w:ind w:firstLine="0"/>
               <w:jc w:val="left"/>
-              <w:rPr>
-                <w:kern w:val="0"/>
-              </w:rPr>
-            </w:pPr>
-            <w:r>
-              <w:rPr>
-                <w:rFonts w:cs="Times New Roman"/>
-                <w:b w:val="0"/>
-                <w:i w:val="0"/>
-                <w:kern w:val="0"/>
-                <w:sz w:val="22"/>
-                <w:lang w:val="ru-RU" w:eastAsia="ru-RU"/>
-              </w:rPr>
-              <w:t xml:space="preserve">Проверить decimal.MaxValue + 1 и decimal.MaxValue × 2. Исключение и сообщение об ошибке проверены автотестами.</w:t>
+            </w:pPr>
+            <w:r>
+              <w:rPr>
+                <w:rFonts w:ascii="Times New Roman" w:hAnsi="Times New Roman"/>
+                <w:sz w:val="22"/>
+              </w:rPr>
+              <w:t>Проверены decimal.MaxValue + 1 и × 2: остаётся ошибка. MaxValue + 0 выводится как ≈ 7,92282E+28 без переполнения.</w:t>
             </w:r>
           </w:p>
         </w:tc>
@@ -8302,6 +9195,9 @@
             <w:right w:w="108" w:type="dxa"/>
           </w:tblCellMar>
         </w:tblPrEx>
+        <w:trPr>
+          <w:cantSplit/>
+        </w:trPr>
         <w:tc>
           <w:tcPr>
             <w:tcW w:w="572" w:type="dxa"/>
@@ -8318,7 +9214,7 @@
             </w:pPr>
             <w:r>
               <w:rPr>
-                <w:rFonts w:cs="Times New Roman"/>
+                <w:rFonts w:cs="Times New Roman" w:ascii="Times New Roman" w:hAnsi="Times New Roman"/>
                 <w:b w:val="0"/>
                 <w:i w:val="0"/>
                 <w:kern w:val="0"/>
@@ -8345,7 +9241,7 @@
             </w:pPr>
             <w:r>
               <w:rPr>
-                <w:rFonts w:cs="Times New Roman"/>
+                <w:rFonts w:cs="Times New Roman" w:ascii="Times New Roman" w:hAnsi="Times New Roman"/>
                 <w:b w:val="0"/>
                 <w:i w:val="0"/>
                 <w:kern w:val="0"/>
@@ -8372,7 +9268,7 @@
             </w:pPr>
             <w:r>
               <w:rPr>
-                <w:rFonts w:cs="Times New Roman"/>
+                <w:rFonts w:cs="Times New Roman" w:ascii="Times New Roman" w:hAnsi="Times New Roman"/>
                 <w:b w:val="0"/>
                 <w:i w:val="0"/>
                 <w:kern w:val="0"/>
@@ -8401,6 +9297,9 @@
             <w:right w:w="108" w:type="dxa"/>
           </w:tblCellMar>
         </w:tblPrEx>
+        <w:trPr>
+          <w:cantSplit/>
+        </w:trPr>
         <w:tc>
           <w:tcPr>
             <w:tcW w:w="572" w:type="dxa"/>
@@ -8417,7 +9316,7 @@
             </w:pPr>
             <w:r>
               <w:rPr>
-                <w:rFonts w:cs="Times New Roman"/>
+                <w:rFonts w:cs="Times New Roman" w:ascii="Times New Roman" w:hAnsi="Times New Roman"/>
                 <w:b w:val="0"/>
                 <w:i w:val="0"/>
                 <w:kern w:val="0"/>
@@ -8444,7 +9343,7 @@
             </w:pPr>
             <w:r>
               <w:rPr>
-                <w:rFonts w:cs="Times New Roman"/>
+                <w:rFonts w:cs="Times New Roman" w:ascii="Times New Roman" w:hAnsi="Times New Roman"/>
                 <w:b w:val="0"/>
                 <w:i w:val="0"/>
                 <w:kern w:val="0"/>
@@ -8471,7 +9370,7 @@
             </w:pPr>
             <w:r>
               <w:rPr>
-                <w:rFonts w:cs="Times New Roman"/>
+                <w:rFonts w:cs="Times New Roman" w:ascii="Times New Roman" w:hAnsi="Times New Roman"/>
                 <w:b w:val="0"/>
                 <w:i w:val="0"/>
                 <w:kern w:val="0"/>
@@ -8479,6 +9378,108 @@
                 <w:lang w:val="ru-RU" w:eastAsia="ru-RU"/>
               </w:rPr>
               <w:t xml:space="preserve">Открыть форму при масштабе 100% и 150%. Проверить поля, кнопки и сообщения об ошибках. Проверка не проведена.</w:t>
+            </w:r>
+          </w:p>
+        </w:tc>
+      </w:tr>
+      <w:tr>
+        <w:tblPrEx>
+          <w:tblBorders>
+            <w:top w:val="single" w:color="auto" w:sz="4" w:space="0"/>
+            <w:left w:val="single" w:color="auto" w:sz="4" w:space="0"/>
+            <w:bottom w:val="single" w:color="auto" w:sz="4" w:space="0"/>
+            <w:right w:val="single" w:color="auto" w:sz="4" w:space="0"/>
+            <w:insideH w:val="single" w:color="auto" w:sz="4" w:space="0"/>
+            <w:insideV w:val="single" w:color="auto" w:sz="4" w:space="0"/>
+          </w:tblBorders>
+          <w:tblCellMar>
+            <w:top w:w="0" w:type="dxa"/>
+            <w:left w:w="108" w:type="dxa"/>
+            <w:bottom w:w="0" w:type="dxa"/>
+            <w:right w:w="108" w:type="dxa"/>
+          </w:tblCellMar>
+        </w:tblPrEx>
+        <w:trPr>
+          <w:cantSplit/>
+        </w:trPr>
+        <w:tc>
+          <w:tcPr>
+            <w:tcW w:w="572" w:type="dxa"/>
+          </w:tcPr>
+          <w:p>
+            <w:pPr>
+              <w:widowControl/>
+              <w:spacing w:before="0" w:after="0" w:line="240" w:lineRule="auto"/>
+              <w:ind w:firstLine="0"/>
+              <w:jc w:val="left"/>
+              <w:rPr>
+                <w:kern w:val="0"/>
+              </w:rPr>
+            </w:pPr>
+            <w:r>
+              <w:rPr>
+                <w:rFonts w:cs="Times New Roman" w:ascii="Times New Roman" w:hAnsi="Times New Roman"/>
+                <w:b w:val="0"/>
+                <w:i w:val="0"/>
+                <w:kern w:val="0"/>
+                <w:sz w:val="22"/>
+                <w:lang w:val="ru-RU" w:eastAsia="ru-RU"/>
+              </w:rPr>
+              <w:t>Р5</w:t>
+            </w:r>
+          </w:p>
+        </w:tc>
+        <w:tc>
+          <w:tcPr>
+            <w:tcW w:w="4440" w:type="dxa"/>
+          </w:tcPr>
+          <w:p>
+            <w:pPr>
+              <w:widowControl/>
+              <w:spacing w:before="0" w:after="0" w:line="240" w:lineRule="auto"/>
+              <w:ind w:firstLine="0"/>
+              <w:jc w:val="left"/>
+              <w:rPr>
+                <w:kern w:val="0"/>
+              </w:rPr>
+            </w:pPr>
+            <w:r>
+              <w:rPr>
+                <w:rFonts w:cs="Times New Roman" w:ascii="Times New Roman" w:hAnsi="Times New Roman"/>
+                <w:b w:val="0"/>
+                <w:i w:val="0"/>
+                <w:kern w:val="0"/>
+                <w:sz w:val="22"/>
+                <w:lang w:val="ru-RU" w:eastAsia="ru-RU"/>
+              </w:rPr>
+              <w:t>Округлённый ответ можно принять за полное точное значение</w:t>
+            </w:r>
+          </w:p>
+        </w:tc>
+        <w:tc>
+          <w:tcPr>
+            <w:tcW w:w="4342" w:type="dxa"/>
+          </w:tcPr>
+          <w:p>
+            <w:pPr>
+              <w:widowControl/>
+              <w:spacing w:before="0" w:after="0" w:line="240" w:lineRule="auto"/>
+              <w:ind w:firstLine="0"/>
+              <w:jc w:val="left"/>
+              <w:rPr>
+                <w:kern w:val="0"/>
+              </w:rPr>
+            </w:pPr>
+            <w:r>
+              <w:rPr>
+                <w:rFonts w:cs="Times New Roman" w:ascii="Times New Roman" w:hAnsi="Times New Roman"/>
+                <w:b w:val="0"/>
+                <w:i w:val="0"/>
+                <w:kern w:val="0"/>
+                <w:sz w:val="22"/>
+                <w:lang w:val="ru-RU" w:eastAsia="ru-RU"/>
+              </w:rPr>
+              <w:t>Показывать знак ≈ и до 6 значащих цифр в E-записи. Проверены знак, порог, перенос разряда и культуры ru-RU / en-US. Арифметика остаётся decimal.</w:t>
             </w:r>
           </w:p>
         </w:tc>

--- a/Docs/Тест_план_Арифметический_калькулятор_v1_1.docx
+++ b/Docs/Тест_план_Арифметический_калькулятор_v1_1.docx
@@ -586,7 +586,7 @@
                 <w:sz w:val="22"/>
                 <w:lang w:val="ru-RU" w:eastAsia="ru-RU"/>
               </w:rPr>
-              <w:t xml:space="preserve">01.10.2026</w:t>
+              <w:t>06.10.2026</w:t>
             </w:r>
           </w:p>
         </w:tc>
@@ -613,7 +613,7 @@
                 <w:sz w:val="22"/>
                 <w:lang w:val="ru-RU" w:eastAsia="ru-RU"/>
               </w:rPr>
-              <w:t xml:space="preserve">1.1</w:t>
+              <w:t>1.0</w:t>
             </w:r>
           </w:p>
         </w:tc>
@@ -640,7 +640,7 @@
                 <w:sz w:val="22"/>
                 <w:lang w:val="ru-RU" w:eastAsia="ru-RU"/>
               </w:rPr>
-              <w:t xml:space="preserve">Подготовлен тест-план для калькулятора версии 1.1</w:t>
+              <w:t>Подготовлена первая редакция тест-плана для калькулятора версии 1.1</w:t>
             </w:r>
           </w:p>
         </w:tc>
@@ -667,7 +667,7 @@
                 <w:sz w:val="22"/>
                 <w:lang w:val="ru-RU" w:eastAsia="ru-RU"/>
               </w:rPr>
-              <w:t xml:space="preserve">Разработчик проекта</w:t>
+              <w:t>Разработчик проекта</w:t>
             </w:r>
           </w:p>
         </w:tc>
@@ -715,7 +715,7 @@
                 <w:sz w:val="22"/>
                 <w:lang w:val="ru-RU" w:eastAsia="ru-RU"/>
               </w:rPr>
-              <w:t>27.10.2026</w:t>
+              <w:t>13.10.2026</w:t>
             </w:r>
           </w:p>
         </w:tc>
@@ -742,7 +742,7 @@
                 <w:sz w:val="22"/>
                 <w:lang w:val="ru-RU" w:eastAsia="ru-RU"/>
               </w:rPr>
-              <w:t>1.2</w:t>
+              <w:t>1.1</w:t>
             </w:r>
           </w:p>
         </w:tc>
@@ -769,7 +769,136 @@
                 <w:sz w:val="22"/>
                 <w:lang w:val="ru-RU" w:eastAsia="ru-RU"/>
               </w:rPr>
-              <w:t>Добавлены ввод 1.000.000 и E-запись больших ответов; зафиксирован повторный прогон 43 тестов</w:t>
+              <w:t>Уточнены сценарии проверок, критерии завершения и риски</w:t>
+            </w:r>
+          </w:p>
+        </w:tc>
+        <w:tc>
+          <w:tcPr>
+            <w:tcW w:w="2504" w:type="dxa"/>
+          </w:tcPr>
+          <w:p>
+            <w:pPr>
+              <w:widowControl/>
+              <w:spacing w:before="0" w:after="0" w:line="240" w:lineRule="auto"/>
+              <w:ind w:firstLine="0"/>
+              <w:jc w:val="left"/>
+              <w:rPr>
+                <w:kern w:val="0"/>
+              </w:rPr>
+            </w:pPr>
+            <w:r>
+              <w:rPr>
+                <w:rFonts w:cs="Times New Roman" w:ascii="Times New Roman" w:hAnsi="Times New Roman"/>
+                <w:b w:val="0"/>
+                <w:i w:val="0"/>
+                <w:kern w:val="0"/>
+                <w:sz w:val="22"/>
+                <w:lang w:val="ru-RU" w:eastAsia="ru-RU"/>
+              </w:rPr>
+              <w:t>Разработчик проекта</w:t>
+            </w:r>
+          </w:p>
+        </w:tc>
+      </w:tr>
+      <w:tr>
+        <w:tblPrEx>
+          <w:tblBorders>
+            <w:top w:val="single" w:color="auto" w:sz="4" w:space="0"/>
+            <w:left w:val="single" w:color="auto" w:sz="4" w:space="0"/>
+            <w:bottom w:val="single" w:color="auto" w:sz="4" w:space="0"/>
+            <w:right w:val="single" w:color="auto" w:sz="4" w:space="0"/>
+            <w:insideH w:val="single" w:color="auto" w:sz="4" w:space="0"/>
+            <w:insideV w:val="single" w:color="auto" w:sz="4" w:space="0"/>
+          </w:tblBorders>
+          <w:tblCellMar>
+            <w:top w:w="0" w:type="dxa"/>
+            <w:left w:w="108" w:type="dxa"/>
+            <w:bottom w:w="0" w:type="dxa"/>
+            <w:right w:w="108" w:type="dxa"/>
+          </w:tblCellMar>
+        </w:tblPrEx>
+        <w:trPr>
+          <w:cantSplit/>
+        </w:trPr>
+        <w:tc>
+          <w:tcPr>
+            <w:tcW w:w="1952" w:type="dxa"/>
+          </w:tcPr>
+          <w:p>
+            <w:pPr>
+              <w:widowControl/>
+              <w:spacing w:before="0" w:after="0" w:line="240" w:lineRule="auto"/>
+              <w:ind w:firstLine="0"/>
+              <w:jc w:val="left"/>
+              <w:rPr>
+                <w:kern w:val="0"/>
+              </w:rPr>
+            </w:pPr>
+            <w:r>
+              <w:rPr>
+                <w:rFonts w:cs="Times New Roman" w:ascii="Times New Roman" w:hAnsi="Times New Roman"/>
+                <w:b w:val="0"/>
+                <w:i w:val="0"/>
+                <w:kern w:val="0"/>
+                <w:sz w:val="22"/>
+                <w:lang w:val="ru-RU" w:eastAsia="ru-RU"/>
+              </w:rPr>
+              <w:t>20.10.2026</w:t>
+            </w:r>
+          </w:p>
+        </w:tc>
+        <w:tc>
+          <w:tcPr>
+            <w:tcW w:w="1358" w:type="dxa"/>
+          </w:tcPr>
+          <w:p>
+            <w:pPr>
+              <w:widowControl/>
+              <w:spacing w:before="0" w:after="0" w:line="240" w:lineRule="auto"/>
+              <w:ind w:firstLine="0"/>
+              <w:jc w:val="left"/>
+              <w:rPr>
+                <w:kern w:val="0"/>
+              </w:rPr>
+            </w:pPr>
+            <w:r>
+              <w:rPr>
+                <w:rFonts w:cs="Times New Roman" w:ascii="Times New Roman" w:hAnsi="Times New Roman"/>
+                <w:b w:val="0"/>
+                <w:i w:val="0"/>
+                <w:kern w:val="0"/>
+                <w:sz w:val="22"/>
+                <w:lang w:val="ru-RU" w:eastAsia="ru-RU"/>
+              </w:rPr>
+              <w:t>1.2</w:t>
+            </w:r>
+          </w:p>
+        </w:tc>
+        <w:tc>
+          <w:tcPr>
+            <w:tcW w:w="3539" w:type="dxa"/>
+          </w:tcPr>
+          <w:p>
+            <w:pPr>
+              <w:widowControl/>
+              <w:spacing w:before="0" w:after="0" w:line="240" w:lineRule="auto"/>
+              <w:ind w:firstLine="0"/>
+              <w:jc w:val="left"/>
+              <w:rPr>
+                <w:kern w:val="0"/>
+              </w:rPr>
+            </w:pPr>
+            <w:r>
+              <w:rPr>
+                <w:rFonts w:cs="Times New Roman" w:ascii="Times New Roman" w:hAnsi="Times New Roman"/>
+                <w:b w:val="0"/>
+                <w:i w:val="0"/>
+                <w:kern w:val="0"/>
+                <w:sz w:val="22"/>
+                <w:lang w:val="ru-RU" w:eastAsia="ru-RU"/>
+              </w:rPr>
+              <w:t>Добавлены проверки ввода 1.000.000 и E-записи больших результатов</w:t>
             </w:r>
           </w:p>
         </w:tc>
@@ -8658,7 +8787,7 @@
                 <w:sz w:val="22"/>
                 <w:lang w:val="ru-RU" w:eastAsia="ru-RU"/>
               </w:rPr>
-              <w:t>Ввод 1.000.000 отклонялся; реализовано принятое 27.10 требование группировки</w:t>
+              <w:t>Ввод 1.000.000 отклонялся; реализовано уточнённое требование группировки</w:t>
             </w:r>
           </w:p>
         </w:tc>

--- a/Docs/Тест_план_Арифметический_калькулятор_v1_1.docx
+++ b/Docs/Тест_план_Арифметический_калькулятор_v1_1.docx
@@ -112,7 +112,7 @@
           <w:sz w:val="28"/>
           <w:lang w:val="ru-RU" w:eastAsia="ru-RU"/>
         </w:rPr>
-        <w:t xml:space="preserve"> 01.10.2026</w:t>
+        <w:t xml:space="preserve"> 20.10.2026</w:t>
       </w:r>
     </w:p>
     <w:p>
@@ -347,7 +347,7 @@
                 <w:sz w:val="22"/>
                 <w:lang w:val="ru-RU" w:eastAsia="ru-RU"/>
               </w:rPr>
-              <w:t xml:space="preserve">Дата: 01.10.2026</w:t>
+              <w:t>Дата: 20.10.2026</w:t>
             </w:r>
             <w:r>
               <w:rPr>
@@ -4043,108 +4043,6 @@
                 <w:lang w:val="ru-RU" w:eastAsia="ru-RU"/>
               </w:rPr>
               <w:t xml:space="preserve">MSTest и ручной прогон</w:t>
-            </w:r>
-          </w:p>
-        </w:tc>
-      </w:tr>
-      <w:tr>
-        <w:tblPrEx>
-          <w:tblBorders>
-            <w:top w:val="single" w:color="auto" w:sz="4" w:space="0"/>
-            <w:left w:val="single" w:color="auto" w:sz="4" w:space="0"/>
-            <w:bottom w:val="single" w:color="auto" w:sz="4" w:space="0"/>
-            <w:right w:val="single" w:color="auto" w:sz="4" w:space="0"/>
-            <w:insideH w:val="single" w:color="auto" w:sz="4" w:space="0"/>
-            <w:insideV w:val="single" w:color="auto" w:sz="4" w:space="0"/>
-          </w:tblBorders>
-          <w:tblCellMar>
-            <w:top w:w="0" w:type="dxa"/>
-            <w:left w:w="108" w:type="dxa"/>
-            <w:bottom w:w="0" w:type="dxa"/>
-            <w:right w:w="108" w:type="dxa"/>
-          </w:tblCellMar>
-        </w:tblPrEx>
-        <w:trPr>
-          <w:cantSplit/>
-        </w:trPr>
-        <w:tc>
-          <w:tcPr>
-            <w:tcW w:w="3029" w:type="dxa"/>
-          </w:tcPr>
-          <w:p>
-            <w:pPr>
-              <w:widowControl/>
-              <w:spacing w:before="0" w:after="0" w:line="240" w:lineRule="auto"/>
-              <w:ind w:firstLine="0"/>
-              <w:jc w:val="left"/>
-              <w:rPr>
-                <w:kern w:val="0"/>
-              </w:rPr>
-            </w:pPr>
-            <w:r>
-              <w:rPr>
-                <w:rFonts w:cs="Times New Roman" w:ascii="Times New Roman" w:hAnsi="Times New Roman"/>
-                <w:b w:val="0"/>
-                <w:i w:val="0"/>
-                <w:kern w:val="0"/>
-                <w:sz w:val="22"/>
-                <w:lang w:val="ru-RU" w:eastAsia="ru-RU"/>
-              </w:rPr>
-              <w:t xml:space="preserve">Регрессионное тестирование</w:t>
-            </w:r>
-          </w:p>
-        </w:tc>
-        <w:tc>
-          <w:tcPr>
-            <w:tcW w:w="3484" w:type="dxa"/>
-          </w:tcPr>
-          <w:p>
-            <w:pPr>
-              <w:widowControl/>
-              <w:spacing w:before="0" w:after="0" w:line="240" w:lineRule="auto"/>
-              <w:ind w:firstLine="0"/>
-              <w:jc w:val="left"/>
-              <w:rPr>
-                <w:kern w:val="0"/>
-              </w:rPr>
-            </w:pPr>
-            <w:r>
-              <w:rPr>
-                <w:rFonts w:cs="Times New Roman" w:ascii="Times New Roman" w:hAnsi="Times New Roman"/>
-                <w:b w:val="0"/>
-                <w:i w:val="0"/>
-                <w:kern w:val="0"/>
-                <w:sz w:val="22"/>
-                <w:lang w:val="ru-RU" w:eastAsia="ru-RU"/>
-              </w:rPr>
-              <w:t xml:space="preserve">Все ранее исправленные случаи</w:t>
-            </w:r>
-          </w:p>
-        </w:tc>
-        <w:tc>
-          <w:tcPr>
-            <w:tcW w:w="2841" w:type="dxa"/>
-          </w:tcPr>
-          <w:p>
-            <w:pPr>
-              <w:widowControl/>
-              <w:spacing w:before="0" w:after="0" w:line="240" w:lineRule="auto"/>
-              <w:ind w:firstLine="0"/>
-              <w:jc w:val="left"/>
-              <w:rPr>
-                <w:kern w:val="0"/>
-              </w:rPr>
-            </w:pPr>
-            <w:r>
-              <w:rPr>
-                <w:rFonts w:cs="Times New Roman" w:ascii="Times New Roman" w:hAnsi="Times New Roman"/>
-                <w:b w:val="0"/>
-                <w:i w:val="0"/>
-                <w:kern w:val="0"/>
-                <w:sz w:val="22"/>
-                <w:lang w:val="ru-RU" w:eastAsia="ru-RU"/>
-              </w:rPr>
-              <w:t xml:space="preserve">dotnet test SoftwareTesting.sln</w:t>
             </w:r>
           </w:p>
         </w:tc>

--- a/Docs/Тест_план_Арифметический_калькулятор_v1_1.docx
+++ b/Docs/Тест_план_Арифметический_калькулятор_v1_1.docx
@@ -8814,7 +8814,7 @@
                 <w:sz w:val="22"/>
                 <w:lang w:val="ru-RU" w:eastAsia="ru-RU"/>
               </w:rPr>
-              <w:t>Крупный допустимый ответ выводился полностью; реализована согласованная E-запись</w:t>
+              <w:t>Крупный допустимый ответ выводился полностью; реализована E-запись</w:t>
             </w:r>
           </w:p>
         </w:tc>
@@ -8852,23 +8852,6 @@
         <w:spacing w:before="0" w:after="120" w:line="240" w:lineRule="auto"/>
         <w:ind w:firstLine="0"/>
       </w:pPr>
-    </w:p>
-    <w:p>
-      <w:pPr>
-        <w:spacing w:before="0" w:after="120" w:line="240" w:lineRule="auto"/>
-        <w:ind w:firstLine="709"/>
-        <w:jc w:val="both"/>
-      </w:pPr>
-      <w:r>
-        <w:rPr>
-          <w:rFonts w:cs="Times New Roman"/>
-          <w:b w:val="0"/>
-          <w:i w:val="0"/>
-          <w:sz w:val="28"/>
-          <w:lang w:val="ru-RU" w:eastAsia="ru-RU"/>
-        </w:rPr>
-        <w:t>Повторный прогон 27.10.2026: 43 из 43 автоматических тестов пройдены на коммите 67733b7. До реализации новых требований на коммите b2914d3 проходил 31 тест, 12 не проходили. Данные, ожидаемые и фактические результаты приведены в отдельном протоколе от 27.10.2026. Ручная проверка масштаба Windows 100% и 150% не проведена.</w:t>
-      </w:r>
     </w:p>
     <w:p>
       <w:pPr>
@@ -9506,7 +9489,7 @@
                 <w:sz w:val="22"/>
                 <w:lang w:val="ru-RU" w:eastAsia="ru-RU"/>
               </w:rPr>
-              <w:t>Показывать знак ≈ и до 6 значащих цифр в E-записи. Проверены знак, порог, перенос разряда и культуры ru-RU / en-US. Арифметика остаётся decimal.</w:t>
+              <w:t>Показывать знак ≈ и до 6 значащих цифр в E-записи.</w:t>
             </w:r>
           </w:p>
         </w:tc>

--- a/Docs/Тест_план_Арифметический_калькулятор_v1_1.docx
+++ b/Docs/Тест_план_Арифметический_калькулятор_v1_1.docx
@@ -4047,6 +4047,100 @@
           </w:p>
         </w:tc>
       </w:tr>
+      <w:tr>
+        <w:tblPrEx>
+          <w:tblBorders>
+            <w:top w:val="single" w:color="auto" w:sz="4" w:space="0"/>
+            <w:left w:val="single" w:color="auto" w:sz="4" w:space="0"/>
+            <w:bottom w:val="single" w:color="auto" w:sz="4" w:space="0"/>
+            <w:right w:val="single" w:color="auto" w:sz="4" w:space="0"/>
+            <w:insideH w:val="single" w:color="auto" w:sz="4" w:space="0"/>
+            <w:insideV w:val="single" w:color="auto" w:sz="4" w:space="0"/>
+          </w:tblBorders>
+          <w:tblCellMar>
+            <w:top w:w="0" w:type="dxa"/>
+            <w:left w:w="108" w:type="dxa"/>
+            <w:bottom w:w="0" w:type="dxa"/>
+            <w:right w:w="108" w:type="dxa"/>
+          </w:tblCellMar>
+        </w:tblPrEx>
+        <w:trPr>
+          <w:cantSplit/>
+        </w:trPr>
+        <w:tc>
+          <w:tcPr>
+            <w:tcW w:w="3029" w:type="dxa"/>
+          </w:tcPr>
+          <w:p>
+            <w:pPr>
+              <w:widowControl/>
+              <w:spacing w:before="0" w:after="0" w:line="240" w:lineRule="auto"/>
+              <w:ind w:firstLine="0"/>
+              <w:jc w:val="left"/>
+              <w:rPr>
+                <w:kern w:val="0"/>
+              </w:rPr>
+            </w:pPr>
+            <w:r>
+              <w:rPr>
+                <w:rFonts w:cs="Times New Roman" w:ascii="Times New Roman" w:hAnsi="Times New Roman"/>
+                <w:b w:val="0"/>
+                <w:i w:val="0"/>
+                <w:kern w:val="0"/>
+                <w:sz w:val="22"/>
+                <w:lang w:val="ru-RU" w:eastAsia="ru-RU"/>
+              </w:rPr>
+              <w:t xml:space="preserve">Регрессионное тестирование</w:t>
+            </w:r>
+          </w:p>
+        </w:tc>
+        <w:tc>
+          <w:tcPr>
+            <w:tcW w:w="3484" w:type="dxa"/>
+          </w:tcPr>
+          <w:p>
+            <w:pPr>
+              <w:spacing w:line="240" w:lineRule="auto"/>
+              <w:ind w:firstLine="0"/>
+              <w:jc w:val="left"/>
+            </w:pPr>
+            <w:r>
+              <w:rPr>
+                <w:rFonts w:ascii="Times New Roman" w:hAnsi="Times New Roman"/>
+                <w:sz w:val="22"/>
+              </w:rPr>
+              <w:t>Ранее исправленные дефекты</w:t>
+            </w:r>
+          </w:p>
+        </w:tc>
+        <w:tc>
+          <w:tcPr>
+            <w:tcW w:w="2841" w:type="dxa"/>
+          </w:tcPr>
+          <w:p>
+            <w:pPr>
+              <w:widowControl/>
+              <w:spacing w:before="0" w:after="0" w:line="240" w:lineRule="auto"/>
+              <w:ind w:firstLine="0"/>
+              <w:jc w:val="left"/>
+              <w:rPr>
+                <w:kern w:val="0"/>
+              </w:rPr>
+            </w:pPr>
+            <w:r>
+              <w:rPr>
+                <w:rFonts w:cs="Times New Roman" w:ascii="Times New Roman" w:hAnsi="Times New Roman"/>
+                <w:b w:val="0"/>
+                <w:i w:val="0"/>
+                <w:kern w:val="0"/>
+                <w:sz w:val="22"/>
+                <w:lang w:val="ru-RU" w:eastAsia="ru-RU"/>
+              </w:rPr>
+              <w:t xml:space="preserve">Полный прогон набора после каждого исправления</w:t>
+            </w:r>
+          </w:p>
+        </w:tc>
+      </w:tr>
     </w:tbl>
     <w:p>
       <w:pPr>
@@ -7954,7 +8048,7 @@
                 <w:rFonts w:ascii="Times New Roman" w:hAnsi="Times New Roman"/>
                 <w:sz w:val="22"/>
               </w:rPr>
-              <w:t>Добавлено</w:t>
+              <w:t>Закрыт</w:t>
             </w:r>
           </w:p>
         </w:tc>
@@ -8067,7 +8161,7 @@
                 <w:rFonts w:ascii="Times New Roman" w:hAnsi="Times New Roman"/>
                 <w:sz w:val="22"/>
               </w:rPr>
-              <w:t>Добавлено</w:t>
+              <w:t>Закрыт</w:t>
             </w:r>
           </w:p>
         </w:tc>
@@ -9333,109 +9427,7 @@
                 <w:sz w:val="22"/>
                 <w:lang w:val="ru-RU" w:eastAsia="ru-RU"/>
               </w:rPr>
-              <w:t xml:space="preserve">Р4</w:t>
-            </w:r>
-          </w:p>
-        </w:tc>
-        <w:tc>
-          <w:tcPr>
-            <w:tcW w:w="4440" w:type="dxa"/>
-          </w:tcPr>
-          <w:p>
-            <w:pPr>
-              <w:widowControl/>
-              <w:spacing w:before="0" w:after="0" w:line="240" w:lineRule="auto"/>
-              <w:ind w:firstLine="0"/>
-              <w:jc w:val="left"/>
-              <w:rPr>
-                <w:kern w:val="0"/>
-              </w:rPr>
-            </w:pPr>
-            <w:r>
-              <w:rPr>
-                <w:rFonts w:cs="Times New Roman" w:ascii="Times New Roman" w:hAnsi="Times New Roman"/>
-                <w:b w:val="0"/>
-                <w:i w:val="0"/>
-                <w:kern w:val="0"/>
-                <w:sz w:val="22"/>
-                <w:lang w:val="ru-RU" w:eastAsia="ru-RU"/>
-              </w:rPr>
-              <w:t xml:space="preserve">При увеличении масштаба Windows текст или кнопки могут обрезаться</w:t>
-            </w:r>
-          </w:p>
-        </w:tc>
-        <w:tc>
-          <w:tcPr>
-            <w:tcW w:w="4342" w:type="dxa"/>
-          </w:tcPr>
-          <w:p>
-            <w:pPr>
-              <w:widowControl/>
-              <w:spacing w:before="0" w:after="0" w:line="240" w:lineRule="auto"/>
-              <w:ind w:firstLine="0"/>
-              <w:jc w:val="left"/>
-              <w:rPr>
-                <w:kern w:val="0"/>
-              </w:rPr>
-            </w:pPr>
-            <w:r>
-              <w:rPr>
-                <w:rFonts w:cs="Times New Roman" w:ascii="Times New Roman" w:hAnsi="Times New Roman"/>
-                <w:b w:val="0"/>
-                <w:i w:val="0"/>
-                <w:kern w:val="0"/>
-                <w:sz w:val="22"/>
-                <w:lang w:val="ru-RU" w:eastAsia="ru-RU"/>
-              </w:rPr>
-              <w:t xml:space="preserve">Открыть форму при масштабе 100% и 150%. Проверить поля, кнопки и сообщения об ошибках. Проверка не проведена.</w:t>
-            </w:r>
-          </w:p>
-        </w:tc>
-      </w:tr>
-      <w:tr>
-        <w:tblPrEx>
-          <w:tblBorders>
-            <w:top w:val="single" w:color="auto" w:sz="4" w:space="0"/>
-            <w:left w:val="single" w:color="auto" w:sz="4" w:space="0"/>
-            <w:bottom w:val="single" w:color="auto" w:sz="4" w:space="0"/>
-            <w:right w:val="single" w:color="auto" w:sz="4" w:space="0"/>
-            <w:insideH w:val="single" w:color="auto" w:sz="4" w:space="0"/>
-            <w:insideV w:val="single" w:color="auto" w:sz="4" w:space="0"/>
-          </w:tblBorders>
-          <w:tblCellMar>
-            <w:top w:w="0" w:type="dxa"/>
-            <w:left w:w="108" w:type="dxa"/>
-            <w:bottom w:w="0" w:type="dxa"/>
-            <w:right w:w="108" w:type="dxa"/>
-          </w:tblCellMar>
-        </w:tblPrEx>
-        <w:trPr>
-          <w:cantSplit/>
-        </w:trPr>
-        <w:tc>
-          <w:tcPr>
-            <w:tcW w:w="572" w:type="dxa"/>
-          </w:tcPr>
-          <w:p>
-            <w:pPr>
-              <w:widowControl/>
-              <w:spacing w:before="0" w:after="0" w:line="240" w:lineRule="auto"/>
-              <w:ind w:firstLine="0"/>
-              <w:jc w:val="left"/>
-              <w:rPr>
-                <w:kern w:val="0"/>
-              </w:rPr>
-            </w:pPr>
-            <w:r>
-              <w:rPr>
-                <w:rFonts w:cs="Times New Roman" w:ascii="Times New Roman" w:hAnsi="Times New Roman"/>
-                <w:b w:val="0"/>
-                <w:i w:val="0"/>
-                <w:kern w:val="0"/>
-                <w:sz w:val="22"/>
-                <w:lang w:val="ru-RU" w:eastAsia="ru-RU"/>
-              </w:rPr>
-              <w:t>Р5</w:t>
+              <w:t>Р4</w:t>
             </w:r>
           </w:p>
         </w:tc>
